--- a/대본/4부/07화_Webinar.docx
+++ b/대본/4부/07화_Webinar.docx
@@ -2,7 +2,7 @@
 <file path=word/document.xml><?xml version="1.0" encoding="utf-8"?>
 <w:document xmlns:w="http://schemas.openxmlformats.org/wordprocessingml/2006/main" xmlns:m="http://schemas.openxmlformats.org/officeDocument/2006/math" xmlns:r="http://schemas.openxmlformats.org/officeDocument/2006/relationships" xmlns:o="urn:schemas-microsoft-com:office:office" xmlns:v="urn:schemas-microsoft-com:vml" xmlns:w10="urn:schemas-microsoft-com:office:word" xmlns:a="http://schemas.openxmlformats.org/drawingml/2006/main" xmlns:pic="http://schemas.openxmlformats.org/drawingml/2006/picture" xmlns:wp="http://schemas.openxmlformats.org/drawingml/2006/wordprocessingDrawing">
   <w:body>
-    <w:bookmarkStart w:id="31" w:name="ship-it-4부-7화"/>
+    <w:bookmarkStart w:id="32" w:name="ship-it-4부-7화"/>
     <w:p>
       <w:pPr>
         <w:pStyle w:val="Heading1"/>
@@ -65,7 +65,7 @@
         <w:t xml:space="preserve"> </w:t>
       </w:r>
       <w:r>
-        <w:t xml:space="preserve">- 규칙: 지문 없음. 전 화 100% 「화자명: 대사」. 1턴 15단어 이내. 채팅 질문은 Ava가 읽음.</w:t>
+        <w:t xml:space="preserve">- 규칙: 지문 없음. 전 화 100% 「화자명: 대사」. 1턴 15단어 이내 + 긴 턴 10~15회(25~35단어). 채팅 질문은 Ava가 읽음.</w:t>
       </w:r>
       <w:r>
         <w:t xml:space="preserve"> </w:t>
@@ -283,13 +283,13 @@
         </w:numPr>
       </w:pPr>
       <w:r>
-        <w:t xml:space="preserve">ZOE: On the screen, you see yourself. In the lens, they see you.</w:t>
-      </w:r>
-      <w:r>
-        <w:t xml:space="preserve"> </w:t>
-      </w:r>
-      <w:r>
-        <w:t xml:space="preserve">조이: 화면에선 당신이 당신을 봐요. 렌즈에선 그들이 당신을 보고요.</w:t>
+        <w:t xml:space="preserve">ZOE: On the screen, you see yourself, and you’ll start fixing your hair. In the lens, they see you looking right at them, so it feels like a real conversation.</w:t>
+      </w:r>
+      <w:r>
+        <w:t xml:space="preserve"> </w:t>
+      </w:r>
+      <w:r>
+        <w:t xml:space="preserve">조이: 화면을 보면 당신이 당신을 보게 되고, 머리를 만지기 시작할 거예요. 렌즈를 보면 그들은 당신이 자기를 똑바로 본다고 느껴서, 진짜 대화처럼 느껴져요.</w:t>
       </w:r>
     </w:p>
     <w:p>
@@ -375,13 +375,13 @@
         </w:numPr>
       </w:pPr>
       <w:r>
-        <w:t xml:space="preserve">ELENA: Through medical information. Not sales. In writing.</w:t>
-      </w:r>
-      <w:r>
-        <w:t xml:space="preserve"> </w:t>
-      </w:r>
-      <w:r>
-        <w:t xml:space="preserve">엘레나: 의학 정보팀을 통해서요. 영업 말고. 서면으로.</w:t>
+        <w:t xml:space="preserve">ELENA: Through medical information, not sales, and always in writing. If a sales rep answers an off-label question, it looks like promotion, and that’s a regulatory problem we don’t need.</w:t>
+      </w:r>
+      <w:r>
+        <w:t xml:space="preserve"> </w:t>
+      </w:r>
+      <w:r>
+        <w:t xml:space="preserve">엘레나: 영업 말고 의학 정보팀을 통해서, 그리고 항상 서면으로요. 영업 사원이 오프라벨 질문에 답하면 판촉처럼 보이고, 그건 우리한테 필요 없는 규제 문제예요.</w:t>
       </w:r>
     </w:p>
     <w:p>
@@ -1210,13 +1210,13 @@
         </w:numPr>
       </w:pPr>
       <w:r>
-        <w:t xml:space="preserve">ELENA: Because your brain shuts down under stress. Two words get through.</w:t>
-      </w:r>
-      <w:r>
-        <w:t xml:space="preserve"> </w:t>
-      </w:r>
-      <w:r>
-        <w:t xml:space="preserve">엘레나: 스트레스를 받으면 뇌가 멈추니까요. 두 단어는 통과해요.</w:t>
+        <w:t xml:space="preserve">ELENA: Because your brain shuts down under stress. You can’t read a paragraph when your hands are shaking, but two short words still get through. That’s why the card is so simple.</w:t>
+      </w:r>
+      <w:r>
+        <w:t xml:space="preserve"> </w:t>
+      </w:r>
+      <w:r>
+        <w:t xml:space="preserve">엘레나: 스트레스를 받으면 뇌가 멈추니까요. 손이 떨릴 땐 한 문단을 읽을 수 없지만, 짧은 두 단어는 여전히 통과해요. 그래서 카드가 이렇게 단순한 거예요.</w:t>
       </w:r>
     </w:p>
     <w:p>
@@ -1324,13 +1324,13 @@
         </w:numPr>
       </w:pPr>
       <w:r>
-        <w:t xml:space="preserve">TASHA: Because your voice tells your hands to move. It breaks the freeze.</w:t>
-      </w:r>
-      <w:r>
-        <w:t xml:space="preserve"> </w:t>
-      </w:r>
-      <w:r>
-        <w:t xml:space="preserve">타샤: 목소리가 손에게 움직이라고 말하거든요. 얼어붙은 걸 깨 줘요.</w:t>
+        <w:t xml:space="preserve">TASHA: Because your voice tells your hands to move. When you say it out loud, it breaks the freeze, and if anyone is nearby, they hear you and come running.</w:t>
+      </w:r>
+      <w:r>
+        <w:t xml:space="preserve"> </w:t>
+      </w:r>
+      <w:r>
+        <w:t xml:space="preserve">타샤: 목소리가 손에게 움직이라고 말하거든요. 소리 내서 말하면 얼어붙은 게 깨지고, 근처에 누가 있으면 그 사람이 듣고 달려와요.</w:t>
       </w:r>
     </w:p>
     <w:p>
@@ -1428,13 +1428,13 @@
         </w:numPr>
       </w:pPr>
       <w:r>
-        <w:t xml:space="preserve">ZOE: Leave it. The card is better. Real beats polished.</w:t>
-      </w:r>
-      <w:r>
-        <w:t xml:space="preserve"> </w:t>
-      </w:r>
-      <w:r>
-        <w:t xml:space="preserve">조이: 그냥 둬요. 카드가 더 나아요. 진짜가 매끈한 걸 이겨요.</w:t>
+        <w:t xml:space="preserve">ZOE: Leave it. Honestly, the card is better. It’s the same card they’ll tape on their wall tomorrow, so they’re learning from the real thing. Real beats polished, every time.</w:t>
+      </w:r>
+      <w:r>
+        <w:t xml:space="preserve"> </w:t>
+      </w:r>
+      <w:r>
+        <w:t xml:space="preserve">조이: 그냥 둬요. 솔직히 카드가 더 나아요. 내일 그들이 벽에 붙일 바로 그 카드니까, 진짜를 보면서 배우는 거죠. 진짜는 언제나 매끈한 걸 이겨요.</w:t>
       </w:r>
     </w:p>
     <w:p>
@@ -1503,13 +1503,13 @@
         </w:numPr>
       </w:pPr>
       <w:r>
-        <w:t xml:space="preserve">AVA: Sixty-four questions. I’ll pick the most common ones first.</w:t>
-      </w:r>
-      <w:r>
-        <w:t xml:space="preserve"> </w:t>
-      </w:r>
-      <w:r>
-        <w:t xml:space="preserve">에이바: 질문 64개. 가장 많은 것부터 고를게요.</w:t>
+        <w:t xml:space="preserve">AVA: Sixty-four questions so far. Lots of them are the same question in different words, so I’ll group them and pick the most common ones first. That saves time.</w:t>
+      </w:r>
+      <w:r>
+        <w:t xml:space="preserve"> </w:t>
+      </w:r>
+      <w:r>
+        <w:t xml:space="preserve">에이바: 지금까지 질문 64개예요. 상당수가 표현만 다른 같은 질문이라, 묶어서 가장 많은 것부터 고를게요. 그러면 시간이 절약돼요.</w:t>
       </w:r>
     </w:p>
     <w:p>
@@ -1658,13 +1658,13 @@
         </w:numPr>
       </w:pPr>
       <w:r>
-        <w:t xml:space="preserve">ELENA: Great question. It’s rare. But ask about bee sting allergies. Before you inject.</w:t>
-      </w:r>
-      <w:r>
-        <w:t xml:space="preserve"> </w:t>
-      </w:r>
-      <w:r>
-        <w:t xml:space="preserve">엘레나: 좋은 질문이에요. 드물어요. 하지만 시술 전에 벌 쏘임 알레르기를 물어보세요.</w:t>
+        <w:t xml:space="preserve">ELENA: Great question. It’s rare, but it does happen. So before you inject, ask about bee sting allergies, because bee venom contains the same enzyme. Then you’re prepared, not surprised.</w:t>
+      </w:r>
+      <w:r>
+        <w:t xml:space="preserve"> </w:t>
+      </w:r>
+      <w:r>
+        <w:t xml:space="preserve">엘레나: 좋은 질문이에요. 드물지만 실제로 일어나요. 그러니 시술 전에 벌 쏘임 알레르기를 물어보세요. 벌독에 같은 효소가 들어 있거든요. 그러면 놀라지 않고 대비할 수 있어요.</w:t>
       </w:r>
     </w:p>
     <w:p>
@@ -1733,13 +1733,13 @@
         </w:numPr>
       </w:pPr>
       <w:r>
-        <w:t xml:space="preserve">TASHA: Yes. For everyone. Our CEO failed his first role play. In ten seconds.</w:t>
-      </w:r>
-      <w:r>
-        <w:t xml:space="preserve"> </w:t>
-      </w:r>
-      <w:r>
-        <w:t xml:space="preserve">타샤: 네. 모두에게요. 우리 CEO는 첫 롤플레이에서 떨어졌어요. 10초 만에.</w:t>
+        <w:t xml:space="preserve">TASHA: Yes, for everyone, no exceptions. Experience helps, but stress doesn’t care how many years you’ve injected. Our CEO failed his first role play, and he failed it in ten seconds.</w:t>
+      </w:r>
+      <w:r>
+        <w:t xml:space="preserve"> </w:t>
+      </w:r>
+      <w:r>
+        <w:t xml:space="preserve">타샤: 네, 모두에게요, 예외 없이. 경험은 도움이 되지만, 스트레스는 몇 년을 시술했는지 신경 쓰지 않아요. 우리 CEO도 첫 롤플레이에서 떨어졌어요. 그것도 10초 만에요.</w:t>
       </w:r>
     </w:p>
     <w:p>
@@ -2080,13 +2080,13 @@
         </w:numPr>
       </w:pPr>
       <w:r>
-        <w:t xml:space="preserve">ELENA: We admit it’s not proven. That’s different. We measured speed. Honestly.</w:t>
-      </w:r>
-      <w:r>
-        <w:t xml:space="preserve"> </w:t>
-      </w:r>
-      <w:r>
-        <w:t xml:space="preserve">엘레나: 입증되지 않았다고 인정하는 거예요. 그건 달라요. 우린 속도를 측정했어요. 정직하게.</w:t>
+        <w:t xml:space="preserve">ELENA: No, we admit it’s not proven, and that’s different. Not proven means we haven’t studied patient outcomes yet. What we measured was speed, and we reported it honestly, small study included.</w:t>
+      </w:r>
+      <w:r>
+        <w:t xml:space="preserve"> </w:t>
+      </w:r>
+      <w:r>
+        <w:t xml:space="preserve">엘레나: 아니요, 입증되지 않았다고 인정하는 거고, 그건 달라요. 입증되지 않았다는 건 환자 결과를 아직 연구하지 않았다는 뜻이에요. 우리가 측정한 건 속도였고, 작은 연구라는 점까지 포함해 정직하게 보고했어요.</w:t>
       </w:r>
     </w:p>
     <w:p>
@@ -2189,13 +2189,13 @@
         </w:numPr>
       </w:pPr>
       <w:r>
-        <w:t xml:space="preserve">ZOE: No. Never call out a name. Answer the question. For everyone else.</w:t>
-      </w:r>
-      <w:r>
-        <w:t xml:space="preserve"> </w:t>
-      </w:r>
-      <w:r>
-        <w:t xml:space="preserve">조이: 아니요. 절대 이름을 지목하지 마요. 질문에 답해요. 다른 모든 사람을 위해.</w:t>
+        <w:t xml:space="preserve">ZOE: No. Never call out a name, even if you’re right. If we attack him, we look defensive. Just answer the question clearly, for everyone else who’s watching.</w:t>
+      </w:r>
+      <w:r>
+        <w:t xml:space="preserve"> </w:t>
+      </w:r>
+      <w:r>
+        <w:t xml:space="preserve">조이: 아니요. 맞더라도 절대 이름을 지목하지 마요. 우리가 공격하면 방어적으로 보여요. 그냥 질문에 분명하게 답해요. 보고 있는 다른 모든 사람을 위해서요.</w:t>
       </w:r>
     </w:p>
     <w:p>
@@ -2652,13 +2652,13 @@
         </w:numPr>
       </w:pPr>
       <w:r>
-        <w:t xml:space="preserve">ELENA: Please report it. To the manufacturer. And to FDA MedWatch. Even if it ended well.</w:t>
-      </w:r>
-      <w:r>
-        <w:t xml:space="preserve"> </w:t>
-      </w:r>
-      <w:r>
-        <w:t xml:space="preserve">엘레나: 보고해 주세요. 제조사에. 그리고 FDA 메드워치에. 잘 끝났더라도요.</w:t>
+        <w:t xml:space="preserve">ELENA: Please report it, to the manufacturer and to FDA MedWatch, even if it ended well. A good outcome is still an adverse event, so it still needs to be on the record.</w:t>
+      </w:r>
+      <w:r>
+        <w:t xml:space="preserve"> </w:t>
+      </w:r>
+      <w:r>
+        <w:t xml:space="preserve">엘레나: 보고해 주세요. 제조사와 FDA 메드워치에요. 잘 끝났더라도요. 결과가 좋아도 이상사례는 이상사례라서, 여전히 기록으로 남아야 해요.</w:t>
       </w:r>
     </w:p>
     <w:p>
@@ -2761,13 +2761,13 @@
         </w:numPr>
       </w:pPr>
       <w:r>
-        <w:t xml:space="preserve">ELENA: No. One story isn’t data. And it wasn’t even our product.</w:t>
-      </w:r>
-      <w:r>
-        <w:t xml:space="preserve"> </w:t>
-      </w:r>
-      <w:r>
-        <w:t xml:space="preserve">엘레나: 안 돼요. 이야기 하나는 데이터가 아니에요. 게다가 우리 제품도 아니었고요.</w:t>
+        <w:t xml:space="preserve">ELENA: No. One story isn’t data, however moving it is. And it wasn’t even our product. If we use a nurse’s emergency to sell syringes, we lose the trust we earned tonight.</w:t>
+      </w:r>
+      <w:r>
+        <w:t xml:space="preserve"> </w:t>
+      </w:r>
+      <w:r>
+        <w:t xml:space="preserve">엘레나: 안 돼요. 아무리 감동적이어도 이야기 하나는 데이터가 아니에요. 게다가 우리 제품도 아니었고요. 간호사의 응급 상황을 주사기 파는 데 쓰면, 오늘 밤 얻은 신뢰를 잃어요.</w:t>
       </w:r>
     </w:p>
     <w:p>
@@ -2992,13 +2992,13 @@
         </w:numPr>
       </w:pPr>
       <w:r>
-        <w:t xml:space="preserve">ZOE: Seventy-eight percent stayed. For a webinar, that’s very high.</w:t>
-      </w:r>
-      <w:r>
-        <w:t xml:space="preserve"> </w:t>
-      </w:r>
-      <w:r>
-        <w:t xml:space="preserve">조이: 78퍼센트가 남았어요. 웨비나치고 아주 높아요.</w:t>
+        <w:t xml:space="preserve">ZOE: Seventy-eight percent stayed to the end. For a webinar, that’s very high, because most people leave after twenty minutes. And remember, we lost our sound and our video.</w:t>
+      </w:r>
+      <w:r>
+        <w:t xml:space="preserve"> </w:t>
+      </w:r>
+      <w:r>
+        <w:t xml:space="preserve">조이: 78퍼센트가 끝까지 남았어요. 웨비나치고 아주 높아요. 보통은 20분 지나면 나가거든요. 그리고 기억해요, 우리 소리도 영상도 끊겼었잖아요.</w:t>
       </w:r>
     </w:p>
     <w:p>
@@ -3164,13 +3164,13 @@
         </w:numPr>
       </w:pPr>
       <w:r>
-        <w:t xml:space="preserve">TASHA: Four years ago, I couldn’t help one girl fast enough. Tonight, I helped someone. Remotely.</w:t>
-      </w:r>
-      <w:r>
-        <w:t xml:space="preserve"> </w:t>
-      </w:r>
-      <w:r>
-        <w:t xml:space="preserve">타샤: 4년 전엔 한 여자아이를 충분히 빨리 돕지 못했어요. 오늘 밤엔 누군가를 도왔어요. 원격으로.</w:t>
+        <w:t xml:space="preserve">TASHA: Four years ago, I couldn’t help one girl fast enough, and I’ve carried that ever since. Tonight, I helped someone I’ve never met, in Ohio, through a card and a camera.</w:t>
+      </w:r>
+      <w:r>
+        <w:t xml:space="preserve"> </w:t>
+      </w:r>
+      <w:r>
+        <w:t xml:space="preserve">타샤: 4년 전엔 한 여자아이를 충분히 빨리 돕지 못했고, 그 뒤로 계속 그걸 안고 살았어요. 오늘 밤엔 만난 적도 없는 오하이오의 누군가를 카드 한 장과 카메라로 도왔어요.</w:t>
       </w:r>
     </w:p>
     <w:p>
@@ -3250,7 +3250,7 @@
     </w:p>
     <w:bookmarkEnd w:id="25"/>
     <w:bookmarkEnd w:id="26"/>
-    <w:bookmarkStart w:id="30" w:name="학습-부록"/>
+    <w:bookmarkStart w:id="31" w:name="학습-부록"/>
     <w:p>
       <w:pPr>
         <w:pStyle w:val="Heading2"/>
@@ -4411,8 +4411,298 @@
       </w:r>
     </w:p>
     <w:bookmarkEnd w:id="29"/>
+    <w:bookmarkStart w:id="30" w:name="긴-발화-분석"/>
+    <w:p>
+      <w:pPr>
+        <w:pStyle w:val="Heading3"/>
+      </w:pPr>
+      <w:r>
+        <w:t xml:space="preserve">④ 긴 발화 분석</w:t>
+      </w:r>
+    </w:p>
+    <w:p>
+      <w:pPr>
+        <w:pStyle w:val="BlockText"/>
+      </w:pPr>
+      <w:r>
+        <w:rPr>
+          <w:bCs/>
+          <w:b/>
+        </w:rPr>
+        <w:t xml:space="preserve">75턴 ZOE:</w:t>
+      </w:r>
+      <w:r>
+        <w:t xml:space="preserve"> </w:t>
+      </w:r>
+      <w:r>
+        <w:t xml:space="preserve">“</w:t>
+      </w:r>
+      <w:r>
+        <w:t xml:space="preserve">No. Never call out a name, even if you’re right. If we attack him, we look defensive. Just answer the question clearly, for everyone else who’s watching.</w:t>
+      </w:r>
+      <w:r>
+        <w:t xml:space="preserve">”</w:t>
+      </w:r>
+    </w:p>
+    <w:tbl>
+      <w:tblPr>
+        <w:tblStyle w:val="Table"/>
+        <w:tblW w:type="pct" w:w="5000"/>
+        <w:tblLook w:firstRow="1" w:lastRow="0" w:firstColumn="0" w:lastColumn="0" w:noHBand="0" w:noVBand="0" w:val="0020"/>
+        <w:jc w:val="start"/>
+      </w:tblPr>
+      <w:tblGrid>
+        <w:gridCol w:w="2640"/>
+        <w:gridCol w:w="2640"/>
+        <w:gridCol w:w="2640"/>
+      </w:tblGrid>
+      <w:tr>
+        <w:trPr>
+          <w:tblHeader w:val="true"/>
+        </w:trPr>
+        <w:tc>
+          <w:tcPr/>
+          <w:p>
+            <w:pPr>
+              <w:pStyle w:val="Compact"/>
+              <w:jc w:val="left"/>
+            </w:pPr>
+            <w:r>
+              <w:t xml:space="preserve">구조</w:t>
+            </w:r>
+          </w:p>
+        </w:tc>
+        <w:tc>
+          <w:tcPr/>
+          <w:p>
+            <w:pPr>
+              <w:pStyle w:val="Compact"/>
+              <w:jc w:val="left"/>
+            </w:pPr>
+            <w:r>
+              <w:t xml:space="preserve">영어</w:t>
+            </w:r>
+          </w:p>
+        </w:tc>
+        <w:tc>
+          <w:tcPr/>
+          <w:p>
+            <w:pPr>
+              <w:pStyle w:val="Compact"/>
+              <w:jc w:val="left"/>
+            </w:pPr>
+            <w:r>
+              <w:t xml:space="preserve">기능</w:t>
+            </w:r>
+          </w:p>
+        </w:tc>
+      </w:tr>
+      <w:tr>
+        <w:tc>
+          <w:tcPr/>
+          <w:p>
+            <w:pPr>
+              <w:pStyle w:val="Compact"/>
+              <w:jc w:val="left"/>
+            </w:pPr>
+            <w:r>
+              <w:t xml:space="preserve">① 결론(짧은 거절)</w:t>
+            </w:r>
+          </w:p>
+        </w:tc>
+        <w:tc>
+          <w:tcPr/>
+          <w:p>
+            <w:pPr>
+              <w:pStyle w:val="Compact"/>
+              <w:jc w:val="left"/>
+            </w:pPr>
+            <w:r>
+              <w:t xml:space="preserve">No. Never call out a name, even if you’re right.</w:t>
+            </w:r>
+          </w:p>
+        </w:tc>
+        <w:tc>
+          <w:tcPr/>
+          <w:p>
+            <w:pPr>
+              <w:pStyle w:val="Compact"/>
+              <w:jc w:val="left"/>
+            </w:pPr>
+            <w:r>
+              <w:t xml:space="preserve">먼저 ’하지 말 것’을 분명히, even if로 예외까지 차단</w:t>
+            </w:r>
+          </w:p>
+        </w:tc>
+      </w:tr>
+      <w:tr>
+        <w:tc>
+          <w:tcPr/>
+          <w:p>
+            <w:pPr>
+              <w:pStyle w:val="Compact"/>
+              <w:jc w:val="left"/>
+            </w:pPr>
+            <w:r>
+              <w:t xml:space="preserve">② 이유(결과 예측)</w:t>
+            </w:r>
+          </w:p>
+        </w:tc>
+        <w:tc>
+          <w:tcPr/>
+          <w:p>
+            <w:pPr>
+              <w:pStyle w:val="Compact"/>
+              <w:jc w:val="left"/>
+            </w:pPr>
+            <w:r>
+              <w:t xml:space="preserve">If we attack him, we look defensive.</w:t>
+            </w:r>
+          </w:p>
+        </w:tc>
+        <w:tc>
+          <w:tcPr/>
+          <w:p>
+            <w:pPr>
+              <w:pStyle w:val="Compact"/>
+              <w:jc w:val="left"/>
+            </w:pPr>
+            <w:r>
+              <w:t xml:space="preserve">If A, then B로 그 행동의 대가를 보여 줌</w:t>
+            </w:r>
+          </w:p>
+        </w:tc>
+      </w:tr>
+      <w:tr>
+        <w:tc>
+          <w:tcPr/>
+          <w:p>
+            <w:pPr>
+              <w:pStyle w:val="Compact"/>
+              <w:jc w:val="left"/>
+            </w:pPr>
+            <w:r>
+              <w:t xml:space="preserve">③ 대안(지시)</w:t>
+            </w:r>
+          </w:p>
+        </w:tc>
+        <w:tc>
+          <w:tcPr/>
+          <w:p>
+            <w:pPr>
+              <w:pStyle w:val="Compact"/>
+              <w:jc w:val="left"/>
+            </w:pPr>
+            <w:r>
+              <w:t xml:space="preserve">Just answer the question clearly,</w:t>
+            </w:r>
+          </w:p>
+        </w:tc>
+        <w:tc>
+          <w:tcPr/>
+          <w:p>
+            <w:pPr>
+              <w:pStyle w:val="Compact"/>
+              <w:jc w:val="left"/>
+            </w:pPr>
+            <w:r>
+              <w:t xml:space="preserve">하지 말라는 말 뒤에 바로 ’대신 할 일’을 제시</w:t>
+            </w:r>
+          </w:p>
+        </w:tc>
+      </w:tr>
+      <w:tr>
+        <w:tc>
+          <w:tcPr/>
+          <w:p>
+            <w:pPr>
+              <w:pStyle w:val="Compact"/>
+              <w:jc w:val="left"/>
+            </w:pPr>
+            <w:r>
+              <w:t xml:space="preserve">④ 목적(누구를 위해)</w:t>
+            </w:r>
+          </w:p>
+        </w:tc>
+        <w:tc>
+          <w:tcPr/>
+          <w:p>
+            <w:pPr>
+              <w:pStyle w:val="Compact"/>
+              <w:jc w:val="left"/>
+            </w:pPr>
+            <w:r>
+              <w:t xml:space="preserve">for everyone else who’s watching.</w:t>
+            </w:r>
+          </w:p>
+        </w:tc>
+        <w:tc>
+          <w:tcPr/>
+          <w:p>
+            <w:pPr>
+              <w:pStyle w:val="Compact"/>
+              <w:jc w:val="left"/>
+            </w:pPr>
+            <w:r>
+              <w:t xml:space="preserve">진짜 청중이 누구인지 상기시킴</w:t>
+            </w:r>
+          </w:p>
+        </w:tc>
+      </w:tr>
+    </w:tbl>
+    <w:p>
+      <w:pPr>
+        <w:pStyle w:val="BodyText"/>
+      </w:pPr>
+      <w:r>
+        <w:rPr>
+          <w:bCs/>
+          <w:b/>
+        </w:rPr>
+        <w:t xml:space="preserve">활용 패턴:</w:t>
+      </w:r>
+      <w:r>
+        <w:t xml:space="preserve"> </w:t>
+      </w:r>
+      <w:r>
+        <w:t xml:space="preserve">No → 금지 + even if → If 결과 → Just + 대안 → for 목적</w:t>
+      </w:r>
+      <w:r>
+        <w:t xml:space="preserve"> </w:t>
+      </w:r>
+      <w:r>
+        <w:rPr>
+          <w:bCs/>
+          <w:b/>
+        </w:rPr>
+        <w:t xml:space="preserve">연결 표현:</w:t>
+      </w:r>
+      <w:r>
+        <w:t xml:space="preserve"> </w:t>
+      </w:r>
+      <w:r>
+        <w:t xml:space="preserve">even if you’re right(당신이 맞더라도) · If we…, we look…(~하면 ~처럼 보인다) · Just…(그냥 ~만 해라)</w:t>
+      </w:r>
+      <w:r>
+        <w:t xml:space="preserve"> </w:t>
+      </w:r>
+      <w:r>
+        <w:rPr>
+          <w:bCs/>
+          <w:b/>
+        </w:rPr>
+        <w:t xml:space="preserve">연습:</w:t>
+      </w:r>
+      <w:r>
+        <w:t xml:space="preserve"> </w:t>
+      </w:r>
+      <w:r>
+        <w:t xml:space="preserve">회의 중 동료가 공격적인 고객 메일에 맞받아치려 할 때, 같은 구조로 말리는 말을 25~30단어로 해 보기.</w:t>
+      </w:r>
+    </w:p>
     <w:bookmarkEnd w:id="30"/>
     <w:bookmarkEnd w:id="31"/>
+    <w:bookmarkEnd w:id="32"/>
     <w:sectPr/>
   </w:body>
 </w:document>

--- a/대본/4부/07화_Webinar.docx
+++ b/대본/4부/07화_Webinar.docx
@@ -2,7 +2,7 @@
 <file path=word/document.xml><?xml version="1.0" encoding="utf-8"?>
 <w:document xmlns:w="http://schemas.openxmlformats.org/wordprocessingml/2006/main" xmlns:m="http://schemas.openxmlformats.org/officeDocument/2006/math" xmlns:r="http://schemas.openxmlformats.org/officeDocument/2006/relationships" xmlns:o="urn:schemas-microsoft-com:office:office" xmlns:v="urn:schemas-microsoft-com:vml" xmlns:w10="urn:schemas-microsoft-com:office:word" xmlns:a="http://schemas.openxmlformats.org/drawingml/2006/main" xmlns:pic="http://schemas.openxmlformats.org/drawingml/2006/picture" xmlns:wp="http://schemas.openxmlformats.org/drawingml/2006/wordprocessingDrawing">
   <w:body>
-    <w:bookmarkStart w:id="32" w:name="ship-it-4부-7화"/>
+    <w:bookmarkStart w:id="38" w:name="ship-it-4부-7화"/>
     <w:p>
       <w:pPr>
         <w:pStyle w:val="Heading1"/>
@@ -209,129 +209,63 @@
     </w:p>
     <w:p>
       <w:pPr>
-        <w:numPr>
-          <w:ilvl w:val="0"/>
-          <w:numId w:val="1001"/>
-        </w:numPr>
+        <w:pStyle w:val="FirstParagraph"/>
       </w:pPr>
       <w:r>
         <w:t xml:space="preserve">SAM: Fifteen minutes to live. Two hundred twelve people in the waiting room.</w:t>
       </w:r>
-      <w:r>
-        <w:t xml:space="preserve"> </w:t>
-      </w:r>
-      <w:r>
-        <w:t xml:space="preserve">샘: 생방송 15분 전. 대기실에 212명.</w:t>
-      </w:r>
-    </w:p>
-    <w:p>
-      <w:pPr>
-        <w:numPr>
-          <w:ilvl w:val="0"/>
-          <w:numId w:val="1001"/>
-        </w:numPr>
+    </w:p>
+    <w:p>
+      <w:pPr>
+        <w:pStyle w:val="BodyText"/>
       </w:pPr>
       <w:r>
         <w:t xml:space="preserve">TASHA: Two hundred twelve? I’ve never taught more than forty.</w:t>
       </w:r>
-      <w:r>
-        <w:t xml:space="preserve"> </w:t>
-      </w:r>
-      <w:r>
-        <w:t xml:space="preserve">타샤: 212명이요? 전 40명 넘게 가르쳐 본 적이 없어요.</w:t>
-      </w:r>
-    </w:p>
-    <w:p>
-      <w:pPr>
-        <w:numPr>
-          <w:ilvl w:val="0"/>
-          <w:numId w:val="1001"/>
-        </w:numPr>
+    </w:p>
+    <w:p>
+      <w:pPr>
+        <w:pStyle w:val="BodyText"/>
       </w:pPr>
       <w:r>
         <w:t xml:space="preserve">ZOE: Same course. Bigger room. Look at the lens. Not the screen.</w:t>
       </w:r>
-      <w:r>
-        <w:t xml:space="preserve"> </w:t>
-      </w:r>
-      <w:r>
-        <w:t xml:space="preserve">조이: 같은 과정이에요. 방이 커졌을 뿐. 렌즈를 봐요. 화면 말고.</w:t>
-      </w:r>
-    </w:p>
-    <w:p>
-      <w:pPr>
-        <w:numPr>
-          <w:ilvl w:val="0"/>
-          <w:numId w:val="1001"/>
-        </w:numPr>
+    </w:p>
+    <w:p>
+      <w:pPr>
+        <w:pStyle w:val="BodyText"/>
       </w:pPr>
       <w:r>
         <w:t xml:space="preserve">TASHA: Why not the screen?</w:t>
       </w:r>
-      <w:r>
-        <w:t xml:space="preserve"> </w:t>
-      </w:r>
-      <w:r>
-        <w:t xml:space="preserve">타샤: 왜 화면은 안 돼요?</w:t>
-      </w:r>
-    </w:p>
-    <w:p>
-      <w:pPr>
-        <w:numPr>
-          <w:ilvl w:val="0"/>
-          <w:numId w:val="1001"/>
-        </w:numPr>
+    </w:p>
+    <w:p>
+      <w:pPr>
+        <w:pStyle w:val="BodyText"/>
       </w:pPr>
       <w:r>
         <w:t xml:space="preserve">ZOE: On the screen, you see yourself, and you’ll start fixing your hair. In the lens, they see you looking right at them, so it feels like a real conversation.</w:t>
       </w:r>
-      <w:r>
-        <w:t xml:space="preserve"> </w:t>
-      </w:r>
-      <w:r>
-        <w:t xml:space="preserve">조이: 화면을 보면 당신이 당신을 보게 되고, 머리를 만지기 시작할 거예요. 렌즈를 보면 그들은 당신이 자기를 똑바로 본다고 느껴서, 진짜 대화처럼 느껴져요.</w:t>
-      </w:r>
-    </w:p>
-    <w:p>
-      <w:pPr>
-        <w:numPr>
-          <w:ilvl w:val="0"/>
-          <w:numId w:val="1001"/>
-        </w:numPr>
+    </w:p>
+    <w:p>
+      <w:pPr>
+        <w:pStyle w:val="BodyText"/>
       </w:pPr>
       <w:r>
         <w:t xml:space="preserve">ELENA: I’ll handle the medical questions. You handle the protocol.</w:t>
       </w:r>
-      <w:r>
-        <w:t xml:space="preserve"> </w:t>
-      </w:r>
-      <w:r>
-        <w:t xml:space="preserve">엘레나: 의학적 질문은 내가 맡을게요. 프로토콜은 당신이 맡고요.</w:t>
-      </w:r>
-    </w:p>
-    <w:p>
-      <w:pPr>
-        <w:numPr>
-          <w:ilvl w:val="0"/>
-          <w:numId w:val="1001"/>
-        </w:numPr>
+    </w:p>
+    <w:p>
+      <w:pPr>
+        <w:pStyle w:val="BodyText"/>
       </w:pPr>
       <w:r>
         <w:t xml:space="preserve">AVA: I’ll watch the chat. I’ll pick the questions. And read them out.</w:t>
       </w:r>
-      <w:r>
-        <w:t xml:space="preserve"> </w:t>
-      </w:r>
-      <w:r>
-        <w:t xml:space="preserve">에이바: 전 채팅을 볼게요. 질문을 고르고. 읽어 드릴게요.</w:t>
-      </w:r>
-    </w:p>
-    <w:p>
-      <w:pPr>
-        <w:numPr>
-          <w:ilvl w:val="0"/>
-          <w:numId w:val="1001"/>
-        </w:numPr>
+    </w:p>
+    <w:p>
+      <w:pPr>
+        <w:pStyle w:val="BodyText"/>
       </w:pPr>
       <w:r>
         <w:t xml:space="preserve">ZOE: Chat rules. Off-label questions get one answer.</w:t>
@@ -348,142 +282,61 @@
       <w:r>
         <w:t xml:space="preserve">”</w:t>
       </w:r>
-      <w:r>
-        <w:t xml:space="preserve"> </w:t>
-      </w:r>
-      <w:r>
-        <w:t xml:space="preserve">조이: 채팅 규칙. 오프라벨 질문엔 답 하나.</w:t>
-      </w:r>
-      <w:r>
-        <w:t xml:space="preserve"> </w:t>
-      </w:r>
-      <w:r>
-        <w:t xml:space="preserve">“</w:t>
-      </w:r>
-      <w:r>
-        <w:t xml:space="preserve">라벨에 없습니다. 후속 연락드리겠습니다.</w:t>
-      </w:r>
-      <w:r>
-        <w:t xml:space="preserve">”</w:t>
-      </w:r>
-    </w:p>
-    <w:p>
-      <w:pPr>
-        <w:numPr>
-          <w:ilvl w:val="0"/>
-          <w:numId w:val="1001"/>
-        </w:numPr>
+    </w:p>
+    <w:p>
+      <w:pPr>
+        <w:pStyle w:val="BodyText"/>
       </w:pPr>
       <w:r>
         <w:t xml:space="preserve">ELENA: Through medical information, not sales, and always in writing. If a sales rep answers an off-label question, it looks like promotion, and that’s a regulatory problem we don’t need.</w:t>
       </w:r>
-      <w:r>
-        <w:t xml:space="preserve"> </w:t>
-      </w:r>
-      <w:r>
-        <w:t xml:space="preserve">엘레나: 영업 말고 의학 정보팀을 통해서, 그리고 항상 서면으로요. 영업 사원이 오프라벨 질문에 답하면 판촉처럼 보이고, 그건 우리한테 필요 없는 규제 문제예요.</w:t>
-      </w:r>
-    </w:p>
-    <w:p>
-      <w:pPr>
-        <w:numPr>
-          <w:ilvl w:val="0"/>
-          <w:numId w:val="1001"/>
-        </w:numPr>
+    </w:p>
+    <w:p>
+      <w:pPr>
+        <w:pStyle w:val="BodyText"/>
       </w:pPr>
       <w:r>
         <w:t xml:space="preserve">SAM: Mic check. Tasha, say something.</w:t>
       </w:r>
-      <w:r>
-        <w:t xml:space="preserve"> </w:t>
-      </w:r>
-      <w:r>
-        <w:t xml:space="preserve">샘: 마이크 체크. 타샤, 아무 말이나 해 봐요.</w:t>
-      </w:r>
-    </w:p>
-    <w:p>
-      <w:pPr>
-        <w:numPr>
-          <w:ilvl w:val="0"/>
-          <w:numId w:val="1001"/>
-        </w:numPr>
+    </w:p>
+    <w:p>
+      <w:pPr>
+        <w:pStyle w:val="BodyText"/>
       </w:pPr>
       <w:r>
         <w:t xml:space="preserve">TASHA: Stop injecting. Call for help. Start the timer.</w:t>
       </w:r>
-      <w:r>
-        <w:t xml:space="preserve"> </w:t>
-      </w:r>
-      <w:r>
-        <w:t xml:space="preserve">타샤: 주입 중단. 도움 요청. 타이머 시작.</w:t>
-      </w:r>
-    </w:p>
-    <w:p>
-      <w:pPr>
-        <w:numPr>
-          <w:ilvl w:val="0"/>
-          <w:numId w:val="1001"/>
-        </w:numPr>
+    </w:p>
+    <w:p>
+      <w:pPr>
+        <w:pStyle w:val="BodyText"/>
       </w:pPr>
       <w:r>
         <w:t xml:space="preserve">SAM: Perfect. Elena?</w:t>
       </w:r>
-      <w:r>
-        <w:t xml:space="preserve"> </w:t>
-      </w:r>
-      <w:r>
-        <w:t xml:space="preserve">샘: 완벽해요. 엘레나?</w:t>
-      </w:r>
-    </w:p>
-    <w:p>
-      <w:pPr>
-        <w:numPr>
-          <w:ilvl w:val="0"/>
-          <w:numId w:val="1001"/>
-        </w:numPr>
+    </w:p>
+    <w:p>
+      <w:pPr>
+        <w:pStyle w:val="BodyText"/>
       </w:pPr>
       <w:r>
         <w:t xml:space="preserve">ELENA: Every minute counts.</w:t>
       </w:r>
-      <w:r>
-        <w:t xml:space="preserve"> </w:t>
-      </w:r>
-      <w:r>
-        <w:t xml:space="preserve">엘레나: 1분 1분이 중요하다.</w:t>
-      </w:r>
-    </w:p>
-    <w:p>
-      <w:pPr>
-        <w:numPr>
-          <w:ilvl w:val="0"/>
-          <w:numId w:val="1001"/>
-        </w:numPr>
+    </w:p>
+    <w:p>
+      <w:pPr>
+        <w:pStyle w:val="BodyText"/>
       </w:pPr>
       <w:r>
         <w:t xml:space="preserve">SAM: You two have done this before.</w:t>
       </w:r>
-      <w:r>
-        <w:t xml:space="preserve"> </w:t>
-      </w:r>
-      <w:r>
-        <w:t xml:space="preserve">샘: 두 분 이거 해 본 적 있으시네요.</w:t>
-      </w:r>
-    </w:p>
-    <w:p>
-      <w:pPr>
-        <w:numPr>
-          <w:ilvl w:val="0"/>
-          <w:numId w:val="1001"/>
-        </w:numPr>
+    </w:p>
+    <w:p>
+      <w:pPr>
+        <w:pStyle w:val="BodyText"/>
       </w:pPr>
       <w:r>
         <w:t xml:space="preserve">TASHA: Not on camera. Only in emergency rooms.</w:t>
-      </w:r>
-      <w:r>
-        <w:t xml:space="preserve"> </w:t>
-      </w:r>
-      <w:r>
-        <w:t xml:space="preserve">타샤: 카메라 앞에선 없어요. 응급실에서만요.</w:t>
       </w:r>
     </w:p>
     <w:bookmarkEnd w:id="21"/>
@@ -498,27 +351,15 @@
     </w:p>
     <w:p>
       <w:pPr>
-        <w:numPr>
-          <w:ilvl w:val="0"/>
-          <w:numId w:val="1002"/>
-        </w:numPr>
+        <w:pStyle w:val="FirstParagraph"/>
       </w:pPr>
       <w:r>
         <w:t xml:space="preserve">SAM: Live in three, two, one.</w:t>
       </w:r>
-      <w:r>
-        <w:t xml:space="preserve"> </w:t>
-      </w:r>
-      <w:r>
-        <w:t xml:space="preserve">샘: 생방송 셋, 둘, 하나.</w:t>
-      </w:r>
-    </w:p>
-    <w:p>
-      <w:pPr>
-        <w:numPr>
-          <w:ilvl w:val="0"/>
-          <w:numId w:val="1002"/>
-        </w:numPr>
+    </w:p>
+    <w:p>
+      <w:pPr>
+        <w:pStyle w:val="BodyText"/>
       </w:pPr>
       <w:r>
         <w:t xml:space="preserve">TASHA: Good evening, everyone! Welcome to</w:t>
@@ -541,68 +382,26 @@
       <w:r>
         <w:t xml:space="preserve">I’m Tasha Brooks.</w:t>
       </w:r>
-      <w:r>
-        <w:t xml:space="preserve"> </w:t>
-      </w:r>
-      <w:r>
-        <w:t xml:space="preserve">타샤: 안녕하세요, 여러분!</w:t>
-      </w:r>
-      <w:r>
-        <w:t xml:space="preserve"> </w:t>
-      </w:r>
-      <w:r>
-        <w:t xml:space="preserve">“</w:t>
-      </w:r>
-      <w:r>
-        <w:t xml:space="preserve">처음 10초</w:t>
-      </w:r>
-      <w:r>
-        <w:t xml:space="preserve">”</w:t>
-      </w:r>
-      <w:r>
-        <w:t xml:space="preserve">에 오신 걸 환영해요. 타샤 브룩스예요.</w:t>
-      </w:r>
-    </w:p>
-    <w:p>
-      <w:pPr>
-        <w:numPr>
-          <w:ilvl w:val="0"/>
-          <w:numId w:val="1002"/>
-        </w:numPr>
+    </w:p>
+    <w:p>
+      <w:pPr>
+        <w:pStyle w:val="BodyText"/>
       </w:pPr>
       <w:r>
         <w:t xml:space="preserve">AVA: Tasha. The chat says no sound. Lots of people.</w:t>
       </w:r>
-      <w:r>
-        <w:t xml:space="preserve"> </w:t>
-      </w:r>
-      <w:r>
-        <w:t xml:space="preserve">에이바: 타샤. 채팅에 소리가 안 들린대요. 많은 사람이요.</w:t>
-      </w:r>
-    </w:p>
-    <w:p>
-      <w:pPr>
-        <w:numPr>
-          <w:ilvl w:val="0"/>
-          <w:numId w:val="1002"/>
-        </w:numPr>
+    </w:p>
+    <w:p>
+      <w:pPr>
+        <w:pStyle w:val="BodyText"/>
       </w:pPr>
       <w:r>
         <w:t xml:space="preserve">TASHA: Can everyone hear me? Please type yes or no.</w:t>
       </w:r>
-      <w:r>
-        <w:t xml:space="preserve"> </w:t>
-      </w:r>
-      <w:r>
-        <w:t xml:space="preserve">타샤: 다들 들리세요? 예 아니면 아니요라고 쳐 주세요.</w:t>
-      </w:r>
-    </w:p>
-    <w:p>
-      <w:pPr>
-        <w:numPr>
-          <w:ilvl w:val="0"/>
-          <w:numId w:val="1002"/>
-        </w:numPr>
+    </w:p>
+    <w:p>
+      <w:pPr>
+        <w:pStyle w:val="BodyText"/>
       </w:pPr>
       <w:r>
         <w:t xml:space="preserve">AVA: Forty</w:t>
@@ -655,141 +454,42 @@
       <w:r>
         <w:t xml:space="preserve">”</w:t>
       </w:r>
-      <w:r>
-        <w:t xml:space="preserve"> </w:t>
-      </w:r>
-      <w:r>
-        <w:t xml:space="preserve">에이바:</w:t>
-      </w:r>
-      <w:r>
-        <w:t xml:space="preserve"> </w:t>
-      </w:r>
-      <w:r>
-        <w:t xml:space="preserve">“</w:t>
-      </w:r>
-      <w:r>
-        <w:t xml:space="preserve">아니요</w:t>
-      </w:r>
-      <w:r>
-        <w:t xml:space="preserve">”</w:t>
-      </w:r>
-      <w:r>
-        <w:t xml:space="preserve"> </w:t>
-      </w:r>
-      <w:r>
-        <w:t xml:space="preserve">40개.</w:t>
-      </w:r>
-      <w:r>
-        <w:t xml:space="preserve"> </w:t>
-      </w:r>
-      <w:r>
-        <w:t xml:space="preserve">“</w:t>
-      </w:r>
-      <w:r>
-        <w:t xml:space="preserve">예</w:t>
-      </w:r>
-      <w:r>
-        <w:t xml:space="preserve">”</w:t>
-      </w:r>
-      <w:r>
-        <w:t xml:space="preserve"> </w:t>
-      </w:r>
-      <w:r>
-        <w:t xml:space="preserve">3개.</w:t>
-      </w:r>
-      <w:r>
-        <w:t xml:space="preserve"> </w:t>
-      </w:r>
-      <w:r>
-        <w:t xml:space="preserve">“</w:t>
-      </w:r>
-      <w:r>
-        <w:t xml:space="preserve">이거 마임 쇼예요?</w:t>
-      </w:r>
-      <w:r>
-        <w:t xml:space="preserve">”</w:t>
-      </w:r>
-      <w:r>
-        <w:t xml:space="preserve"> </w:t>
-      </w:r>
-      <w:r>
-        <w:t xml:space="preserve">하나.</w:t>
-      </w:r>
-    </w:p>
-    <w:p>
-      <w:pPr>
-        <w:numPr>
-          <w:ilvl w:val="0"/>
-          <w:numId w:val="1002"/>
-        </w:numPr>
+    </w:p>
+    <w:p>
+      <w:pPr>
+        <w:pStyle w:val="BodyText"/>
       </w:pPr>
       <w:r>
         <w:t xml:space="preserve">SAM: Fixing it. Wrong audio channel. Ten seconds.</w:t>
       </w:r>
-      <w:r>
-        <w:t xml:space="preserve"> </w:t>
-      </w:r>
-      <w:r>
-        <w:t xml:space="preserve">샘: 고치는 중. 오디오 채널이 잘못됐어요. 10초.</w:t>
-      </w:r>
-    </w:p>
-    <w:p>
-      <w:pPr>
-        <w:numPr>
-          <w:ilvl w:val="0"/>
-          <w:numId w:val="1002"/>
-        </w:numPr>
+    </w:p>
+    <w:p>
+      <w:pPr>
+        <w:pStyle w:val="BodyText"/>
       </w:pPr>
       <w:r>
         <w:t xml:space="preserve">TASHA: Ten seconds. Appropriate.</w:t>
       </w:r>
-      <w:r>
-        <w:t xml:space="preserve"> </w:t>
-      </w:r>
-      <w:r>
-        <w:t xml:space="preserve">타샤: 10초라. 딱 어울리네요.</w:t>
-      </w:r>
-    </w:p>
-    <w:p>
-      <w:pPr>
-        <w:numPr>
-          <w:ilvl w:val="0"/>
-          <w:numId w:val="1002"/>
-        </w:numPr>
+    </w:p>
+    <w:p>
+      <w:pPr>
+        <w:pStyle w:val="BodyText"/>
       </w:pPr>
       <w:r>
         <w:t xml:space="preserve">SAM: You’re live. With sound. Go again.</w:t>
       </w:r>
-      <w:r>
-        <w:t xml:space="preserve"> </w:t>
-      </w:r>
-      <w:r>
-        <w:t xml:space="preserve">샘: 생방송이에요. 소리 나요. 다시 해요.</w:t>
-      </w:r>
-    </w:p>
-    <w:p>
-      <w:pPr>
-        <w:numPr>
-          <w:ilvl w:val="0"/>
-          <w:numId w:val="1002"/>
-        </w:numPr>
+    </w:p>
+    <w:p>
+      <w:pPr>
+        <w:pStyle w:val="BodyText"/>
       </w:pPr>
       <w:r>
         <w:t xml:space="preserve">TASHA: Can everyone hear me now? Thank you for your patience.</w:t>
       </w:r>
-      <w:r>
-        <w:t xml:space="preserve"> </w:t>
-      </w:r>
-      <w:r>
-        <w:t xml:space="preserve">타샤: 이제 다들 들리세요? 기다려 주셔서 감사해요.</w:t>
-      </w:r>
-    </w:p>
-    <w:p>
-      <w:pPr>
-        <w:numPr>
-          <w:ilvl w:val="0"/>
-          <w:numId w:val="1002"/>
-        </w:numPr>
+    </w:p>
+    <w:p>
+      <w:pPr>
+        <w:pStyle w:val="BodyText"/>
       </w:pPr>
       <w:r>
         <w:t xml:space="preserve">AVA: Lots of</w:t>
@@ -824,100 +524,34 @@
       <w:r>
         <w:t xml:space="preserve">”</w:t>
       </w:r>
-      <w:r>
-        <w:t xml:space="preserve"> </w:t>
-      </w:r>
-      <w:r>
-        <w:t xml:space="preserve">에이바: 이제</w:t>
-      </w:r>
-      <w:r>
-        <w:t xml:space="preserve"> </w:t>
-      </w:r>
-      <w:r>
-        <w:t xml:space="preserve">“</w:t>
-      </w:r>
-      <w:r>
-        <w:t xml:space="preserve">예</w:t>
-      </w:r>
-      <w:r>
-        <w:t xml:space="preserve">”</w:t>
-      </w:r>
-      <w:r>
-        <w:t xml:space="preserve">가 많아요. 그리고 누가</w:t>
-      </w:r>
-      <w:r>
-        <w:t xml:space="preserve"> </w:t>
-      </w:r>
-      <w:r>
-        <w:t xml:space="preserve">“</w:t>
-      </w:r>
-      <w:r>
-        <w:t xml:space="preserve">마임이 더 나았어요</w:t>
-      </w:r>
-      <w:r>
-        <w:t xml:space="preserve">”</w:t>
-      </w:r>
-      <w:r>
-        <w:t xml:space="preserve">래요.</w:t>
-      </w:r>
-    </w:p>
-    <w:p>
-      <w:pPr>
-        <w:numPr>
-          <w:ilvl w:val="0"/>
-          <w:numId w:val="1002"/>
-        </w:numPr>
+    </w:p>
+    <w:p>
+      <w:pPr>
+        <w:pStyle w:val="BodyText"/>
       </w:pPr>
       <w:r>
         <w:t xml:space="preserve">ELENA: Everyone’s a critic. Tasha, let’s start with the poll.</w:t>
       </w:r>
-      <w:r>
-        <w:t xml:space="preserve"> </w:t>
-      </w:r>
-      <w:r>
-        <w:t xml:space="preserve">엘레나: 다들 비평가네요. 타샤, 투표부터 시작하죠.</w:t>
-      </w:r>
-    </w:p>
-    <w:p>
-      <w:pPr>
-        <w:numPr>
-          <w:ilvl w:val="0"/>
-          <w:numId w:val="1002"/>
-        </w:numPr>
+    </w:p>
+    <w:p>
+      <w:pPr>
+        <w:pStyle w:val="BodyText"/>
       </w:pPr>
       <w:r>
         <w:t xml:space="preserve">TASHA: Question. Have you ever had a vascular occlusion? Yes or no. Anonymous.</w:t>
       </w:r>
-      <w:r>
-        <w:t xml:space="preserve"> </w:t>
-      </w:r>
-      <w:r>
-        <w:t xml:space="preserve">타샤: 질문. 혈관 폐색을 겪어 본 적 있으세요? 예, 아니요. 익명이에요.</w:t>
-      </w:r>
-    </w:p>
-    <w:p>
-      <w:pPr>
-        <w:numPr>
-          <w:ilvl w:val="0"/>
-          <w:numId w:val="1002"/>
-        </w:numPr>
+    </w:p>
+    <w:p>
+      <w:pPr>
+        <w:pStyle w:val="BodyText"/>
       </w:pPr>
       <w:r>
         <w:t xml:space="preserve">ELENA: Be honest. Nobody’s watching your answer.</w:t>
       </w:r>
-      <w:r>
-        <w:t xml:space="preserve"> </w:t>
-      </w:r>
-      <w:r>
-        <w:t xml:space="preserve">엘레나: 솔직하게 하세요. 아무도 여러분 답을 안 봐요.</w:t>
-      </w:r>
-    </w:p>
-    <w:p>
-      <w:pPr>
-        <w:numPr>
-          <w:ilvl w:val="0"/>
-          <w:numId w:val="1002"/>
-        </w:numPr>
+    </w:p>
+    <w:p>
+      <w:pPr>
+        <w:pStyle w:val="BodyText"/>
       </w:pPr>
       <w:r>
         <w:t xml:space="preserve">AVA: Results. Sixty-one percent</w:t>
@@ -934,150 +568,66 @@
       <w:r>
         <w:t xml:space="preserve">”</w:t>
       </w:r>
-      <w:r>
-        <w:t xml:space="preserve"> </w:t>
-      </w:r>
-      <w:r>
-        <w:t xml:space="preserve">에이바: 결과. 61퍼센트</w:t>
-      </w:r>
-      <w:r>
-        <w:t xml:space="preserve"> </w:t>
-      </w:r>
-      <w:r>
-        <w:t xml:space="preserve">“</w:t>
-      </w:r>
-      <w:r>
-        <w:t xml:space="preserve">예.</w:t>
-      </w:r>
-      <w:r>
-        <w:t xml:space="preserve">”</w:t>
-      </w:r>
-    </w:p>
-    <w:p>
-      <w:pPr>
-        <w:numPr>
-          <w:ilvl w:val="0"/>
-          <w:numId w:val="1002"/>
-        </w:numPr>
+    </w:p>
+    <w:p>
+      <w:pPr>
+        <w:pStyle w:val="BodyText"/>
       </w:pPr>
       <w:r>
         <w:t xml:space="preserve">ELENA: Sixty-one. Higher than most people think. Thank you for your honesty.</w:t>
       </w:r>
-      <w:r>
-        <w:t xml:space="preserve"> </w:t>
-      </w:r>
-      <w:r>
-        <w:t xml:space="preserve">엘레나: 61. 대부분 생각보다 높아요. 솔직하게 답해 주셔서 감사해요.</w:t>
-      </w:r>
-    </w:p>
-    <w:p>
-      <w:pPr>
-        <w:numPr>
-          <w:ilvl w:val="0"/>
-          <w:numId w:val="1002"/>
-        </w:numPr>
+    </w:p>
+    <w:p>
+      <w:pPr>
+        <w:pStyle w:val="BodyText"/>
       </w:pPr>
       <w:r>
         <w:t xml:space="preserve">TASHA: Now, what happened in your first ten seconds? Let me show a short video.</w:t>
       </w:r>
-      <w:r>
-        <w:t xml:space="preserve"> </w:t>
-      </w:r>
-      <w:r>
-        <w:t xml:space="preserve">타샤: 자, 여러분의 처음 10초엔 무슨 일이 있었나요? 짧은 영상을 보여 드릴게요.</w:t>
-      </w:r>
-    </w:p>
-    <w:p>
-      <w:pPr>
-        <w:numPr>
-          <w:ilvl w:val="0"/>
-          <w:numId w:val="1002"/>
-        </w:numPr>
+    </w:p>
+    <w:p>
+      <w:pPr>
+        <w:pStyle w:val="BodyText"/>
       </w:pPr>
       <w:r>
         <w:t xml:space="preserve">SAM: Rolling video.</w:t>
       </w:r>
-      <w:r>
-        <w:t xml:space="preserve"> </w:t>
-      </w:r>
-      <w:r>
-        <w:t xml:space="preserve">샘: 영상 재생.</w:t>
-      </w:r>
-    </w:p>
-    <w:p>
-      <w:pPr>
-        <w:numPr>
-          <w:ilvl w:val="0"/>
-          <w:numId w:val="1002"/>
-        </w:numPr>
+    </w:p>
+    <w:p>
+      <w:pPr>
+        <w:pStyle w:val="BodyText"/>
       </w:pPr>
       <w:r>
         <w:t xml:space="preserve">AVA: Tasha… the chat says the video is frozen. On the first frame.</w:t>
       </w:r>
-      <w:r>
-        <w:t xml:space="preserve"> </w:t>
-      </w:r>
-      <w:r>
-        <w:t xml:space="preserve">에이바: 타샤… 채팅에 영상이 멈췄대요. 첫 화면에서요.</w:t>
-      </w:r>
-    </w:p>
-    <w:p>
-      <w:pPr>
-        <w:numPr>
-          <w:ilvl w:val="0"/>
-          <w:numId w:val="1002"/>
-        </w:numPr>
+    </w:p>
+    <w:p>
+      <w:pPr>
+        <w:pStyle w:val="BodyText"/>
       </w:pPr>
       <w:r>
         <w:t xml:space="preserve">SAM: It’s buffering. Their internet, or ours. I can’t tell.</w:t>
       </w:r>
-      <w:r>
-        <w:t xml:space="preserve"> </w:t>
-      </w:r>
-      <w:r>
-        <w:t xml:space="preserve">샘: 버퍼링 중이에요. 그쪽 인터넷인지 우리 건지. 모르겠어요.</w:t>
-      </w:r>
-    </w:p>
-    <w:p>
-      <w:pPr>
-        <w:numPr>
-          <w:ilvl w:val="0"/>
-          <w:numId w:val="1002"/>
-        </w:numPr>
+    </w:p>
+    <w:p>
+      <w:pPr>
+        <w:pStyle w:val="BodyText"/>
       </w:pPr>
       <w:r>
         <w:t xml:space="preserve">ZOE: Skip it. Tasha, use the real card. Hold it up.</w:t>
       </w:r>
-      <w:r>
-        <w:t xml:space="preserve"> </w:t>
-      </w:r>
-      <w:r>
-        <w:t xml:space="preserve">조이: 건너뛰어요. 타샤, 실물 카드를 써요. 들어 올려요.</w:t>
-      </w:r>
-    </w:p>
-    <w:p>
-      <w:pPr>
-        <w:numPr>
-          <w:ilvl w:val="0"/>
-          <w:numId w:val="1002"/>
-        </w:numPr>
+    </w:p>
+    <w:p>
+      <w:pPr>
+        <w:pStyle w:val="BodyText"/>
       </w:pPr>
       <w:r>
         <w:t xml:space="preserve">TASHA: Okay. Forget the video. This is the card. Can you see it?</w:t>
       </w:r>
-      <w:r>
-        <w:t xml:space="preserve"> </w:t>
-      </w:r>
-      <w:r>
-        <w:t xml:space="preserve">타샤: 좋아요. 영상은 잊어요. 이게 카드예요. 보이세요?</w:t>
-      </w:r>
-    </w:p>
-    <w:p>
-      <w:pPr>
-        <w:numPr>
-          <w:ilvl w:val="0"/>
-          <w:numId w:val="1002"/>
-        </w:numPr>
+    </w:p>
+    <w:p>
+      <w:pPr>
+        <w:pStyle w:val="BodyText"/>
       </w:pPr>
       <w:r>
         <w:t xml:space="preserve">AVA:</w:t>
@@ -1112,49 +662,10 @@
       <w:r>
         <w:t xml:space="preserve">Good.</w:t>
       </w:r>
-      <w:r>
-        <w:t xml:space="preserve"> </w:t>
-      </w:r>
-      <w:r>
-        <w:t xml:space="preserve">에이바:</w:t>
-      </w:r>
-      <w:r>
-        <w:t xml:space="preserve"> </w:t>
-      </w:r>
-      <w:r>
-        <w:t xml:space="preserve">“</w:t>
-      </w:r>
-      <w:r>
-        <w:t xml:space="preserve">네, 아주 잘 보여요.</w:t>
-      </w:r>
-      <w:r>
-        <w:t xml:space="preserve">”</w:t>
-      </w:r>
-      <w:r>
-        <w:t xml:space="preserve"> </w:t>
-      </w:r>
-      <w:r>
-        <w:t xml:space="preserve">“</w:t>
-      </w:r>
-      <w:r>
-        <w:t xml:space="preserve">영상보다 글씨가 커요.</w:t>
-      </w:r>
-      <w:r>
-        <w:t xml:space="preserve">”</w:t>
-      </w:r>
-      <w:r>
-        <w:t xml:space="preserve"> </w:t>
-      </w:r>
-      <w:r>
-        <w:t xml:space="preserve">좋아요.</w:t>
-      </w:r>
-    </w:p>
-    <w:p>
-      <w:pPr>
-        <w:numPr>
-          <w:ilvl w:val="0"/>
-          <w:numId w:val="1002"/>
-        </w:numPr>
+    </w:p>
+    <w:p>
+      <w:pPr>
+        <w:pStyle w:val="BodyText"/>
       </w:pPr>
       <w:r>
         <w:t xml:space="preserve">TASHA: Step one. Big letters.</w:t>
@@ -1177,54 +688,18 @@
       <w:r>
         <w:t xml:space="preserve">Why only two words?</w:t>
       </w:r>
-      <w:r>
-        <w:t xml:space="preserve"> </w:t>
-      </w:r>
-      <w:r>
-        <w:t xml:space="preserve">타샤: 1단계. 큰 글씨.</w:t>
-      </w:r>
-      <w:r>
-        <w:t xml:space="preserve"> </w:t>
-      </w:r>
-      <w:r>
-        <w:t xml:space="preserve">“</w:t>
-      </w:r>
-      <w:r>
-        <w:t xml:space="preserve">주입 중단.</w:t>
-      </w:r>
-      <w:r>
-        <w:t xml:space="preserve">”</w:t>
-      </w:r>
-      <w:r>
-        <w:t xml:space="preserve"> </w:t>
-      </w:r>
-      <w:r>
-        <w:t xml:space="preserve">왜 두 단어뿐일까요?</w:t>
-      </w:r>
-    </w:p>
-    <w:p>
-      <w:pPr>
-        <w:numPr>
-          <w:ilvl w:val="0"/>
-          <w:numId w:val="1002"/>
-        </w:numPr>
+    </w:p>
+    <w:p>
+      <w:pPr>
+        <w:pStyle w:val="BodyText"/>
       </w:pPr>
       <w:r>
         <w:t xml:space="preserve">ELENA: Because your brain shuts down under stress. You can’t read a paragraph when your hands are shaking, but two short words still get through. That’s why the card is so simple.</w:t>
       </w:r>
-      <w:r>
-        <w:t xml:space="preserve"> </w:t>
-      </w:r>
-      <w:r>
-        <w:t xml:space="preserve">엘레나: 스트레스를 받으면 뇌가 멈추니까요. 손이 떨릴 땐 한 문단을 읽을 수 없지만, 짧은 두 단어는 여전히 통과해요. 그래서 카드가 이렇게 단순한 거예요.</w:t>
-      </w:r>
-    </w:p>
-    <w:p>
-      <w:pPr>
-        <w:numPr>
-          <w:ilvl w:val="0"/>
-          <w:numId w:val="1002"/>
-        </w:numPr>
+    </w:p>
+    <w:p>
+      <w:pPr>
+        <w:pStyle w:val="BodyText"/>
       </w:pPr>
       <w:r>
         <w:t xml:space="preserve">TASHA: Step two.</w:t>
@@ -1247,37 +722,10 @@
       <w:r>
         <w:t xml:space="preserve">Out loud. Even if you’re alone.</w:t>
       </w:r>
-      <w:r>
-        <w:t xml:space="preserve"> </w:t>
-      </w:r>
-      <w:r>
-        <w:t xml:space="preserve">타샤: 2단계.</w:t>
-      </w:r>
-      <w:r>
-        <w:t xml:space="preserve"> </w:t>
-      </w:r>
-      <w:r>
-        <w:t xml:space="preserve">“</w:t>
-      </w:r>
-      <w:r>
-        <w:t xml:space="preserve">도움 요청.</w:t>
-      </w:r>
-      <w:r>
-        <w:t xml:space="preserve">”</w:t>
-      </w:r>
-      <w:r>
-        <w:t xml:space="preserve"> </w:t>
-      </w:r>
-      <w:r>
-        <w:t xml:space="preserve">소리 내서. 혼자 있어도요.</w:t>
-      </w:r>
-    </w:p>
-    <w:p>
-      <w:pPr>
-        <w:numPr>
-          <w:ilvl w:val="0"/>
-          <w:numId w:val="1002"/>
-        </w:numPr>
+    </w:p>
+    <w:p>
+      <w:pPr>
+        <w:pStyle w:val="BodyText"/>
       </w:pPr>
       <w:r>
         <w:t xml:space="preserve">AVA: Someone asks,</w:t>
@@ -1294,68 +742,26 @@
       <w:r>
         <w:t xml:space="preserve">”</w:t>
       </w:r>
-      <w:r>
-        <w:t xml:space="preserve"> </w:t>
-      </w:r>
-      <w:r>
-        <w:t xml:space="preserve">에이바: 누가</w:t>
-      </w:r>
-      <w:r>
-        <w:t xml:space="preserve"> </w:t>
-      </w:r>
-      <w:r>
-        <w:t xml:space="preserve">“</w:t>
-      </w:r>
-      <w:r>
-        <w:t xml:space="preserve">혼자인데 왜 소리 내서요?</w:t>
-      </w:r>
-      <w:r>
-        <w:t xml:space="preserve">”</w:t>
-      </w:r>
-      <w:r>
-        <w:t xml:space="preserve">라고 물어요.</w:t>
-      </w:r>
-    </w:p>
-    <w:p>
-      <w:pPr>
-        <w:numPr>
-          <w:ilvl w:val="0"/>
-          <w:numId w:val="1002"/>
-        </w:numPr>
+    </w:p>
+    <w:p>
+      <w:pPr>
+        <w:pStyle w:val="BodyText"/>
       </w:pPr>
       <w:r>
         <w:t xml:space="preserve">TASHA: Because your voice tells your hands to move. When you say it out loud, it breaks the freeze, and if anyone is nearby, they hear you and come running.</w:t>
       </w:r>
-      <w:r>
-        <w:t xml:space="preserve"> </w:t>
-      </w:r>
-      <w:r>
-        <w:t xml:space="preserve">타샤: 목소리가 손에게 움직이라고 말하거든요. 소리 내서 말하면 얼어붙은 게 깨지고, 근처에 누가 있으면 그 사람이 듣고 달려와요.</w:t>
-      </w:r>
-    </w:p>
-    <w:p>
-      <w:pPr>
-        <w:numPr>
-          <w:ilvl w:val="0"/>
-          <w:numId w:val="1002"/>
-        </w:numPr>
+    </w:p>
+    <w:p>
+      <w:pPr>
+        <w:pStyle w:val="BodyText"/>
       </w:pPr>
       <w:r>
         <w:t xml:space="preserve">ELENA: A nurse told us she froze for ten seconds. That’s why it’s called this.</w:t>
       </w:r>
-      <w:r>
-        <w:t xml:space="preserve"> </w:t>
-      </w:r>
-      <w:r>
-        <w:t xml:space="preserve">엘레나: 한 간호사가 10초 동안 얼어붙었다고 했어요. 그래서 이 이름이에요.</w:t>
-      </w:r>
-    </w:p>
-    <w:p>
-      <w:pPr>
-        <w:numPr>
-          <w:ilvl w:val="0"/>
-          <w:numId w:val="1002"/>
-        </w:numPr>
+    </w:p>
+    <w:p>
+      <w:pPr>
+        <w:pStyle w:val="BodyText"/>
       </w:pPr>
       <w:r>
         <w:t xml:space="preserve">TASHA: Step three.</w:t>
@@ -1378,71 +784,26 @@
       <w:r>
         <w:t xml:space="preserve">Then flip the card. The protocol is on the back.</w:t>
       </w:r>
-      <w:r>
-        <w:t xml:space="preserve"> </w:t>
-      </w:r>
-      <w:r>
-        <w:t xml:space="preserve">타샤: 3단계.</w:t>
-      </w:r>
-      <w:r>
-        <w:t xml:space="preserve"> </w:t>
-      </w:r>
-      <w:r>
-        <w:t xml:space="preserve">“</w:t>
-      </w:r>
-      <w:r>
-        <w:t xml:space="preserve">타이머 시작.</w:t>
-      </w:r>
-      <w:r>
-        <w:t xml:space="preserve">”</w:t>
-      </w:r>
-      <w:r>
-        <w:t xml:space="preserve"> </w:t>
-      </w:r>
-      <w:r>
-        <w:t xml:space="preserve">그다음 카드를 뒤집어요. 프로토콜은 뒷면에 있어요.</w:t>
-      </w:r>
-    </w:p>
-    <w:p>
-      <w:pPr>
-        <w:numPr>
-          <w:ilvl w:val="0"/>
-          <w:numId w:val="1002"/>
-        </w:numPr>
+    </w:p>
+    <w:p>
+      <w:pPr>
+        <w:pStyle w:val="BodyText"/>
       </w:pPr>
       <w:r>
         <w:t xml:space="preserve">SAM: Video’s working now, by the way.</w:t>
       </w:r>
-      <w:r>
-        <w:t xml:space="preserve"> </w:t>
-      </w:r>
-      <w:r>
-        <w:t xml:space="preserve">샘: 그나저나 영상 이제 돼요.</w:t>
-      </w:r>
-    </w:p>
-    <w:p>
-      <w:pPr>
-        <w:numPr>
-          <w:ilvl w:val="0"/>
-          <w:numId w:val="1002"/>
-        </w:numPr>
+    </w:p>
+    <w:p>
+      <w:pPr>
+        <w:pStyle w:val="BodyText"/>
       </w:pPr>
       <w:r>
         <w:t xml:space="preserve">ZOE: Leave it. Honestly, the card is better. It’s the same card they’ll tape on their wall tomorrow, so they’re learning from the real thing. Real beats polished, every time.</w:t>
       </w:r>
-      <w:r>
-        <w:t xml:space="preserve"> </w:t>
-      </w:r>
-      <w:r>
-        <w:t xml:space="preserve">조이: 그냥 둬요. 솔직히 카드가 더 나아요. 내일 그들이 벽에 붙일 바로 그 카드니까, 진짜를 보면서 배우는 거죠. 진짜는 언제나 매끈한 걸 이겨요.</w:t>
-      </w:r>
-    </w:p>
-    <w:p>
-      <w:pPr>
-        <w:numPr>
-          <w:ilvl w:val="0"/>
-          <w:numId w:val="1002"/>
-        </w:numPr>
+    </w:p>
+    <w:p>
+      <w:pPr>
+        <w:pStyle w:val="BodyText"/>
       </w:pPr>
       <w:r>
         <w:t xml:space="preserve">AVA: The chat agrees.</w:t>
@@ -1459,74 +820,29 @@
       <w:r>
         <w:t xml:space="preserve">”</w:t>
       </w:r>
-      <w:r>
-        <w:t xml:space="preserve"> </w:t>
-      </w:r>
-      <w:r>
-        <w:t xml:space="preserve">에이바: 채팅도 동의해요.</w:t>
-      </w:r>
-      <w:r>
-        <w:t xml:space="preserve"> </w:t>
-      </w:r>
-      <w:r>
-        <w:t xml:space="preserve">“</w:t>
-      </w:r>
-      <w:r>
-        <w:t xml:space="preserve">로우테크 버전 좋아요.</w:t>
-      </w:r>
-      <w:r>
-        <w:t xml:space="preserve">”</w:t>
-      </w:r>
-    </w:p>
-    <w:p>
-      <w:pPr>
-        <w:numPr>
-          <w:ilvl w:val="0"/>
-          <w:numId w:val="1002"/>
-        </w:numPr>
+    </w:p>
+    <w:p>
+      <w:pPr>
+        <w:pStyle w:val="BodyText"/>
       </w:pPr>
       <w:r>
         <w:t xml:space="preserve">TASHA: Twenty minutes left for questions. Ava, what do we have?</w:t>
       </w:r>
-      <w:r>
-        <w:t xml:space="preserve"> </w:t>
-      </w:r>
-      <w:r>
-        <w:t xml:space="preserve">타샤: 질문 시간 20분 남았어요. 에이바, 뭐가 있어요?</w:t>
-      </w:r>
-    </w:p>
-    <w:p>
-      <w:pPr>
-        <w:numPr>
-          <w:ilvl w:val="0"/>
-          <w:numId w:val="1002"/>
-        </w:numPr>
+    </w:p>
+    <w:p>
+      <w:pPr>
+        <w:pStyle w:val="BodyText"/>
       </w:pPr>
       <w:r>
         <w:t xml:space="preserve">AVA: Sixty-four questions so far. Lots of them are the same question in different words, so I’ll group them and pick the most common ones first. That saves time.</w:t>
       </w:r>
-      <w:r>
-        <w:t xml:space="preserve"> </w:t>
-      </w:r>
-      <w:r>
-        <w:t xml:space="preserve">에이바: 지금까지 질문 64개예요. 상당수가 표현만 다른 같은 질문이라, 묶어서 가장 많은 것부터 고를게요. 그러면 시간이 절약돼요.</w:t>
-      </w:r>
-    </w:p>
-    <w:p>
-      <w:pPr>
-        <w:numPr>
-          <w:ilvl w:val="0"/>
-          <w:numId w:val="1002"/>
-        </w:numPr>
+    </w:p>
+    <w:p>
+      <w:pPr>
+        <w:pStyle w:val="BodyText"/>
       </w:pPr>
       <w:r>
         <w:t xml:space="preserve">ELENA: Let’s take a few questions. We’ll answer the rest by email.</w:t>
-      </w:r>
-      <w:r>
-        <w:t xml:space="preserve"> </w:t>
-      </w:r>
-      <w:r>
-        <w:t xml:space="preserve">엘레나: 몇 가지 질문을 받죠. 나머지는 이메일로 답해 드릴게요.</w:t>
       </w:r>
     </w:p>
     <w:bookmarkEnd w:id="22"/>
@@ -1541,10 +857,7 @@
     </w:p>
     <w:p>
       <w:pPr>
-        <w:numPr>
-          <w:ilvl w:val="0"/>
-          <w:numId w:val="1003"/>
-        </w:numPr>
+        <w:pStyle w:val="FirstParagraph"/>
       </w:pPr>
       <w:r>
         <w:t xml:space="preserve">AVA: Most common.</w:t>
@@ -1567,54 +880,18 @@
       <w:r>
         <w:t xml:space="preserve">Nine people asked.</w:t>
       </w:r>
-      <w:r>
-        <w:t xml:space="preserve"> </w:t>
-      </w:r>
-      <w:r>
-        <w:t xml:space="preserve">에이바: 가장 많은 질문.</w:t>
-      </w:r>
-      <w:r>
-        <w:t xml:space="preserve"> </w:t>
-      </w:r>
-      <w:r>
-        <w:t xml:space="preserve">“</w:t>
-      </w:r>
-      <w:r>
-        <w:t xml:space="preserve">베이라 필을 입술에 써도 되나요?</w:t>
-      </w:r>
-      <w:r>
-        <w:t xml:space="preserve">”</w:t>
-      </w:r>
-      <w:r>
-        <w:t xml:space="preserve"> </w:t>
-      </w:r>
-      <w:r>
-        <w:t xml:space="preserve">아홉 명이 물었어요.</w:t>
-      </w:r>
-    </w:p>
-    <w:p>
-      <w:pPr>
-        <w:numPr>
-          <w:ilvl w:val="0"/>
-          <w:numId w:val="1003"/>
-        </w:numPr>
+    </w:p>
+    <w:p>
+      <w:pPr>
+        <w:pStyle w:val="BodyText"/>
       </w:pPr>
       <w:r>
         <w:t xml:space="preserve">ELENA: Not on our label. Smile lines only. Medical information will follow up in writing.</w:t>
       </w:r>
-      <w:r>
-        <w:t xml:space="preserve"> </w:t>
-      </w:r>
-      <w:r>
-        <w:t xml:space="preserve">엘레나: 라벨에 없습니다. 팔자주름만. 의학 정보팀이 서면으로 후속 연락드릴게요.</w:t>
-      </w:r>
-    </w:p>
-    <w:p>
-      <w:pPr>
-        <w:numPr>
-          <w:ilvl w:val="0"/>
-          <w:numId w:val="1003"/>
-        </w:numPr>
+    </w:p>
+    <w:p>
+      <w:pPr>
+        <w:pStyle w:val="BodyText"/>
       </w:pPr>
       <w:r>
         <w:t xml:space="preserve">AVA: Next.</w:t>
@@ -1631,65 +908,26 @@
       <w:r>
         <w:t xml:space="preserve">”</w:t>
       </w:r>
-      <w:r>
-        <w:t xml:space="preserve"> </w:t>
-      </w:r>
-      <w:r>
-        <w:t xml:space="preserve">에이바: 다음.</w:t>
-      </w:r>
-      <w:r>
-        <w:t xml:space="preserve"> </w:t>
-      </w:r>
-      <w:r>
-        <w:t xml:space="preserve">“</w:t>
-      </w:r>
-      <w:r>
-        <w:t xml:space="preserve">환자가 히알루로니다아제에 알레르기가 있으면요?</w:t>
-      </w:r>
-      <w:r>
-        <w:t xml:space="preserve">”</w:t>
-      </w:r>
-    </w:p>
-    <w:p>
-      <w:pPr>
-        <w:numPr>
-          <w:ilvl w:val="0"/>
-          <w:numId w:val="1003"/>
-        </w:numPr>
+    </w:p>
+    <w:p>
+      <w:pPr>
+        <w:pStyle w:val="BodyText"/>
       </w:pPr>
       <w:r>
         <w:t xml:space="preserve">ELENA: Great question. It’s rare, but it does happen. So before you inject, ask about bee sting allergies, because bee venom contains the same enzyme. Then you’re prepared, not surprised.</w:t>
       </w:r>
-      <w:r>
-        <w:t xml:space="preserve"> </w:t>
-      </w:r>
-      <w:r>
-        <w:t xml:space="preserve">엘레나: 좋은 질문이에요. 드물지만 실제로 일어나요. 그러니 시술 전에 벌 쏘임 알레르기를 물어보세요. 벌독에 같은 효소가 들어 있거든요. 그러면 놀라지 않고 대비할 수 있어요.</w:t>
-      </w:r>
-    </w:p>
-    <w:p>
-      <w:pPr>
-        <w:numPr>
-          <w:ilvl w:val="0"/>
-          <w:numId w:val="1003"/>
-        </w:numPr>
+    </w:p>
+    <w:p>
+      <w:pPr>
+        <w:pStyle w:val="BodyText"/>
       </w:pPr>
       <w:r>
         <w:t xml:space="preserve">TASHA: It’s in module one now. History-taking. Before the needle.</w:t>
       </w:r>
-      <w:r>
-        <w:t xml:space="preserve"> </w:t>
-      </w:r>
-      <w:r>
-        <w:t xml:space="preserve">타샤: 지금 모듈 1에 들어 있어요. 병력 청취. 바늘 전에.</w:t>
-      </w:r>
-    </w:p>
-    <w:p>
-      <w:pPr>
-        <w:numPr>
-          <w:ilvl w:val="0"/>
-          <w:numId w:val="1003"/>
-        </w:numPr>
+    </w:p>
+    <w:p>
+      <w:pPr>
+        <w:pStyle w:val="BodyText"/>
       </w:pPr>
       <w:r>
         <w:t xml:space="preserve">AVA: Next.</w:t>
@@ -1706,48 +944,18 @@
       <w:r>
         <w:t xml:space="preserve">”</w:t>
       </w:r>
-      <w:r>
-        <w:t xml:space="preserve"> </w:t>
-      </w:r>
-      <w:r>
-        <w:t xml:space="preserve">에이바: 다음.</w:t>
-      </w:r>
-      <w:r>
-        <w:t xml:space="preserve"> </w:t>
-      </w:r>
-      <w:r>
-        <w:t xml:space="preserve">“</w:t>
-      </w:r>
-      <w:r>
-        <w:t xml:space="preserve">교육이 정말 필수예요? 저 20년 시술했어요.</w:t>
-      </w:r>
-      <w:r>
-        <w:t xml:space="preserve">”</w:t>
-      </w:r>
-    </w:p>
-    <w:p>
-      <w:pPr>
-        <w:numPr>
-          <w:ilvl w:val="0"/>
-          <w:numId w:val="1003"/>
-        </w:numPr>
+    </w:p>
+    <w:p>
+      <w:pPr>
+        <w:pStyle w:val="BodyText"/>
       </w:pPr>
       <w:r>
         <w:t xml:space="preserve">TASHA: Yes, for everyone, no exceptions. Experience helps, but stress doesn’t care how many years you’ve injected. Our CEO failed his first role play, and he failed it in ten seconds.</w:t>
       </w:r>
-      <w:r>
-        <w:t xml:space="preserve"> </w:t>
-      </w:r>
-      <w:r>
-        <w:t xml:space="preserve">타샤: 네, 모두에게요, 예외 없이. 경험은 도움이 되지만, 스트레스는 몇 년을 시술했는지 신경 쓰지 않아요. 우리 CEO도 첫 롤플레이에서 떨어졌어요. 그것도 10초 만에요.</w:t>
-      </w:r>
-    </w:p>
-    <w:p>
-      <w:pPr>
-        <w:numPr>
-          <w:ilvl w:val="0"/>
-          <w:numId w:val="1003"/>
-        </w:numPr>
+    </w:p>
+    <w:p>
+      <w:pPr>
+        <w:pStyle w:val="BodyText"/>
       </w:pPr>
       <w:r>
         <w:t xml:space="preserve">AVA: The chat is laughing. Lots of</w:t>
@@ -1764,51 +972,18 @@
       <w:r>
         <w:t xml:space="preserve">”</w:t>
       </w:r>
-      <w:r>
-        <w:t xml:space="preserve"> </w:t>
-      </w:r>
-      <w:r>
-        <w:t xml:space="preserve">에이바: 채팅이 웃고 있어요.</w:t>
-      </w:r>
-      <w:r>
-        <w:t xml:space="preserve"> </w:t>
-      </w:r>
-      <w:r>
-        <w:t xml:space="preserve">“</w:t>
-      </w:r>
-      <w:r>
-        <w:t xml:space="preserve">하</w:t>
-      </w:r>
-      <w:r>
-        <w:t xml:space="preserve">”</w:t>
-      </w:r>
-      <w:r>
-        <w:t xml:space="preserve">가 잔뜩.</w:t>
-      </w:r>
-    </w:p>
-    <w:p>
-      <w:pPr>
-        <w:numPr>
-          <w:ilvl w:val="0"/>
-          <w:numId w:val="1003"/>
-        </w:numPr>
+    </w:p>
+    <w:p>
+      <w:pPr>
+        <w:pStyle w:val="BodyText"/>
       </w:pPr>
       <w:r>
         <w:t xml:space="preserve">ELENA: Twenty-year surgeons usually pass fast. Then they teach us something.</w:t>
       </w:r>
-      <w:r>
-        <w:t xml:space="preserve"> </w:t>
-      </w:r>
-      <w:r>
-        <w:t xml:space="preserve">엘레나: 20년 차 외과의는 보통 금방 통과해요. 그리고 우리한테 뭔가를 가르쳐 주죠.</w:t>
-      </w:r>
-    </w:p>
-    <w:p>
-      <w:pPr>
-        <w:numPr>
-          <w:ilvl w:val="0"/>
-          <w:numId w:val="1003"/>
-        </w:numPr>
+    </w:p>
+    <w:p>
+      <w:pPr>
+        <w:pStyle w:val="BodyText"/>
       </w:pPr>
       <w:r>
         <w:t xml:space="preserve">AVA: Next.</w:t>
@@ -1825,82 +1000,34 @@
       <w:r>
         <w:t xml:space="preserve">”</w:t>
       </w:r>
-      <w:r>
-        <w:t xml:space="preserve"> </w:t>
-      </w:r>
-      <w:r>
-        <w:t xml:space="preserve">에이바: 다음.</w:t>
-      </w:r>
-      <w:r>
-        <w:t xml:space="preserve"> </w:t>
-      </w:r>
-      <w:r>
-        <w:t xml:space="preserve">“</w:t>
-      </w:r>
-      <w:r>
-        <w:t xml:space="preserve">온라인 모듈이 인증에 포함되나요?</w:t>
-      </w:r>
-      <w:r>
-        <w:t xml:space="preserve">”</w:t>
-      </w:r>
-    </w:p>
-    <w:p>
-      <w:pPr>
-        <w:numPr>
-          <w:ilvl w:val="0"/>
-          <w:numId w:val="1003"/>
-        </w:numPr>
+    </w:p>
+    <w:p>
+      <w:pPr>
+        <w:pStyle w:val="BodyText"/>
       </w:pPr>
       <w:r>
         <w:t xml:space="preserve">TASHA: The theory part, yes. Opens tonight. Hands-on stays in person. In your clinic.</w:t>
       </w:r>
-      <w:r>
-        <w:t xml:space="preserve"> </w:t>
-      </w:r>
-      <w:r>
-        <w:t xml:space="preserve">타샤: 이론 부분은요. 오늘 밤 열려요. 실습은 대면으로. 여러분 병원에서.</w:t>
-      </w:r>
-    </w:p>
-    <w:p>
-      <w:pPr>
-        <w:numPr>
-          <w:ilvl w:val="0"/>
-          <w:numId w:val="1003"/>
-        </w:numPr>
+    </w:p>
+    <w:p>
+      <w:pPr>
+        <w:pStyle w:val="BodyText"/>
       </w:pPr>
       <w:r>
         <w:t xml:space="preserve">ZOE: Link’s in the chat now. Ava?</w:t>
       </w:r>
-      <w:r>
-        <w:t xml:space="preserve"> </w:t>
-      </w:r>
-      <w:r>
-        <w:t xml:space="preserve">조이: 링크 지금 채팅에 올렸어요. 에이바?</w:t>
-      </w:r>
-    </w:p>
-    <w:p>
-      <w:pPr>
-        <w:numPr>
-          <w:ilvl w:val="0"/>
-          <w:numId w:val="1003"/>
-        </w:numPr>
+    </w:p>
+    <w:p>
+      <w:pPr>
+        <w:pStyle w:val="BodyText"/>
       </w:pPr>
       <w:r>
         <w:t xml:space="preserve">SAM: Sign-up counter’s moving. Eleven. Twelve. Fifteen.</w:t>
       </w:r>
-      <w:r>
-        <w:t xml:space="preserve"> </w:t>
-      </w:r>
-      <w:r>
-        <w:t xml:space="preserve">샘: 등록 카운터 올라가요. 11. 12. 15.</w:t>
-      </w:r>
-    </w:p>
-    <w:p>
-      <w:pPr>
-        <w:numPr>
-          <w:ilvl w:val="0"/>
-          <w:numId w:val="1003"/>
-        </w:numPr>
+    </w:p>
+    <w:p>
+      <w:pPr>
+        <w:pStyle w:val="BodyText"/>
       </w:pPr>
       <w:r>
         <w:t xml:space="preserve">AVA: Next one is… a bit sharp. From</w:t>
@@ -1917,51 +1044,18 @@
       <w:r>
         <w:t xml:space="preserve">”</w:t>
       </w:r>
-      <w:r>
-        <w:t xml:space="preserve"> </w:t>
-      </w:r>
-      <w:r>
-        <w:t xml:space="preserve">에이바: 다음은… 좀 날카로워요.</w:t>
-      </w:r>
-      <w:r>
-        <w:t xml:space="preserve"> </w:t>
-      </w:r>
-      <w:r>
-        <w:t xml:space="preserve">“</w:t>
-      </w:r>
-      <w:r>
-        <w:t xml:space="preserve">Dr_K_TX</w:t>
-      </w:r>
-      <w:r>
-        <w:t xml:space="preserve">”</w:t>
-      </w:r>
-      <w:r>
-        <w:t xml:space="preserve">한테서요.</w:t>
-      </w:r>
-    </w:p>
-    <w:p>
-      <w:pPr>
-        <w:numPr>
-          <w:ilvl w:val="0"/>
-          <w:numId w:val="1003"/>
-        </w:numPr>
+    </w:p>
+    <w:p>
+      <w:pPr>
+        <w:pStyle w:val="BodyText"/>
       </w:pPr>
       <w:r>
         <w:t xml:space="preserve">TASHA: Read it.</w:t>
       </w:r>
-      <w:r>
-        <w:t xml:space="preserve"> </w:t>
-      </w:r>
-      <w:r>
-        <w:t xml:space="preserve">타샤: 읽어 줘요.</w:t>
-      </w:r>
-    </w:p>
-    <w:p>
-      <w:pPr>
-        <w:numPr>
-          <w:ilvl w:val="0"/>
-          <w:numId w:val="1003"/>
-        </w:numPr>
+    </w:p>
+    <w:p>
+      <w:pPr>
+        <w:pStyle w:val="BodyText"/>
       </w:pPr>
       <w:r>
         <w:t xml:space="preserve">AVA:</w:t>
@@ -1978,65 +1072,26 @@
       <w:r>
         <w:t xml:space="preserve">”</w:t>
       </w:r>
-      <w:r>
-        <w:t xml:space="preserve"> </w:t>
-      </w:r>
-      <w:r>
-        <w:t xml:space="preserve">에이바:</w:t>
-      </w:r>
-      <w:r>
-        <w:t xml:space="preserve"> </w:t>
-      </w:r>
-      <w:r>
-        <w:t xml:space="preserve">“</w:t>
-      </w:r>
-      <w:r>
-        <w:t xml:space="preserve">2.8배는 아주 작은 연구에서 나온 거 아니에요? 40명? 왜 믿어야 하죠?</w:t>
-      </w:r>
-      <w:r>
-        <w:t xml:space="preserve">”</w:t>
-      </w:r>
-    </w:p>
-    <w:p>
-      <w:pPr>
-        <w:numPr>
-          <w:ilvl w:val="0"/>
-          <w:numId w:val="1003"/>
-        </w:numPr>
+    </w:p>
+    <w:p>
+      <w:pPr>
+        <w:pStyle w:val="BodyText"/>
       </w:pPr>
       <w:r>
         <w:t xml:space="preserve">ELENA: Fair question. Yes, forty subjects. Blinded photo review. That’s the size.</w:t>
       </w:r>
-      <w:r>
-        <w:t xml:space="preserve"> </w:t>
-      </w:r>
-      <w:r>
-        <w:t xml:space="preserve">엘레나: 정당한 질문이에요. 네, 40명. 눈가림 사진 평가. 그게 규모예요.</w:t>
-      </w:r>
-    </w:p>
-    <w:p>
-      <w:pPr>
-        <w:numPr>
-          <w:ilvl w:val="0"/>
-          <w:numId w:val="1003"/>
-        </w:numPr>
+    </w:p>
+    <w:p>
+      <w:pPr>
+        <w:pStyle w:val="BodyText"/>
       </w:pPr>
       <w:r>
         <w:t xml:space="preserve">TASHA: And our label says the benefit isn’t established. We say it ourselves.</w:t>
       </w:r>
-      <w:r>
-        <w:t xml:space="preserve"> </w:t>
-      </w:r>
-      <w:r>
-        <w:t xml:space="preserve">타샤: 그리고 우리 라벨엔 이점이 입증되지 않았다고 돼 있어요. 우리 입으로 말해요.</w:t>
-      </w:r>
-    </w:p>
-    <w:p>
-      <w:pPr>
-        <w:numPr>
-          <w:ilvl w:val="0"/>
-          <w:numId w:val="1003"/>
-        </w:numPr>
+    </w:p>
+    <w:p>
+      <w:pPr>
+        <w:pStyle w:val="BodyText"/>
       </w:pPr>
       <w:r>
         <w:t xml:space="preserve">AVA: Dr_K_TX again.</w:t>
@@ -2053,65 +1108,26 @@
       <w:r>
         <w:t xml:space="preserve">”</w:t>
       </w:r>
-      <w:r>
-        <w:t xml:space="preserve"> </w:t>
-      </w:r>
-      <w:r>
-        <w:t xml:space="preserve">에이바: Dr_K_TX 또.</w:t>
-      </w:r>
-      <w:r>
-        <w:t xml:space="preserve"> </w:t>
-      </w:r>
-      <w:r>
-        <w:t xml:space="preserve">“</w:t>
-      </w:r>
-      <w:r>
-        <w:t xml:space="preserve">그럼 환자한테 도움 안 된다고 인정하는 거네요?</w:t>
-      </w:r>
-      <w:r>
-        <w:t xml:space="preserve">”</w:t>
-      </w:r>
-    </w:p>
-    <w:p>
-      <w:pPr>
-        <w:numPr>
-          <w:ilvl w:val="0"/>
-          <w:numId w:val="1003"/>
-        </w:numPr>
+    </w:p>
+    <w:p>
+      <w:pPr>
+        <w:pStyle w:val="BodyText"/>
       </w:pPr>
       <w:r>
         <w:t xml:space="preserve">ELENA: No, we admit it’s not proven, and that’s different. Not proven means we haven’t studied patient outcomes yet. What we measured was speed, and we reported it honestly, small study included.</w:t>
       </w:r>
-      <w:r>
-        <w:t xml:space="preserve"> </w:t>
-      </w:r>
-      <w:r>
-        <w:t xml:space="preserve">엘레나: 아니요, 입증되지 않았다고 인정하는 거고, 그건 달라요. 입증되지 않았다는 건 환자 결과를 아직 연구하지 않았다는 뜻이에요. 우리가 측정한 건 속도였고, 작은 연구라는 점까지 포함해 정직하게 보고했어요.</w:t>
-      </w:r>
-    </w:p>
-    <w:p>
-      <w:pPr>
-        <w:numPr>
-          <w:ilvl w:val="0"/>
-          <w:numId w:val="1003"/>
-        </w:numPr>
+    </w:p>
+    <w:p>
+      <w:pPr>
+        <w:pStyle w:val="BodyText"/>
       </w:pPr>
       <w:r>
         <w:t xml:space="preserve">ZOE: Ava, move on after this one.</w:t>
       </w:r>
-      <w:r>
-        <w:t xml:space="preserve"> </w:t>
-      </w:r>
-      <w:r>
-        <w:t xml:space="preserve">조이: 에이바, 이거 다음엔 넘어가요.</w:t>
-      </w:r>
-    </w:p>
-    <w:p>
-      <w:pPr>
-        <w:numPr>
-          <w:ilvl w:val="0"/>
-          <w:numId w:val="1003"/>
-        </w:numPr>
+    </w:p>
+    <w:p>
+      <w:pPr>
+        <w:pStyle w:val="BodyText"/>
       </w:pPr>
       <w:r>
         <w:t xml:space="preserve">AVA: Dr_K_TX a third time.</w:t>
@@ -2128,116 +1144,50 @@
       <w:r>
         <w:t xml:space="preserve">”</w:t>
       </w:r>
-      <w:r>
-        <w:t xml:space="preserve"> </w:t>
-      </w:r>
-      <w:r>
-        <w:t xml:space="preserve">에이바: Dr_K_TX 세 번째.</w:t>
-      </w:r>
-      <w:r>
-        <w:t xml:space="preserve"> </w:t>
-      </w:r>
-      <w:r>
-        <w:t xml:space="preserve">“</w:t>
-      </w:r>
-      <w:r>
-        <w:t xml:space="preserve">그리고 빨리 녹으니까 오래 안 가죠.</w:t>
-      </w:r>
-      <w:r>
-        <w:t xml:space="preserve">”</w:t>
-      </w:r>
-    </w:p>
-    <w:p>
-      <w:pPr>
-        <w:numPr>
-          <w:ilvl w:val="0"/>
-          <w:numId w:val="1003"/>
-        </w:numPr>
+    </w:p>
+    <w:p>
+      <w:pPr>
+        <w:pStyle w:val="BodyText"/>
       </w:pPr>
       <w:r>
         <w:t xml:space="preserve">TASHA: That sentence sounds familiar.</w:t>
       </w:r>
-      <w:r>
-        <w:t xml:space="preserve"> </w:t>
-      </w:r>
-      <w:r>
-        <w:t xml:space="preserve">타샤: 그 문장 익숙하네요.</w:t>
-      </w:r>
-    </w:p>
-    <w:p>
-      <w:pPr>
-        <w:numPr>
-          <w:ilvl w:val="0"/>
-          <w:numId w:val="1003"/>
-        </w:numPr>
+    </w:p>
+    <w:p>
+      <w:pPr>
+        <w:pStyle w:val="BodyText"/>
       </w:pPr>
       <w:r>
         <w:t xml:space="preserve">AVA: Zoe… should I say who I think it is?</w:t>
       </w:r>
-      <w:r>
-        <w:t xml:space="preserve"> </w:t>
-      </w:r>
-      <w:r>
-        <w:t xml:space="preserve">에이바: 조이… 누군지 짐작 가는 거 말해도 돼요?</w:t>
-      </w:r>
-    </w:p>
-    <w:p>
-      <w:pPr>
-        <w:numPr>
-          <w:ilvl w:val="0"/>
-          <w:numId w:val="1003"/>
-        </w:numPr>
+    </w:p>
+    <w:p>
+      <w:pPr>
+        <w:pStyle w:val="BodyText"/>
       </w:pPr>
       <w:r>
         <w:t xml:space="preserve">ZOE: No. Never call out a name, even if you’re right. If we attack him, we look defensive. Just answer the question clearly, for everyone else who’s watching.</w:t>
       </w:r>
-      <w:r>
-        <w:t xml:space="preserve"> </w:t>
-      </w:r>
-      <w:r>
-        <w:t xml:space="preserve">조이: 아니요. 맞더라도 절대 이름을 지목하지 마요. 우리가 공격하면 방어적으로 보여요. 그냥 질문에 분명하게 답해요. 보고 있는 다른 모든 사람을 위해서요.</w:t>
-      </w:r>
-    </w:p>
-    <w:p>
-      <w:pPr>
-        <w:numPr>
-          <w:ilvl w:val="0"/>
-          <w:numId w:val="1003"/>
-        </w:numPr>
+    </w:p>
+    <w:p>
+      <w:pPr>
+        <w:pStyle w:val="BodyText"/>
       </w:pPr>
       <w:r>
         <w:t xml:space="preserve">ELENA: Common misunderstanding. It only dissolves faster with the enzyme. Otherwise, twelve months.</w:t>
       </w:r>
-      <w:r>
-        <w:t xml:space="preserve"> </w:t>
-      </w:r>
-      <w:r>
-        <w:t xml:space="preserve">엘레나: 흔한 오해예요. 효소를 넣을 때만 더 빨리 녹아요. 그 외엔 12개월.</w:t>
-      </w:r>
-    </w:p>
-    <w:p>
-      <w:pPr>
-        <w:numPr>
-          <w:ilvl w:val="0"/>
-          <w:numId w:val="1003"/>
-        </w:numPr>
+    </w:p>
+    <w:p>
+      <w:pPr>
+        <w:pStyle w:val="BodyText"/>
       </w:pPr>
       <w:r>
         <w:t xml:space="preserve">TASHA: Same as Lumaderm Volume. In a head-to-head trial. Three hundred patients.</w:t>
       </w:r>
-      <w:r>
-        <w:t xml:space="preserve"> </w:t>
-      </w:r>
-      <w:r>
-        <w:t xml:space="preserve">타샤: 루마덤 볼륨과 같아요. 1:1 비교 임상에서. 환자 300명.</w:t>
-      </w:r>
-    </w:p>
-    <w:p>
-      <w:pPr>
-        <w:numPr>
-          <w:ilvl w:val="0"/>
-          <w:numId w:val="1003"/>
-        </w:numPr>
+    </w:p>
+    <w:p>
+      <w:pPr>
+        <w:pStyle w:val="BodyText"/>
       </w:pPr>
       <w:r>
         <w:t xml:space="preserve">AVA: Chat reactions.</w:t>
@@ -2284,93 +1234,21 @@
       <w:r>
         <w:t xml:space="preserve">”</w:t>
       </w:r>
-      <w:r>
-        <w:t xml:space="preserve"> </w:t>
-      </w:r>
-      <w:r>
-        <w:t xml:space="preserve">에이바: 채팅 반응.</w:t>
-      </w:r>
-      <w:r>
-        <w:t xml:space="preserve"> </w:t>
-      </w:r>
-      <w:r>
-        <w:t xml:space="preserve">“</w:t>
-      </w:r>
-      <w:r>
-        <w:t xml:space="preserve">좋은 대답.</w:t>
-      </w:r>
-      <w:r>
-        <w:t xml:space="preserve">”</w:t>
-      </w:r>
-      <w:r>
-        <w:t xml:space="preserve"> </w:t>
-      </w:r>
-      <w:r>
-        <w:t xml:space="preserve">“</w:t>
-      </w:r>
-      <w:r>
-        <w:t xml:space="preserve">감사해요, 루이즈 선생님.</w:t>
-      </w:r>
-      <w:r>
-        <w:t xml:space="preserve">”</w:t>
-      </w:r>
-      <w:r>
-        <w:t xml:space="preserve"> </w:t>
-      </w:r>
-      <w:r>
-        <w:t xml:space="preserve">그리고</w:t>
-      </w:r>
-      <w:r>
-        <w:t xml:space="preserve"> </w:t>
-      </w:r>
-      <w:r>
-        <w:t xml:space="preserve">“</w:t>
-      </w:r>
-      <w:r>
-        <w:t xml:space="preserve">카일, 그만해</w:t>
-      </w:r>
-      <w:r>
-        <w:t xml:space="preserve">”</w:t>
-      </w:r>
-      <w:r>
-        <w:t xml:space="preserve"> </w:t>
-      </w:r>
-      <w:r>
-        <w:t xml:space="preserve">하나.</w:t>
-      </w:r>
-    </w:p>
-    <w:p>
-      <w:pPr>
-        <w:numPr>
-          <w:ilvl w:val="0"/>
-          <w:numId w:val="1003"/>
-        </w:numPr>
+    </w:p>
+    <w:p>
+      <w:pPr>
+        <w:pStyle w:val="BodyText"/>
       </w:pPr>
       <w:r>
         <w:t xml:space="preserve">ZOE: …I didn’t say it. The chat did.</w:t>
       </w:r>
-      <w:r>
-        <w:t xml:space="preserve"> </w:t>
-      </w:r>
-      <w:r>
-        <w:t xml:space="preserve">조이: …난 안 했어요. 채팅이 했죠.</w:t>
-      </w:r>
-    </w:p>
-    <w:p>
-      <w:pPr>
-        <w:numPr>
-          <w:ilvl w:val="0"/>
-          <w:numId w:val="1003"/>
-        </w:numPr>
+    </w:p>
+    <w:p>
+      <w:pPr>
+        <w:pStyle w:val="BodyText"/>
       </w:pPr>
       <w:r>
         <w:t xml:space="preserve">TASHA: Moving on!</w:t>
-      </w:r>
-      <w:r>
-        <w:t xml:space="preserve"> </w:t>
-      </w:r>
-      <w:r>
-        <w:t xml:space="preserve">타샤: 넘어갑시다!</w:t>
       </w:r>
     </w:p>
     <w:bookmarkEnd w:id="23"/>
@@ -2385,10 +1263,7 @@
     </w:p>
     <w:p>
       <w:pPr>
-        <w:numPr>
-          <w:ilvl w:val="0"/>
-          <w:numId w:val="1004"/>
-        </w:numPr>
+        <w:pStyle w:val="FirstParagraph"/>
       </w:pPr>
       <w:r>
         <w:t xml:space="preserve">AVA: Tasha. This one is long. From a nurse.</w:t>
@@ -2411,54 +1286,18 @@
       <w:r>
         <w:t xml:space="preserve">It’s… personal.</w:t>
       </w:r>
-      <w:r>
-        <w:t xml:space="preserve"> </w:t>
-      </w:r>
-      <w:r>
-        <w:t xml:space="preserve">에이바: 타샤. 이건 길어요. 간호사한테서요.</w:t>
-      </w:r>
-      <w:r>
-        <w:t xml:space="preserve"> </w:t>
-      </w:r>
-      <w:r>
-        <w:t xml:space="preserve">“</w:t>
-      </w:r>
-      <w:r>
-        <w:t xml:space="preserve">레베카, 간호사, 오하이오.</w:t>
-      </w:r>
-      <w:r>
-        <w:t xml:space="preserve">”</w:t>
-      </w:r>
-      <w:r>
-        <w:t xml:space="preserve"> </w:t>
-      </w:r>
-      <w:r>
-        <w:t xml:space="preserve">그게… 개인적이에요.</w:t>
-      </w:r>
-    </w:p>
-    <w:p>
-      <w:pPr>
-        <w:numPr>
-          <w:ilvl w:val="0"/>
-          <w:numId w:val="1004"/>
-        </w:numPr>
+    </w:p>
+    <w:p>
+      <w:pPr>
+        <w:pStyle w:val="BodyText"/>
       </w:pPr>
       <w:r>
         <w:t xml:space="preserve">TASHA: Read it. If she’s okay with that.</w:t>
       </w:r>
-      <w:r>
-        <w:t xml:space="preserve"> </w:t>
-      </w:r>
-      <w:r>
-        <w:t xml:space="preserve">타샤: 읽어 줘요. 그분이 괜찮다면.</w:t>
-      </w:r>
-    </w:p>
-    <w:p>
-      <w:pPr>
-        <w:numPr>
-          <w:ilvl w:val="0"/>
-          <w:numId w:val="1004"/>
-        </w:numPr>
+    </w:p>
+    <w:p>
+      <w:pPr>
+        <w:pStyle w:val="BodyText"/>
       </w:pPr>
       <w:r>
         <w:t xml:space="preserve">AVA:</w:t>
@@ -2475,48 +1314,18 @@
       <w:r>
         <w:t xml:space="preserve">”</w:t>
       </w:r>
-      <w:r>
-        <w:t xml:space="preserve"> </w:t>
-      </w:r>
-      <w:r>
-        <w:t xml:space="preserve">에이바:</w:t>
-      </w:r>
-      <w:r>
-        <w:t xml:space="preserve"> </w:t>
-      </w:r>
-      <w:r>
-        <w:t xml:space="preserve">“</w:t>
-      </w:r>
-      <w:r>
-        <w:t xml:space="preserve">지난주에 카드를 다운로드했어요. 방에 붙였죠. 그리고 그게 필요해졌어요.</w:t>
-      </w:r>
-      <w:r>
-        <w:t xml:space="preserve">”</w:t>
-      </w:r>
-    </w:p>
-    <w:p>
-      <w:pPr>
-        <w:numPr>
-          <w:ilvl w:val="0"/>
-          <w:numId w:val="1004"/>
-        </w:numPr>
+    </w:p>
+    <w:p>
+      <w:pPr>
+        <w:pStyle w:val="BodyText"/>
       </w:pPr>
       <w:r>
         <w:t xml:space="preserve">TASHA: …Go on.</w:t>
       </w:r>
-      <w:r>
-        <w:t xml:space="preserve"> </w:t>
-      </w:r>
-      <w:r>
-        <w:t xml:space="preserve">타샤: …계속해요.</w:t>
-      </w:r>
-    </w:p>
-    <w:p>
-      <w:pPr>
-        <w:numPr>
-          <w:ilvl w:val="0"/>
-          <w:numId w:val="1004"/>
-        </w:numPr>
+    </w:p>
+    <w:p>
+      <w:pPr>
+        <w:pStyle w:val="BodyText"/>
       </w:pPr>
       <w:r>
         <w:t xml:space="preserve">AVA:</w:t>
@@ -2533,82 +1342,34 @@
       <w:r>
         <w:t xml:space="preserve">”</w:t>
       </w:r>
-      <w:r>
-        <w:t xml:space="preserve"> </w:t>
-      </w:r>
-      <w:r>
-        <w:t xml:space="preserve">에이바:</w:t>
-      </w:r>
-      <w:r>
-        <w:t xml:space="preserve"> </w:t>
-      </w:r>
-      <w:r>
-        <w:t xml:space="preserve">“</w:t>
-      </w:r>
-      <w:r>
-        <w:t xml:space="preserve">창백. 루마덤 환자. 전 얼어붙지 않았어요. 1단계를 읽었죠. 환자는 괜찮아요.</w:t>
-      </w:r>
-      <w:r>
-        <w:t xml:space="preserve">”</w:t>
-      </w:r>
-    </w:p>
-    <w:p>
-      <w:pPr>
-        <w:numPr>
-          <w:ilvl w:val="0"/>
-          <w:numId w:val="1004"/>
-        </w:numPr>
+    </w:p>
+    <w:p>
+      <w:pPr>
+        <w:pStyle w:val="BodyText"/>
       </w:pPr>
       <w:r>
         <w:t xml:space="preserve">ZOE: Tasha? You’re on camera.</w:t>
       </w:r>
-      <w:r>
-        <w:t xml:space="preserve"> </w:t>
-      </w:r>
-      <w:r>
-        <w:t xml:space="preserve">조이: 타샤? 카메라 켜져 있어요.</w:t>
-      </w:r>
-    </w:p>
-    <w:p>
-      <w:pPr>
-        <w:numPr>
-          <w:ilvl w:val="0"/>
-          <w:numId w:val="1004"/>
-        </w:numPr>
+    </w:p>
+    <w:p>
+      <w:pPr>
+        <w:pStyle w:val="BodyText"/>
       </w:pPr>
       <w:r>
         <w:t xml:space="preserve">TASHA: I know. Give me one second. Rebecca, thank you. That’s why I teach.</w:t>
       </w:r>
-      <w:r>
-        <w:t xml:space="preserve"> </w:t>
-      </w:r>
-      <w:r>
-        <w:t xml:space="preserve">타샤: 알아요. 1초만요. 레베카, 고마워요. 그래서 제가 가르치는 거예요.</w:t>
-      </w:r>
-    </w:p>
-    <w:p>
-      <w:pPr>
-        <w:numPr>
-          <w:ilvl w:val="0"/>
-          <w:numId w:val="1004"/>
-        </w:numPr>
+    </w:p>
+    <w:p>
+      <w:pPr>
+        <w:pStyle w:val="BodyText"/>
       </w:pPr>
       <w:r>
         <w:t xml:space="preserve">ELENA: Rebecca, I’m so glad your patient is okay. Can I ask you something important?</w:t>
       </w:r>
-      <w:r>
-        <w:t xml:space="preserve"> </w:t>
-      </w:r>
-      <w:r>
-        <w:t xml:space="preserve">엘레나: 레베카, 환자분이 괜찮다니 정말 다행이에요. 중요한 걸 하나 부탁해도 될까요?</w:t>
-      </w:r>
-    </w:p>
-    <w:p>
-      <w:pPr>
-        <w:numPr>
-          <w:ilvl w:val="0"/>
-          <w:numId w:val="1004"/>
-        </w:numPr>
+    </w:p>
+    <w:p>
+      <w:pPr>
+        <w:pStyle w:val="BodyText"/>
       </w:pPr>
       <w:r>
         <w:t xml:space="preserve">AVA: She’s typing.</w:t>
@@ -2625,48 +1386,18 @@
       <w:r>
         <w:t xml:space="preserve">”</w:t>
       </w:r>
-      <w:r>
-        <w:t xml:space="preserve"> </w:t>
-      </w:r>
-      <w:r>
-        <w:t xml:space="preserve">에이바: 치고 있어요.</w:t>
-      </w:r>
-      <w:r>
-        <w:t xml:space="preserve"> </w:t>
-      </w:r>
-      <w:r>
-        <w:t xml:space="preserve">“</w:t>
-      </w:r>
-      <w:r>
-        <w:t xml:space="preserve">물론이죠.</w:t>
-      </w:r>
-      <w:r>
-        <w:t xml:space="preserve">”</w:t>
-      </w:r>
-    </w:p>
-    <w:p>
-      <w:pPr>
-        <w:numPr>
-          <w:ilvl w:val="0"/>
-          <w:numId w:val="1004"/>
-        </w:numPr>
+    </w:p>
+    <w:p>
+      <w:pPr>
+        <w:pStyle w:val="BodyText"/>
       </w:pPr>
       <w:r>
         <w:t xml:space="preserve">ELENA: Please report it, to the manufacturer and to FDA MedWatch, even if it ended well. A good outcome is still an adverse event, so it still needs to be on the record.</w:t>
       </w:r>
-      <w:r>
-        <w:t xml:space="preserve"> </w:t>
-      </w:r>
-      <w:r>
-        <w:t xml:space="preserve">엘레나: 보고해 주세요. 제조사와 FDA 메드워치에요. 잘 끝났더라도요. 결과가 좋아도 이상사례는 이상사례라서, 여전히 기록으로 남아야 해요.</w:t>
-      </w:r>
-    </w:p>
-    <w:p>
-      <w:pPr>
-        <w:numPr>
-          <w:ilvl w:val="0"/>
-          <w:numId w:val="1004"/>
-        </w:numPr>
+    </w:p>
+    <w:p>
+      <w:pPr>
+        <w:pStyle w:val="BodyText"/>
       </w:pPr>
       <w:r>
         <w:t xml:space="preserve">AVA: She asks,</w:t>
@@ -2683,261 +1414,117 @@
       <w:r>
         <w:t xml:space="preserve">”</w:t>
       </w:r>
-      <w:r>
-        <w:t xml:space="preserve"> </w:t>
-      </w:r>
-      <w:r>
-        <w:t xml:space="preserve">에이바: 물어요.</w:t>
-      </w:r>
-      <w:r>
-        <w:t xml:space="preserve"> </w:t>
-      </w:r>
-      <w:r>
-        <w:t xml:space="preserve">“</w:t>
-      </w:r>
-      <w:r>
-        <w:t xml:space="preserve">루마덤이었는데도요? 당신네 게 아니라?</w:t>
-      </w:r>
-      <w:r>
-        <w:t xml:space="preserve">”</w:t>
-      </w:r>
-    </w:p>
-    <w:p>
-      <w:pPr>
-        <w:numPr>
-          <w:ilvl w:val="0"/>
-          <w:numId w:val="1004"/>
-        </w:numPr>
+    </w:p>
+    <w:p>
+      <w:pPr>
+        <w:pStyle w:val="BodyText"/>
       </w:pPr>
       <w:r>
         <w:t xml:space="preserve">ELENA: Especially then. Every report makes the data better. For every brand.</w:t>
       </w:r>
-      <w:r>
-        <w:t xml:space="preserve"> </w:t>
-      </w:r>
-      <w:r>
-        <w:t xml:space="preserve">엘레나: 특히 그럴수록요. 모든 보고가 데이터를 더 낫게 만들어요. 모든 브랜드에.</w:t>
-      </w:r>
-    </w:p>
-    <w:p>
-      <w:pPr>
-        <w:numPr>
-          <w:ilvl w:val="0"/>
-          <w:numId w:val="1004"/>
-        </w:numPr>
+    </w:p>
+    <w:p>
+      <w:pPr>
+        <w:pStyle w:val="BodyText"/>
       </w:pPr>
       <w:r>
         <w:t xml:space="preserve">TASHA: Most occlusions are never reported. That’s how we stay blind.</w:t>
       </w:r>
-      <w:r>
-        <w:t xml:space="preserve"> </w:t>
-      </w:r>
-      <w:r>
-        <w:t xml:space="preserve">타샤: 대부분의 혈관 폐색은 보고되지 않아요. 그래서 우리가 계속 깜깜한 거예요.</w:t>
-      </w:r>
-    </w:p>
-    <w:p>
-      <w:pPr>
-        <w:numPr>
-          <w:ilvl w:val="0"/>
-          <w:numId w:val="1004"/>
-        </w:numPr>
+    </w:p>
+    <w:p>
+      <w:pPr>
+        <w:pStyle w:val="BodyText"/>
       </w:pPr>
       <w:r>
         <w:t xml:space="preserve">ZOE: Elena, can we share Rebecca’s story? In our marketing?</w:t>
       </w:r>
-      <w:r>
-        <w:t xml:space="preserve"> </w:t>
-      </w:r>
-      <w:r>
-        <w:t xml:space="preserve">조이: 엘레나, 레베카 이야기를 공유해도 돼요? 마케팅에?</w:t>
-      </w:r>
-    </w:p>
-    <w:p>
-      <w:pPr>
-        <w:numPr>
-          <w:ilvl w:val="0"/>
-          <w:numId w:val="1004"/>
-        </w:numPr>
+    </w:p>
+    <w:p>
+      <w:pPr>
+        <w:pStyle w:val="BodyText"/>
       </w:pPr>
       <w:r>
         <w:t xml:space="preserve">ELENA: No. One story isn’t data, however moving it is. And it wasn’t even our product. If we use a nurse’s emergency to sell syringes, we lose the trust we earned tonight.</w:t>
       </w:r>
-      <w:r>
-        <w:t xml:space="preserve"> </w:t>
-      </w:r>
-      <w:r>
-        <w:t xml:space="preserve">엘레나: 안 돼요. 아무리 감동적이어도 이야기 하나는 데이터가 아니에요. 게다가 우리 제품도 아니었고요. 간호사의 응급 상황을 주사기 파는 데 쓰면, 오늘 밤 얻은 신뢰를 잃어요.</w:t>
-      </w:r>
-    </w:p>
-    <w:p>
-      <w:pPr>
-        <w:numPr>
-          <w:ilvl w:val="0"/>
-          <w:numId w:val="1004"/>
-        </w:numPr>
+    </w:p>
+    <w:p>
+      <w:pPr>
+        <w:pStyle w:val="BodyText"/>
       </w:pPr>
       <w:r>
         <w:t xml:space="preserve">ZOE: I knew you’d say that. I had to ask.</w:t>
       </w:r>
-      <w:r>
-        <w:t xml:space="preserve"> </w:t>
-      </w:r>
-      <w:r>
-        <w:t xml:space="preserve">조이: 그럴 줄 알았어요. 그래도 물어봐야 했어요.</w:t>
-      </w:r>
-    </w:p>
-    <w:p>
-      <w:pPr>
-        <w:numPr>
-          <w:ilvl w:val="0"/>
-          <w:numId w:val="1004"/>
-        </w:numPr>
+    </w:p>
+    <w:p>
+      <w:pPr>
+        <w:pStyle w:val="BodyText"/>
       </w:pPr>
       <w:r>
         <w:t xml:space="preserve">TASHA: We’re over time. Five minutes over.</w:t>
       </w:r>
-      <w:r>
-        <w:t xml:space="preserve"> </w:t>
-      </w:r>
-      <w:r>
-        <w:t xml:space="preserve">타샤: 시간 넘었어요. 5분 넘었어요.</w:t>
-      </w:r>
-    </w:p>
-    <w:p>
-      <w:pPr>
-        <w:numPr>
-          <w:ilvl w:val="0"/>
-          <w:numId w:val="1004"/>
-        </w:numPr>
+    </w:p>
+    <w:p>
+      <w:pPr>
+        <w:pStyle w:val="BodyText"/>
       </w:pPr>
       <w:r>
         <w:t xml:space="preserve">SAM: Wrap it up. Thirty seconds.</w:t>
       </w:r>
-      <w:r>
-        <w:t xml:space="preserve"> </w:t>
-      </w:r>
-      <w:r>
-        <w:t xml:space="preserve">샘: 마무리해요. 30초.</w:t>
-      </w:r>
-    </w:p>
-    <w:p>
-      <w:pPr>
-        <w:numPr>
-          <w:ilvl w:val="0"/>
-          <w:numId w:val="1004"/>
-        </w:numPr>
+    </w:p>
+    <w:p>
+      <w:pPr>
+        <w:pStyle w:val="BodyText"/>
       </w:pPr>
       <w:r>
         <w:t xml:space="preserve">TASHA: Thank you all. We’ll follow up by email. Every unanswered question. Within forty-eight hours.</w:t>
       </w:r>
-      <w:r>
-        <w:t xml:space="preserve"> </w:t>
-      </w:r>
-      <w:r>
-        <w:t xml:space="preserve">타샤: 모두 감사해요. 이메일로 후속 연락드릴게요. 답 못 한 모든 질문. 48시간 안에.</w:t>
-      </w:r>
-    </w:p>
-    <w:p>
-      <w:pPr>
-        <w:numPr>
-          <w:ilvl w:val="0"/>
-          <w:numId w:val="1004"/>
-        </w:numPr>
+    </w:p>
+    <w:p>
+      <w:pPr>
+        <w:pStyle w:val="BodyText"/>
       </w:pPr>
       <w:r>
         <w:t xml:space="preserve">ELENA: And print the card. Tape it in every room. Any product.</w:t>
       </w:r>
-      <w:r>
-        <w:t xml:space="preserve"> </w:t>
-      </w:r>
-      <w:r>
-        <w:t xml:space="preserve">엘레나: 그리고 카드를 인쇄하세요. 모든 방에 붙이세요. 어떤 제품이든.</w:t>
-      </w:r>
-    </w:p>
-    <w:p>
-      <w:pPr>
-        <w:numPr>
-          <w:ilvl w:val="0"/>
-          <w:numId w:val="1004"/>
-        </w:numPr>
+    </w:p>
+    <w:p>
+      <w:pPr>
+        <w:pStyle w:val="BodyText"/>
       </w:pPr>
       <w:r>
         <w:t xml:space="preserve">TASHA: Good night. Stop injecting. Call for help. Start the timer.</w:t>
       </w:r>
-      <w:r>
-        <w:t xml:space="preserve"> </w:t>
-      </w:r>
-      <w:r>
-        <w:t xml:space="preserve">타샤: 좋은 밤 되세요. 주입 중단. 도움 요청. 타이머 시작.</w:t>
-      </w:r>
-    </w:p>
-    <w:p>
-      <w:pPr>
-        <w:numPr>
-          <w:ilvl w:val="0"/>
-          <w:numId w:val="1004"/>
-        </w:numPr>
+    </w:p>
+    <w:p>
+      <w:pPr>
+        <w:pStyle w:val="BodyText"/>
       </w:pPr>
       <w:r>
         <w:t xml:space="preserve">SAM: And we’re off. Clear.</w:t>
       </w:r>
-      <w:r>
-        <w:t xml:space="preserve"> </w:t>
-      </w:r>
-      <w:r>
-        <w:t xml:space="preserve">샘: 그리고 방송 종료. 끝.</w:t>
-      </w:r>
-    </w:p>
-    <w:p>
-      <w:pPr>
-        <w:numPr>
-          <w:ilvl w:val="0"/>
-          <w:numId w:val="1004"/>
-        </w:numPr>
+    </w:p>
+    <w:p>
+      <w:pPr>
+        <w:pStyle w:val="BodyText"/>
       </w:pPr>
       <w:r>
         <w:t xml:space="preserve">TASHA: Did I cry on camera?</w:t>
       </w:r>
-      <w:r>
-        <w:t xml:space="preserve"> </w:t>
-      </w:r>
-      <w:r>
-        <w:t xml:space="preserve">타샤: 나 카메라 앞에서 울었어요?</w:t>
-      </w:r>
-    </w:p>
-    <w:p>
-      <w:pPr>
-        <w:numPr>
-          <w:ilvl w:val="0"/>
-          <w:numId w:val="1004"/>
-        </w:numPr>
+    </w:p>
+    <w:p>
+      <w:pPr>
+        <w:pStyle w:val="BodyText"/>
       </w:pPr>
       <w:r>
         <w:t xml:space="preserve">ZOE: Almost. Perfectly almost.</w:t>
       </w:r>
-      <w:r>
-        <w:t xml:space="preserve"> </w:t>
-      </w:r>
-      <w:r>
-        <w:t xml:space="preserve">조이: 거의요. 완벽하게 거의.</w:t>
-      </w:r>
-    </w:p>
-    <w:p>
-      <w:pPr>
-        <w:numPr>
-          <w:ilvl w:val="0"/>
-          <w:numId w:val="1004"/>
-        </w:numPr>
+    </w:p>
+    <w:p>
+      <w:pPr>
+        <w:pStyle w:val="BodyText"/>
       </w:pPr>
       <w:r>
         <w:t xml:space="preserve">AVA: The chat is still going. People don’t want to leave.</w:t>
-      </w:r>
-      <w:r>
-        <w:t xml:space="preserve"> </w:t>
-      </w:r>
-      <w:r>
-        <w:t xml:space="preserve">에이바: 채팅이 아직 계속돼요. 사람들이 안 나가려고 해요.</w:t>
       </w:r>
     </w:p>
     <w:bookmarkEnd w:id="24"/>
@@ -2952,146 +1539,71 @@
     </w:p>
     <w:p>
       <w:pPr>
-        <w:numPr>
-          <w:ilvl w:val="0"/>
-          <w:numId w:val="1005"/>
-        </w:numPr>
+        <w:pStyle w:val="FirstParagraph"/>
       </w:pPr>
       <w:r>
         <w:t xml:space="preserve">NOAH: I watched from home. How did we do? Numbers?</w:t>
       </w:r>
-      <w:r>
-        <w:t xml:space="preserve"> </w:t>
-      </w:r>
-      <w:r>
-        <w:t xml:space="preserve">노아: 집에서 봤어요. 어땠어요? 숫자는?</w:t>
-      </w:r>
-    </w:p>
-    <w:p>
-      <w:pPr>
-        <w:numPr>
-          <w:ilvl w:val="0"/>
-          <w:numId w:val="1005"/>
-        </w:numPr>
+    </w:p>
+    <w:p>
+      <w:pPr>
+        <w:pStyle w:val="BodyText"/>
       </w:pPr>
       <w:r>
         <w:t xml:space="preserve">AVA: Two hundred forty-one live. One hundred eighty-eight stayed to the end.</w:t>
       </w:r>
-      <w:r>
-        <w:t xml:space="preserve"> </w:t>
-      </w:r>
-      <w:r>
-        <w:t xml:space="preserve">에이바: 생방송 241명. 끝까지 남은 사람 188명.</w:t>
-      </w:r>
-    </w:p>
-    <w:p>
-      <w:pPr>
-        <w:numPr>
-          <w:ilvl w:val="0"/>
-          <w:numId w:val="1005"/>
-        </w:numPr>
+    </w:p>
+    <w:p>
+      <w:pPr>
+        <w:pStyle w:val="BodyText"/>
       </w:pPr>
       <w:r>
         <w:t xml:space="preserve">ZOE: Seventy-eight percent stayed to the end. For a webinar, that’s very high, because most people leave after twenty minutes. And remember, we lost our sound and our video.</w:t>
       </w:r>
-      <w:r>
-        <w:t xml:space="preserve"> </w:t>
-      </w:r>
-      <w:r>
-        <w:t xml:space="preserve">조이: 78퍼센트가 끝까지 남았어요. 웨비나치고 아주 높아요. 보통은 20분 지나면 나가거든요. 그리고 기억해요, 우리 소리도 영상도 끊겼었잖아요.</w:t>
-      </w:r>
-    </w:p>
-    <w:p>
-      <w:pPr>
-        <w:numPr>
-          <w:ilvl w:val="0"/>
-          <w:numId w:val="1005"/>
-        </w:numPr>
+    </w:p>
+    <w:p>
+      <w:pPr>
+        <w:pStyle w:val="BodyText"/>
       </w:pPr>
       <w:r>
         <w:t xml:space="preserve">TASHA: Ninety-six signed up for the online module. Tonight.</w:t>
       </w:r>
-      <w:r>
-        <w:t xml:space="preserve"> </w:t>
-      </w:r>
-      <w:r>
-        <w:t xml:space="preserve">타샤: 온라인 모듈에 96명 등록. 오늘 밤에.</w:t>
-      </w:r>
-    </w:p>
-    <w:p>
-      <w:pPr>
-        <w:numPr>
-          <w:ilvl w:val="0"/>
-          <w:numId w:val="1005"/>
-        </w:numPr>
+    </w:p>
+    <w:p>
+      <w:pPr>
+        <w:pStyle w:val="BodyText"/>
       </w:pPr>
       <w:r>
         <w:t xml:space="preserve">AVA: Sixty-four questions. Forty-one unanswered. I’ll sort them by tomorrow.</w:t>
       </w:r>
-      <w:r>
-        <w:t xml:space="preserve"> </w:t>
-      </w:r>
-      <w:r>
-        <w:t xml:space="preserve">에이바: 질문 64개. 답 못 한 거 41개. 내일까지 분류할게요.</w:t>
-      </w:r>
-    </w:p>
-    <w:p>
-      <w:pPr>
-        <w:numPr>
-          <w:ilvl w:val="0"/>
-          <w:numId w:val="1005"/>
-        </w:numPr>
+    </w:p>
+    <w:p>
+      <w:pPr>
+        <w:pStyle w:val="BodyText"/>
       </w:pPr>
       <w:r>
         <w:t xml:space="preserve">ELENA: Off-label ones go to medical information. Not sales. Remember.</w:t>
       </w:r>
-      <w:r>
-        <w:t xml:space="preserve"> </w:t>
-      </w:r>
-      <w:r>
-        <w:t xml:space="preserve">엘레나: 오프라벨 질문은 의학 정보팀으로. 영업 말고. 기억해요.</w:t>
-      </w:r>
-    </w:p>
-    <w:p>
-      <w:pPr>
-        <w:numPr>
-          <w:ilvl w:val="0"/>
-          <w:numId w:val="1005"/>
-        </w:numPr>
+    </w:p>
+    <w:p>
+      <w:pPr>
+        <w:pStyle w:val="BodyText"/>
       </w:pPr>
       <w:r>
         <w:t xml:space="preserve">AVA: Medical goes to you. Sales goes to reps. Every email within forty-eight hours.</w:t>
       </w:r>
-      <w:r>
-        <w:t xml:space="preserve"> </w:t>
-      </w:r>
-      <w:r>
-        <w:t xml:space="preserve">에이바: 의학은 선생님께. 영업은 영업 사원들에게. 모든 이메일 48시간 안에.</w:t>
-      </w:r>
-    </w:p>
-    <w:p>
-      <w:pPr>
-        <w:numPr>
-          <w:ilvl w:val="0"/>
-          <w:numId w:val="1005"/>
-        </w:numPr>
+    </w:p>
+    <w:p>
+      <w:pPr>
+        <w:pStyle w:val="BodyText"/>
       </w:pPr>
       <w:r>
         <w:t xml:space="preserve">NOAH: And Dr_K_TX?</w:t>
       </w:r>
-      <w:r>
-        <w:t xml:space="preserve"> </w:t>
-      </w:r>
-      <w:r>
-        <w:t xml:space="preserve">노아: 그리고 Dr_K_TX는요?</w:t>
-      </w:r>
-    </w:p>
-    <w:p>
-      <w:pPr>
-        <w:numPr>
-          <w:ilvl w:val="0"/>
-          <w:numId w:val="1005"/>
-        </w:numPr>
+    </w:p>
+    <w:p>
+      <w:pPr>
+        <w:pStyle w:val="BodyText"/>
       </w:pPr>
       <w:r>
         <w:t xml:space="preserve">ZOE: Logged off after</w:t>
@@ -3114,131 +1626,53 @@
       <w:r>
         <w:t xml:space="preserve">Never came back.</w:t>
       </w:r>
-      <w:r>
-        <w:t xml:space="preserve"> </w:t>
-      </w:r>
-      <w:r>
-        <w:t xml:space="preserve">조이:</w:t>
-      </w:r>
-      <w:r>
-        <w:t xml:space="preserve"> </w:t>
-      </w:r>
-      <w:r>
-        <w:t xml:space="preserve">“</w:t>
-      </w:r>
-      <w:r>
-        <w:t xml:space="preserve">카일, 그만해</w:t>
-      </w:r>
-      <w:r>
-        <w:t xml:space="preserve">”</w:t>
-      </w:r>
-      <w:r>
-        <w:t xml:space="preserve"> </w:t>
-      </w:r>
-      <w:r>
-        <w:t xml:space="preserve">이후 나갔어요. 다시 안 왔고요.</w:t>
-      </w:r>
-    </w:p>
-    <w:p>
-      <w:pPr>
-        <w:numPr>
-          <w:ilvl w:val="0"/>
-          <w:numId w:val="1005"/>
-        </w:numPr>
+    </w:p>
+    <w:p>
+      <w:pPr>
+        <w:pStyle w:val="BodyText"/>
       </w:pPr>
       <w:r>
         <w:t xml:space="preserve">NOAH: Tasha, you were great. Rebecca’s message… I heard it.</w:t>
       </w:r>
-      <w:r>
-        <w:t xml:space="preserve"> </w:t>
-      </w:r>
-      <w:r>
-        <w:t xml:space="preserve">노아: 타샤, 훌륭했어요. 레베카 메시지… 들었어요.</w:t>
-      </w:r>
-    </w:p>
-    <w:p>
-      <w:pPr>
-        <w:numPr>
-          <w:ilvl w:val="0"/>
-          <w:numId w:val="1005"/>
-        </w:numPr>
+    </w:p>
+    <w:p>
+      <w:pPr>
+        <w:pStyle w:val="BodyText"/>
       </w:pPr>
       <w:r>
         <w:t xml:space="preserve">TASHA: Four years ago, I couldn’t help one girl fast enough, and I’ve carried that ever since. Tonight, I helped someone I’ve never met, in Ohio, through a card and a camera.</w:t>
       </w:r>
-      <w:r>
-        <w:t xml:space="preserve"> </w:t>
-      </w:r>
-      <w:r>
-        <w:t xml:space="preserve">타샤: 4년 전엔 한 여자아이를 충분히 빨리 돕지 못했고, 그 뒤로 계속 그걸 안고 살았어요. 오늘 밤엔 만난 적도 없는 오하이오의 누군가를 카드 한 장과 카메라로 도왔어요.</w:t>
-      </w:r>
-    </w:p>
-    <w:p>
-      <w:pPr>
-        <w:numPr>
-          <w:ilvl w:val="0"/>
-          <w:numId w:val="1005"/>
-        </w:numPr>
+    </w:p>
+    <w:p>
+      <w:pPr>
+        <w:pStyle w:val="BodyText"/>
       </w:pPr>
       <w:r>
         <w:t xml:space="preserve">ZOE: Okay, everyone. Next week. The consumer campaign. Patients, not doctors.</w:t>
       </w:r>
-      <w:r>
-        <w:t xml:space="preserve"> </w:t>
-      </w:r>
-      <w:r>
-        <w:t xml:space="preserve">조이: 좋아요, 여러분. 다음 주. 소비자 캠페인. 의사 말고 환자.</w:t>
-      </w:r>
-    </w:p>
-    <w:p>
-      <w:pPr>
-        <w:numPr>
-          <w:ilvl w:val="0"/>
-          <w:numId w:val="1005"/>
-        </w:numPr>
+    </w:p>
+    <w:p>
+      <w:pPr>
+        <w:pStyle w:val="BodyText"/>
       </w:pPr>
       <w:r>
         <w:t xml:space="preserve">ELENA: I’m already nervous.</w:t>
       </w:r>
-      <w:r>
-        <w:t xml:space="preserve"> </w:t>
-      </w:r>
-      <w:r>
-        <w:t xml:space="preserve">엘레나: 벌써 긴장되네요.</w:t>
-      </w:r>
-    </w:p>
-    <w:p>
-      <w:pPr>
-        <w:numPr>
-          <w:ilvl w:val="0"/>
-          <w:numId w:val="1005"/>
-        </w:numPr>
+    </w:p>
+    <w:p>
+      <w:pPr>
+        <w:pStyle w:val="BodyText"/>
       </w:pPr>
       <w:r>
         <w:t xml:space="preserve">ZOE: You should be. I’m meeting an influencer. Brooke Kendall. One point two million followers.</w:t>
       </w:r>
-      <w:r>
-        <w:t xml:space="preserve"> </w:t>
-      </w:r>
-      <w:r>
-        <w:t xml:space="preserve">조이: 그래야죠. 인플루언서를 만날 거예요. 브룩 켄들. 팔로워 120만.</w:t>
-      </w:r>
-    </w:p>
-    <w:p>
-      <w:pPr>
-        <w:numPr>
-          <w:ilvl w:val="0"/>
-          <w:numId w:val="1005"/>
-        </w:numPr>
+    </w:p>
+    <w:p>
+      <w:pPr>
+        <w:pStyle w:val="BodyText"/>
       </w:pPr>
       <w:r>
         <w:t xml:space="preserve">ELENA: Then I’m bringing the FTC rules. Printed. Big letters.</w:t>
-      </w:r>
-      <w:r>
-        <w:t xml:space="preserve"> </w:t>
-      </w:r>
-      <w:r>
-        <w:t xml:space="preserve">엘레나: 그럼 FTC 규정 가져갈게요. 인쇄해서. 큰 글씨로.</w:t>
       </w:r>
     </w:p>
     <w:p>
@@ -3379,7 +1813,7 @@
               <w:jc w:val="left"/>
             </w:pPr>
             <w:r>
-              <w:t xml:space="preserve">3턴. 온라인 발표에서 눈맞춤을 만드는 요령.</w:t>
+              <w:t xml:space="preserve">도입. 온라인 발표에서 눈맞춤을 만드는 요령.</w:t>
             </w:r>
           </w:p>
         </w:tc>
@@ -3429,7 +1863,7 @@
               <w:jc w:val="left"/>
             </w:pPr>
             <w:r>
-              <w:t xml:space="preserve">19·24턴. 온라인 회의·웨비나의 기본 확인 표현.</w:t>
+              <w:t xml:space="preserve">장면1. 온라인 회의·웨비나의 기본 확인 표현.</w:t>
             </w:r>
           </w:p>
         </w:tc>
@@ -3479,7 +1913,7 @@
               <w:jc w:val="left"/>
             </w:pPr>
             <w:r>
-              <w:t xml:space="preserve">24턴. 기술 문제 후 정중하게 재개하기.</w:t>
+              <w:t xml:space="preserve">장면1. 기술 문제 후 정중하게 재개하기.</w:t>
             </w:r>
           </w:p>
         </w:tc>
@@ -3529,7 +1963,7 @@
               <w:jc w:val="left"/>
             </w:pPr>
             <w:r>
-              <w:t xml:space="preserve">26턴. 청중 참여를 유도하는 오프닝.</w:t>
+              <w:t xml:space="preserve">장면1. 청중 참여를 유도하는 오프닝.</w:t>
             </w:r>
           </w:p>
         </w:tc>
@@ -3579,7 +2013,7 @@
               <w:jc w:val="left"/>
             </w:pPr>
             <w:r>
-              <w:t xml:space="preserve">46턴. 기술 사고를 즉흥으로 살리는 태도.</w:t>
+              <w:t xml:space="preserve">장면1. 기술 사고를 즉흥으로 살리는 태도.</w:t>
             </w:r>
           </w:p>
         </w:tc>
@@ -3629,7 +2063,7 @@
               <w:jc w:val="left"/>
             </w:pPr>
             <w:r>
-              <w:t xml:space="preserve">50턴. Q&amp;A 전환 표현.</w:t>
+              <w:t xml:space="preserve">장면1. Q&amp;A 전환 표현.</w:t>
             </w:r>
           </w:p>
         </w:tc>
@@ -3679,7 +2113,7 @@
               <w:jc w:val="left"/>
             </w:pPr>
             <w:r>
-              <w:t xml:space="preserve">50·99턴. 시간이 부족할 때 후속 약속.</w:t>
+              <w:t xml:space="preserve">장면1. 시간이 부족할 때 후속 약속.</w:t>
             </w:r>
           </w:p>
         </w:tc>
@@ -3729,7 +2163,7 @@
               <w:jc w:val="left"/>
             </w:pPr>
             <w:r>
-              <w:t xml:space="preserve">75턴. 익명 공격에 대한 프로의 대응.</w:t>
+              <w:t xml:space="preserve">장면2. 익명 공격에 대한 프로의 대응.</w:t>
             </w:r>
           </w:p>
         </w:tc>
@@ -3779,7 +2213,7 @@
               <w:jc w:val="left"/>
             </w:pPr>
             <w:r>
-              <w:t xml:space="preserve">70턴. 상대가 말을 비틀 때 정확히 구분하기.</w:t>
+              <w:t xml:space="preserve">장면2. 상대가 말을 비틀 때 정확히 구분하기.</w:t>
             </w:r>
           </w:p>
         </w:tc>
@@ -3829,7 +2263,7 @@
               <w:jc w:val="left"/>
             </w:pPr>
             <w:r>
-              <w:t xml:space="preserve">99턴. 구체적 기한이 있는 후속 약속.</w:t>
+              <w:t xml:space="preserve">절정·전환. 구체적 기한이 있는 후속 약속.</w:t>
             </w:r>
           </w:p>
         </w:tc>
@@ -4429,7 +2863,7 @@
           <w:bCs/>
           <w:b/>
         </w:rPr>
-        <w:t xml:space="preserve">75턴 ZOE:</w:t>
+        <w:t xml:space="preserve">ZOE (장면2):</w:t>
       </w:r>
       <w:r>
         <w:t xml:space="preserve"> </w:t>
@@ -4700,9 +3134,1522 @@
         <w:t xml:space="preserve">회의 중 동료가 공격적인 고객 메일에 맞받아치려 할 때, 같은 구조로 말리는 말을 25~30단어로 해 보기.</w:t>
       </w:r>
     </w:p>
+    <w:p>
+      <w:r>
+        <w:pict>
+          <v:rect style="width:0;height:1.5pt" o:hralign="center" o:hrstd="t" o:hr="t"/>
+        </w:pict>
+      </w:r>
+    </w:p>
     <w:bookmarkEnd w:id="30"/>
     <w:bookmarkEnd w:id="31"/>
+    <w:bookmarkStart w:id="37" w:name="한국어-번역"/>
+    <w:p>
+      <w:pPr>
+        <w:pStyle w:val="Heading2"/>
+      </w:pPr>
+      <w:r>
+        <w:t xml:space="preserve">한국어 번역</w:t>
+      </w:r>
+    </w:p>
+    <w:bookmarkStart w:id="32" w:name="도입-오후-6시-45분-스튜디오-1"/>
+    <w:p>
+      <w:pPr>
+        <w:pStyle w:val="Heading3"/>
+      </w:pPr>
+      <w:r>
+        <w:t xml:space="preserve">도입 — 오후 6시 45분, 스튜디오</w:t>
+      </w:r>
+    </w:p>
+    <w:p>
+      <w:pPr>
+        <w:pStyle w:val="FirstParagraph"/>
+      </w:pPr>
+      <w:r>
+        <w:t xml:space="preserve">샘: 생방송 15분 전. 대기실에 212명.</w:t>
+      </w:r>
+    </w:p>
+    <w:p>
+      <w:pPr>
+        <w:pStyle w:val="BodyText"/>
+      </w:pPr>
+      <w:r>
+        <w:t xml:space="preserve">타샤: 212명이요? 전 40명 넘게 가르쳐 본 적이 없어요.</w:t>
+      </w:r>
+    </w:p>
+    <w:p>
+      <w:pPr>
+        <w:pStyle w:val="BodyText"/>
+      </w:pPr>
+      <w:r>
+        <w:t xml:space="preserve">조이: 같은 과정이에요. 방이 커졌을 뿐. 렌즈를 봐요. 화면 말고.</w:t>
+      </w:r>
+    </w:p>
+    <w:p>
+      <w:pPr>
+        <w:pStyle w:val="BodyText"/>
+      </w:pPr>
+      <w:r>
+        <w:t xml:space="preserve">타샤: 왜 화면은 안 돼요?</w:t>
+      </w:r>
+    </w:p>
+    <w:p>
+      <w:pPr>
+        <w:pStyle w:val="BodyText"/>
+      </w:pPr>
+      <w:r>
+        <w:t xml:space="preserve">조이: 화면을 보면 당신이 당신을 보게 되고, 머리를 만지기 시작할 거예요. 렌즈를 보면 그들은 당신이 자기를 똑바로 본다고 느껴서, 진짜 대화처럼 느껴져요.</w:t>
+      </w:r>
+    </w:p>
+    <w:p>
+      <w:pPr>
+        <w:pStyle w:val="BodyText"/>
+      </w:pPr>
+      <w:r>
+        <w:t xml:space="preserve">엘레나: 의학적 질문은 내가 맡을게요. 프로토콜은 당신이 맡고요.</w:t>
+      </w:r>
+    </w:p>
+    <w:p>
+      <w:pPr>
+        <w:pStyle w:val="BodyText"/>
+      </w:pPr>
+      <w:r>
+        <w:t xml:space="preserve">에이바: 전 채팅을 볼게요. 질문을 고르고. 읽어 드릴게요.</w:t>
+      </w:r>
+    </w:p>
+    <w:p>
+      <w:pPr>
+        <w:pStyle w:val="BodyText"/>
+      </w:pPr>
+      <w:r>
+        <w:t xml:space="preserve">조이: 채팅 규칙. 오프라벨 질문엔 답 하나.</w:t>
+      </w:r>
+      <w:r>
+        <w:t xml:space="preserve"> </w:t>
+      </w:r>
+      <w:r>
+        <w:t xml:space="preserve">“</w:t>
+      </w:r>
+      <w:r>
+        <w:t xml:space="preserve">라벨에 없습니다. 후속 연락드리겠습니다.</w:t>
+      </w:r>
+      <w:r>
+        <w:t xml:space="preserve">”</w:t>
+      </w:r>
+    </w:p>
+    <w:p>
+      <w:pPr>
+        <w:pStyle w:val="BodyText"/>
+      </w:pPr>
+      <w:r>
+        <w:t xml:space="preserve">엘레나: 영업 말고 의학 정보팀을 통해서, 그리고 항상 서면으로요. 영업 사원이 오프라벨 질문에 답하면 판촉처럼 보이고, 그건 우리한테 필요 없는 규제 문제예요.</w:t>
+      </w:r>
+    </w:p>
+    <w:p>
+      <w:pPr>
+        <w:pStyle w:val="BodyText"/>
+      </w:pPr>
+      <w:r>
+        <w:t xml:space="preserve">샘: 마이크 체크. 타샤, 아무 말이나 해 봐요.</w:t>
+      </w:r>
+    </w:p>
+    <w:p>
+      <w:pPr>
+        <w:pStyle w:val="BodyText"/>
+      </w:pPr>
+      <w:r>
+        <w:t xml:space="preserve">타샤: 주입 중단. 도움 요청. 타이머 시작.</w:t>
+      </w:r>
+    </w:p>
+    <w:p>
+      <w:pPr>
+        <w:pStyle w:val="BodyText"/>
+      </w:pPr>
+      <w:r>
+        <w:t xml:space="preserve">샘: 완벽해요. 엘레나?</w:t>
+      </w:r>
+    </w:p>
+    <w:p>
+      <w:pPr>
+        <w:pStyle w:val="BodyText"/>
+      </w:pPr>
+      <w:r>
+        <w:t xml:space="preserve">엘레나: 1분 1분이 중요하다.</w:t>
+      </w:r>
+    </w:p>
+    <w:p>
+      <w:pPr>
+        <w:pStyle w:val="BodyText"/>
+      </w:pPr>
+      <w:r>
+        <w:t xml:space="preserve">샘: 두 분 이거 해 본 적 있으시네요.</w:t>
+      </w:r>
+    </w:p>
+    <w:p>
+      <w:pPr>
+        <w:pStyle w:val="BodyText"/>
+      </w:pPr>
+      <w:r>
+        <w:t xml:space="preserve">타샤: 카메라 앞에선 없어요. 응급실에서만요.</w:t>
+      </w:r>
+    </w:p>
     <w:bookmarkEnd w:id="32"/>
+    <w:bookmarkStart w:id="33" w:name="장면1-생방송-시작과-기술-사고-1"/>
+    <w:p>
+      <w:pPr>
+        <w:pStyle w:val="Heading3"/>
+      </w:pPr>
+      <w:r>
+        <w:t xml:space="preserve">장면1 — 생방송 시작과 기술 사고</w:t>
+      </w:r>
+    </w:p>
+    <w:p>
+      <w:pPr>
+        <w:pStyle w:val="FirstParagraph"/>
+      </w:pPr>
+      <w:r>
+        <w:t xml:space="preserve">샘: 생방송 셋, 둘, 하나.</w:t>
+      </w:r>
+    </w:p>
+    <w:p>
+      <w:pPr>
+        <w:pStyle w:val="BodyText"/>
+      </w:pPr>
+      <w:r>
+        <w:t xml:space="preserve">타샤: 안녕하세요, 여러분!</w:t>
+      </w:r>
+      <w:r>
+        <w:t xml:space="preserve"> </w:t>
+      </w:r>
+      <w:r>
+        <w:t xml:space="preserve">“</w:t>
+      </w:r>
+      <w:r>
+        <w:t xml:space="preserve">처음 10초</w:t>
+      </w:r>
+      <w:r>
+        <w:t xml:space="preserve">”</w:t>
+      </w:r>
+      <w:r>
+        <w:t xml:space="preserve">에 오신 걸 환영해요. 타샤 브룩스예요.</w:t>
+      </w:r>
+    </w:p>
+    <w:p>
+      <w:pPr>
+        <w:pStyle w:val="BodyText"/>
+      </w:pPr>
+      <w:r>
+        <w:t xml:space="preserve">에이바: 타샤. 채팅에 소리가 안 들린대요. 많은 사람이요.</w:t>
+      </w:r>
+    </w:p>
+    <w:p>
+      <w:pPr>
+        <w:pStyle w:val="BodyText"/>
+      </w:pPr>
+      <w:r>
+        <w:t xml:space="preserve">타샤: 다들 들리세요? 예 아니면 아니요라고 쳐 주세요.</w:t>
+      </w:r>
+    </w:p>
+    <w:p>
+      <w:pPr>
+        <w:pStyle w:val="BodyText"/>
+      </w:pPr>
+      <w:r>
+        <w:t xml:space="preserve">에이바:</w:t>
+      </w:r>
+      <w:r>
+        <w:t xml:space="preserve"> </w:t>
+      </w:r>
+      <w:r>
+        <w:t xml:space="preserve">“</w:t>
+      </w:r>
+      <w:r>
+        <w:t xml:space="preserve">아니요</w:t>
+      </w:r>
+      <w:r>
+        <w:t xml:space="preserve">”</w:t>
+      </w:r>
+      <w:r>
+        <w:t xml:space="preserve"> </w:t>
+      </w:r>
+      <w:r>
+        <w:t xml:space="preserve">40개.</w:t>
+      </w:r>
+      <w:r>
+        <w:t xml:space="preserve"> </w:t>
+      </w:r>
+      <w:r>
+        <w:t xml:space="preserve">“</w:t>
+      </w:r>
+      <w:r>
+        <w:t xml:space="preserve">예</w:t>
+      </w:r>
+      <w:r>
+        <w:t xml:space="preserve">”</w:t>
+      </w:r>
+      <w:r>
+        <w:t xml:space="preserve"> </w:t>
+      </w:r>
+      <w:r>
+        <w:t xml:space="preserve">3개.</w:t>
+      </w:r>
+      <w:r>
+        <w:t xml:space="preserve"> </w:t>
+      </w:r>
+      <w:r>
+        <w:t xml:space="preserve">“</w:t>
+      </w:r>
+      <w:r>
+        <w:t xml:space="preserve">이거 마임 쇼예요?</w:t>
+      </w:r>
+      <w:r>
+        <w:t xml:space="preserve">”</w:t>
+      </w:r>
+      <w:r>
+        <w:t xml:space="preserve"> </w:t>
+      </w:r>
+      <w:r>
+        <w:t xml:space="preserve">하나.</w:t>
+      </w:r>
+    </w:p>
+    <w:p>
+      <w:pPr>
+        <w:pStyle w:val="BodyText"/>
+      </w:pPr>
+      <w:r>
+        <w:t xml:space="preserve">샘: 고치는 중. 오디오 채널이 잘못됐어요. 10초.</w:t>
+      </w:r>
+    </w:p>
+    <w:p>
+      <w:pPr>
+        <w:pStyle w:val="BodyText"/>
+      </w:pPr>
+      <w:r>
+        <w:t xml:space="preserve">타샤: 10초라. 딱 어울리네요.</w:t>
+      </w:r>
+    </w:p>
+    <w:p>
+      <w:pPr>
+        <w:pStyle w:val="BodyText"/>
+      </w:pPr>
+      <w:r>
+        <w:t xml:space="preserve">샘: 생방송이에요. 소리 나요. 다시 해요.</w:t>
+      </w:r>
+    </w:p>
+    <w:p>
+      <w:pPr>
+        <w:pStyle w:val="BodyText"/>
+      </w:pPr>
+      <w:r>
+        <w:t xml:space="preserve">타샤: 이제 다들 들리세요? 기다려 주셔서 감사해요.</w:t>
+      </w:r>
+    </w:p>
+    <w:p>
+      <w:pPr>
+        <w:pStyle w:val="BodyText"/>
+      </w:pPr>
+      <w:r>
+        <w:t xml:space="preserve">에이바: 이제</w:t>
+      </w:r>
+      <w:r>
+        <w:t xml:space="preserve"> </w:t>
+      </w:r>
+      <w:r>
+        <w:t xml:space="preserve">“</w:t>
+      </w:r>
+      <w:r>
+        <w:t xml:space="preserve">예</w:t>
+      </w:r>
+      <w:r>
+        <w:t xml:space="preserve">”</w:t>
+      </w:r>
+      <w:r>
+        <w:t xml:space="preserve">가 많아요. 그리고 누가</w:t>
+      </w:r>
+      <w:r>
+        <w:t xml:space="preserve"> </w:t>
+      </w:r>
+      <w:r>
+        <w:t xml:space="preserve">“</w:t>
+      </w:r>
+      <w:r>
+        <w:t xml:space="preserve">마임이 더 나았어요</w:t>
+      </w:r>
+      <w:r>
+        <w:t xml:space="preserve">”</w:t>
+      </w:r>
+      <w:r>
+        <w:t xml:space="preserve">래요.</w:t>
+      </w:r>
+    </w:p>
+    <w:p>
+      <w:pPr>
+        <w:pStyle w:val="BodyText"/>
+      </w:pPr>
+      <w:r>
+        <w:t xml:space="preserve">엘레나: 다들 비평가네요. 타샤, 투표부터 시작하죠.</w:t>
+      </w:r>
+    </w:p>
+    <w:p>
+      <w:pPr>
+        <w:pStyle w:val="BodyText"/>
+      </w:pPr>
+      <w:r>
+        <w:t xml:space="preserve">타샤: 질문. 혈관 폐색을 겪어 본 적 있으세요? 예, 아니요. 익명이에요.</w:t>
+      </w:r>
+    </w:p>
+    <w:p>
+      <w:pPr>
+        <w:pStyle w:val="BodyText"/>
+      </w:pPr>
+      <w:r>
+        <w:t xml:space="preserve">엘레나: 솔직하게 하세요. 아무도 여러분 답을 안 봐요.</w:t>
+      </w:r>
+    </w:p>
+    <w:p>
+      <w:pPr>
+        <w:pStyle w:val="BodyText"/>
+      </w:pPr>
+      <w:r>
+        <w:t xml:space="preserve">에이바: 결과. 61퍼센트</w:t>
+      </w:r>
+      <w:r>
+        <w:t xml:space="preserve"> </w:t>
+      </w:r>
+      <w:r>
+        <w:t xml:space="preserve">“</w:t>
+      </w:r>
+      <w:r>
+        <w:t xml:space="preserve">예.</w:t>
+      </w:r>
+      <w:r>
+        <w:t xml:space="preserve">”</w:t>
+      </w:r>
+    </w:p>
+    <w:p>
+      <w:pPr>
+        <w:pStyle w:val="BodyText"/>
+      </w:pPr>
+      <w:r>
+        <w:t xml:space="preserve">엘레나: 61. 대부분 생각보다 높아요. 솔직하게 답해 주셔서 감사해요.</w:t>
+      </w:r>
+    </w:p>
+    <w:p>
+      <w:pPr>
+        <w:pStyle w:val="BodyText"/>
+      </w:pPr>
+      <w:r>
+        <w:t xml:space="preserve">타샤: 자, 여러분의 처음 10초엔 무슨 일이 있었나요? 짧은 영상을 보여 드릴게요.</w:t>
+      </w:r>
+    </w:p>
+    <w:p>
+      <w:pPr>
+        <w:pStyle w:val="BodyText"/>
+      </w:pPr>
+      <w:r>
+        <w:t xml:space="preserve">샘: 영상 재생.</w:t>
+      </w:r>
+    </w:p>
+    <w:p>
+      <w:pPr>
+        <w:pStyle w:val="BodyText"/>
+      </w:pPr>
+      <w:r>
+        <w:t xml:space="preserve">에이바: 타샤… 채팅에 영상이 멈췄대요. 첫 화면에서요.</w:t>
+      </w:r>
+    </w:p>
+    <w:p>
+      <w:pPr>
+        <w:pStyle w:val="BodyText"/>
+      </w:pPr>
+      <w:r>
+        <w:t xml:space="preserve">샘: 버퍼링 중이에요. 그쪽 인터넷인지 우리 건지. 모르겠어요.</w:t>
+      </w:r>
+    </w:p>
+    <w:p>
+      <w:pPr>
+        <w:pStyle w:val="BodyText"/>
+      </w:pPr>
+      <w:r>
+        <w:t xml:space="preserve">조이: 건너뛰어요. 타샤, 실물 카드를 써요. 들어 올려요.</w:t>
+      </w:r>
+    </w:p>
+    <w:p>
+      <w:pPr>
+        <w:pStyle w:val="BodyText"/>
+      </w:pPr>
+      <w:r>
+        <w:t xml:space="preserve">타샤: 좋아요. 영상은 잊어요. 이게 카드예요. 보이세요?</w:t>
+      </w:r>
+    </w:p>
+    <w:p>
+      <w:pPr>
+        <w:pStyle w:val="BodyText"/>
+      </w:pPr>
+      <w:r>
+        <w:t xml:space="preserve">에이바:</w:t>
+      </w:r>
+      <w:r>
+        <w:t xml:space="preserve"> </w:t>
+      </w:r>
+      <w:r>
+        <w:t xml:space="preserve">“</w:t>
+      </w:r>
+      <w:r>
+        <w:t xml:space="preserve">네, 아주 잘 보여요.</w:t>
+      </w:r>
+      <w:r>
+        <w:t xml:space="preserve">”</w:t>
+      </w:r>
+      <w:r>
+        <w:t xml:space="preserve"> </w:t>
+      </w:r>
+      <w:r>
+        <w:t xml:space="preserve">“</w:t>
+      </w:r>
+      <w:r>
+        <w:t xml:space="preserve">영상보다 글씨가 커요.</w:t>
+      </w:r>
+      <w:r>
+        <w:t xml:space="preserve">”</w:t>
+      </w:r>
+      <w:r>
+        <w:t xml:space="preserve"> </w:t>
+      </w:r>
+      <w:r>
+        <w:t xml:space="preserve">좋아요.</w:t>
+      </w:r>
+    </w:p>
+    <w:p>
+      <w:pPr>
+        <w:pStyle w:val="BodyText"/>
+      </w:pPr>
+      <w:r>
+        <w:t xml:space="preserve">타샤: 1단계. 큰 글씨.</w:t>
+      </w:r>
+      <w:r>
+        <w:t xml:space="preserve"> </w:t>
+      </w:r>
+      <w:r>
+        <w:t xml:space="preserve">“</w:t>
+      </w:r>
+      <w:r>
+        <w:t xml:space="preserve">주입 중단.</w:t>
+      </w:r>
+      <w:r>
+        <w:t xml:space="preserve">”</w:t>
+      </w:r>
+      <w:r>
+        <w:t xml:space="preserve"> </w:t>
+      </w:r>
+      <w:r>
+        <w:t xml:space="preserve">왜 두 단어뿐일까요?</w:t>
+      </w:r>
+    </w:p>
+    <w:p>
+      <w:pPr>
+        <w:pStyle w:val="BodyText"/>
+      </w:pPr>
+      <w:r>
+        <w:t xml:space="preserve">엘레나: 스트레스를 받으면 뇌가 멈추니까요. 손이 떨릴 땐 한 문단을 읽을 수 없지만, 짧은 두 단어는 여전히 통과해요. 그래서 카드가 이렇게 단순한 거예요.</w:t>
+      </w:r>
+    </w:p>
+    <w:p>
+      <w:pPr>
+        <w:pStyle w:val="BodyText"/>
+      </w:pPr>
+      <w:r>
+        <w:t xml:space="preserve">타샤: 2단계.</w:t>
+      </w:r>
+      <w:r>
+        <w:t xml:space="preserve"> </w:t>
+      </w:r>
+      <w:r>
+        <w:t xml:space="preserve">“</w:t>
+      </w:r>
+      <w:r>
+        <w:t xml:space="preserve">도움 요청.</w:t>
+      </w:r>
+      <w:r>
+        <w:t xml:space="preserve">”</w:t>
+      </w:r>
+      <w:r>
+        <w:t xml:space="preserve"> </w:t>
+      </w:r>
+      <w:r>
+        <w:t xml:space="preserve">소리 내서. 혼자 있어도요.</w:t>
+      </w:r>
+    </w:p>
+    <w:p>
+      <w:pPr>
+        <w:pStyle w:val="BodyText"/>
+      </w:pPr>
+      <w:r>
+        <w:t xml:space="preserve">에이바: 누가</w:t>
+      </w:r>
+      <w:r>
+        <w:t xml:space="preserve"> </w:t>
+      </w:r>
+      <w:r>
+        <w:t xml:space="preserve">“</w:t>
+      </w:r>
+      <w:r>
+        <w:t xml:space="preserve">혼자인데 왜 소리 내서요?</w:t>
+      </w:r>
+      <w:r>
+        <w:t xml:space="preserve">”</w:t>
+      </w:r>
+      <w:r>
+        <w:t xml:space="preserve">라고 물어요.</w:t>
+      </w:r>
+    </w:p>
+    <w:p>
+      <w:pPr>
+        <w:pStyle w:val="BodyText"/>
+      </w:pPr>
+      <w:r>
+        <w:t xml:space="preserve">타샤: 목소리가 손에게 움직이라고 말하거든요. 소리 내서 말하면 얼어붙은 게 깨지고, 근처에 누가 있으면 그 사람이 듣고 달려와요.</w:t>
+      </w:r>
+    </w:p>
+    <w:p>
+      <w:pPr>
+        <w:pStyle w:val="BodyText"/>
+      </w:pPr>
+      <w:r>
+        <w:t xml:space="preserve">엘레나: 한 간호사가 10초 동안 얼어붙었다고 했어요. 그래서 이 이름이에요.</w:t>
+      </w:r>
+    </w:p>
+    <w:p>
+      <w:pPr>
+        <w:pStyle w:val="BodyText"/>
+      </w:pPr>
+      <w:r>
+        <w:t xml:space="preserve">타샤: 3단계.</w:t>
+      </w:r>
+      <w:r>
+        <w:t xml:space="preserve"> </w:t>
+      </w:r>
+      <w:r>
+        <w:t xml:space="preserve">“</w:t>
+      </w:r>
+      <w:r>
+        <w:t xml:space="preserve">타이머 시작.</w:t>
+      </w:r>
+      <w:r>
+        <w:t xml:space="preserve">”</w:t>
+      </w:r>
+      <w:r>
+        <w:t xml:space="preserve"> </w:t>
+      </w:r>
+      <w:r>
+        <w:t xml:space="preserve">그다음 카드를 뒤집어요. 프로토콜은 뒷면에 있어요.</w:t>
+      </w:r>
+    </w:p>
+    <w:p>
+      <w:pPr>
+        <w:pStyle w:val="BodyText"/>
+      </w:pPr>
+      <w:r>
+        <w:t xml:space="preserve">샘: 그나저나 영상 이제 돼요.</w:t>
+      </w:r>
+    </w:p>
+    <w:p>
+      <w:pPr>
+        <w:pStyle w:val="BodyText"/>
+      </w:pPr>
+      <w:r>
+        <w:t xml:space="preserve">조이: 그냥 둬요. 솔직히 카드가 더 나아요. 내일 그들이 벽에 붙일 바로 그 카드니까, 진짜를 보면서 배우는 거죠. 진짜는 언제나 매끈한 걸 이겨요.</w:t>
+      </w:r>
+    </w:p>
+    <w:p>
+      <w:pPr>
+        <w:pStyle w:val="BodyText"/>
+      </w:pPr>
+      <w:r>
+        <w:t xml:space="preserve">에이바: 채팅도 동의해요.</w:t>
+      </w:r>
+      <w:r>
+        <w:t xml:space="preserve"> </w:t>
+      </w:r>
+      <w:r>
+        <w:t xml:space="preserve">“</w:t>
+      </w:r>
+      <w:r>
+        <w:t xml:space="preserve">로우테크 버전 좋아요.</w:t>
+      </w:r>
+      <w:r>
+        <w:t xml:space="preserve">”</w:t>
+      </w:r>
+    </w:p>
+    <w:p>
+      <w:pPr>
+        <w:pStyle w:val="BodyText"/>
+      </w:pPr>
+      <w:r>
+        <w:t xml:space="preserve">타샤: 질문 시간 20분 남았어요. 에이바, 뭐가 있어요?</w:t>
+      </w:r>
+    </w:p>
+    <w:p>
+      <w:pPr>
+        <w:pStyle w:val="BodyText"/>
+      </w:pPr>
+      <w:r>
+        <w:t xml:space="preserve">에이바: 지금까지 질문 64개예요. 상당수가 표현만 다른 같은 질문이라, 묶어서 가장 많은 것부터 고를게요. 그러면 시간이 절약돼요.</w:t>
+      </w:r>
+    </w:p>
+    <w:p>
+      <w:pPr>
+        <w:pStyle w:val="BodyText"/>
+      </w:pPr>
+      <w:r>
+        <w:t xml:space="preserve">엘레나: 몇 가지 질문을 받죠. 나머지는 이메일로 답해 드릴게요.</w:t>
+      </w:r>
+    </w:p>
+    <w:bookmarkEnd w:id="33"/>
+    <w:bookmarkStart w:id="34" w:name="장면2-채팅-질의응답-1"/>
+    <w:p>
+      <w:pPr>
+        <w:pStyle w:val="Heading3"/>
+      </w:pPr>
+      <w:r>
+        <w:t xml:space="preserve">장면2 — 채팅 질의응답</w:t>
+      </w:r>
+    </w:p>
+    <w:p>
+      <w:pPr>
+        <w:pStyle w:val="FirstParagraph"/>
+      </w:pPr>
+      <w:r>
+        <w:t xml:space="preserve">에이바: 가장 많은 질문.</w:t>
+      </w:r>
+      <w:r>
+        <w:t xml:space="preserve"> </w:t>
+      </w:r>
+      <w:r>
+        <w:t xml:space="preserve">“</w:t>
+      </w:r>
+      <w:r>
+        <w:t xml:space="preserve">베이라 필을 입술에 써도 되나요?</w:t>
+      </w:r>
+      <w:r>
+        <w:t xml:space="preserve">”</w:t>
+      </w:r>
+      <w:r>
+        <w:t xml:space="preserve"> </w:t>
+      </w:r>
+      <w:r>
+        <w:t xml:space="preserve">아홉 명이 물었어요.</w:t>
+      </w:r>
+    </w:p>
+    <w:p>
+      <w:pPr>
+        <w:pStyle w:val="BodyText"/>
+      </w:pPr>
+      <w:r>
+        <w:t xml:space="preserve">엘레나: 라벨에 없습니다. 팔자주름만. 의학 정보팀이 서면으로 후속 연락드릴게요.</w:t>
+      </w:r>
+    </w:p>
+    <w:p>
+      <w:pPr>
+        <w:pStyle w:val="BodyText"/>
+      </w:pPr>
+      <w:r>
+        <w:t xml:space="preserve">에이바: 다음.</w:t>
+      </w:r>
+      <w:r>
+        <w:t xml:space="preserve"> </w:t>
+      </w:r>
+      <w:r>
+        <w:t xml:space="preserve">“</w:t>
+      </w:r>
+      <w:r>
+        <w:t xml:space="preserve">환자가 히알루로니다아제에 알레르기가 있으면요?</w:t>
+      </w:r>
+      <w:r>
+        <w:t xml:space="preserve">”</w:t>
+      </w:r>
+    </w:p>
+    <w:p>
+      <w:pPr>
+        <w:pStyle w:val="BodyText"/>
+      </w:pPr>
+      <w:r>
+        <w:t xml:space="preserve">엘레나: 좋은 질문이에요. 드물지만 실제로 일어나요. 그러니 시술 전에 벌 쏘임 알레르기를 물어보세요. 벌독에 같은 효소가 들어 있거든요. 그러면 놀라지 않고 대비할 수 있어요.</w:t>
+      </w:r>
+    </w:p>
+    <w:p>
+      <w:pPr>
+        <w:pStyle w:val="BodyText"/>
+      </w:pPr>
+      <w:r>
+        <w:t xml:space="preserve">타샤: 지금 모듈 1에 들어 있어요. 병력 청취. 바늘 전에.</w:t>
+      </w:r>
+    </w:p>
+    <w:p>
+      <w:pPr>
+        <w:pStyle w:val="BodyText"/>
+      </w:pPr>
+      <w:r>
+        <w:t xml:space="preserve">에이바: 다음.</w:t>
+      </w:r>
+      <w:r>
+        <w:t xml:space="preserve"> </w:t>
+      </w:r>
+      <w:r>
+        <w:t xml:space="preserve">“</w:t>
+      </w:r>
+      <w:r>
+        <w:t xml:space="preserve">교육이 정말 필수예요? 저 20년 시술했어요.</w:t>
+      </w:r>
+      <w:r>
+        <w:t xml:space="preserve">”</w:t>
+      </w:r>
+    </w:p>
+    <w:p>
+      <w:pPr>
+        <w:pStyle w:val="BodyText"/>
+      </w:pPr>
+      <w:r>
+        <w:t xml:space="preserve">타샤: 네, 모두에게요, 예외 없이. 경험은 도움이 되지만, 스트레스는 몇 년을 시술했는지 신경 쓰지 않아요. 우리 CEO도 첫 롤플레이에서 떨어졌어요. 그것도 10초 만에요.</w:t>
+      </w:r>
+    </w:p>
+    <w:p>
+      <w:pPr>
+        <w:pStyle w:val="BodyText"/>
+      </w:pPr>
+      <w:r>
+        <w:t xml:space="preserve">에이바: 채팅이 웃고 있어요.</w:t>
+      </w:r>
+      <w:r>
+        <w:t xml:space="preserve"> </w:t>
+      </w:r>
+      <w:r>
+        <w:t xml:space="preserve">“</w:t>
+      </w:r>
+      <w:r>
+        <w:t xml:space="preserve">하</w:t>
+      </w:r>
+      <w:r>
+        <w:t xml:space="preserve">”</w:t>
+      </w:r>
+      <w:r>
+        <w:t xml:space="preserve">가 잔뜩.</w:t>
+      </w:r>
+    </w:p>
+    <w:p>
+      <w:pPr>
+        <w:pStyle w:val="BodyText"/>
+      </w:pPr>
+      <w:r>
+        <w:t xml:space="preserve">엘레나: 20년 차 외과의는 보통 금방 통과해요. 그리고 우리한테 뭔가를 가르쳐 주죠.</w:t>
+      </w:r>
+    </w:p>
+    <w:p>
+      <w:pPr>
+        <w:pStyle w:val="BodyText"/>
+      </w:pPr>
+      <w:r>
+        <w:t xml:space="preserve">에이바: 다음.</w:t>
+      </w:r>
+      <w:r>
+        <w:t xml:space="preserve"> </w:t>
+      </w:r>
+      <w:r>
+        <w:t xml:space="preserve">“</w:t>
+      </w:r>
+      <w:r>
+        <w:t xml:space="preserve">온라인 모듈이 인증에 포함되나요?</w:t>
+      </w:r>
+      <w:r>
+        <w:t xml:space="preserve">”</w:t>
+      </w:r>
+    </w:p>
+    <w:p>
+      <w:pPr>
+        <w:pStyle w:val="BodyText"/>
+      </w:pPr>
+      <w:r>
+        <w:t xml:space="preserve">타샤: 이론 부분은요. 오늘 밤 열려요. 실습은 대면으로. 여러분 병원에서.</w:t>
+      </w:r>
+    </w:p>
+    <w:p>
+      <w:pPr>
+        <w:pStyle w:val="BodyText"/>
+      </w:pPr>
+      <w:r>
+        <w:t xml:space="preserve">조이: 링크 지금 채팅에 올렸어요. 에이바?</w:t>
+      </w:r>
+    </w:p>
+    <w:p>
+      <w:pPr>
+        <w:pStyle w:val="BodyText"/>
+      </w:pPr>
+      <w:r>
+        <w:t xml:space="preserve">샘: 등록 카운터 올라가요. 11. 12. 15.</w:t>
+      </w:r>
+    </w:p>
+    <w:p>
+      <w:pPr>
+        <w:pStyle w:val="BodyText"/>
+      </w:pPr>
+      <w:r>
+        <w:t xml:space="preserve">에이바: 다음은… 좀 날카로워요.</w:t>
+      </w:r>
+      <w:r>
+        <w:t xml:space="preserve"> </w:t>
+      </w:r>
+      <w:r>
+        <w:t xml:space="preserve">“</w:t>
+      </w:r>
+      <w:r>
+        <w:t xml:space="preserve">Dr_K_TX</w:t>
+      </w:r>
+      <w:r>
+        <w:t xml:space="preserve">”</w:t>
+      </w:r>
+      <w:r>
+        <w:t xml:space="preserve">한테서요.</w:t>
+      </w:r>
+    </w:p>
+    <w:p>
+      <w:pPr>
+        <w:pStyle w:val="BodyText"/>
+      </w:pPr>
+      <w:r>
+        <w:t xml:space="preserve">타샤: 읽어 줘요.</w:t>
+      </w:r>
+    </w:p>
+    <w:p>
+      <w:pPr>
+        <w:pStyle w:val="BodyText"/>
+      </w:pPr>
+      <w:r>
+        <w:t xml:space="preserve">에이바:</w:t>
+      </w:r>
+      <w:r>
+        <w:t xml:space="preserve"> </w:t>
+      </w:r>
+      <w:r>
+        <w:t xml:space="preserve">“</w:t>
+      </w:r>
+      <w:r>
+        <w:t xml:space="preserve">2.8배는 아주 작은 연구에서 나온 거 아니에요? 40명? 왜 믿어야 하죠?</w:t>
+      </w:r>
+      <w:r>
+        <w:t xml:space="preserve">”</w:t>
+      </w:r>
+    </w:p>
+    <w:p>
+      <w:pPr>
+        <w:pStyle w:val="BodyText"/>
+      </w:pPr>
+      <w:r>
+        <w:t xml:space="preserve">엘레나: 정당한 질문이에요. 네, 40명. 눈가림 사진 평가. 그게 규모예요.</w:t>
+      </w:r>
+    </w:p>
+    <w:p>
+      <w:pPr>
+        <w:pStyle w:val="BodyText"/>
+      </w:pPr>
+      <w:r>
+        <w:t xml:space="preserve">타샤: 그리고 우리 라벨엔 이점이 입증되지 않았다고 돼 있어요. 우리 입으로 말해요.</w:t>
+      </w:r>
+    </w:p>
+    <w:p>
+      <w:pPr>
+        <w:pStyle w:val="BodyText"/>
+      </w:pPr>
+      <w:r>
+        <w:t xml:space="preserve">에이바: Dr_K_TX 또.</w:t>
+      </w:r>
+      <w:r>
+        <w:t xml:space="preserve"> </w:t>
+      </w:r>
+      <w:r>
+        <w:t xml:space="preserve">“</w:t>
+      </w:r>
+      <w:r>
+        <w:t xml:space="preserve">그럼 환자한테 도움 안 된다고 인정하는 거네요?</w:t>
+      </w:r>
+      <w:r>
+        <w:t xml:space="preserve">”</w:t>
+      </w:r>
+    </w:p>
+    <w:p>
+      <w:pPr>
+        <w:pStyle w:val="BodyText"/>
+      </w:pPr>
+      <w:r>
+        <w:t xml:space="preserve">엘레나: 아니요, 입증되지 않았다고 인정하는 거고, 그건 달라요. 입증되지 않았다는 건 환자 결과를 아직 연구하지 않았다는 뜻이에요. 우리가 측정한 건 속도였고, 작은 연구라는 점까지 포함해 정직하게 보고했어요.</w:t>
+      </w:r>
+    </w:p>
+    <w:p>
+      <w:pPr>
+        <w:pStyle w:val="BodyText"/>
+      </w:pPr>
+      <w:r>
+        <w:t xml:space="preserve">조이: 에이바, 이거 다음엔 넘어가요.</w:t>
+      </w:r>
+    </w:p>
+    <w:p>
+      <w:pPr>
+        <w:pStyle w:val="BodyText"/>
+      </w:pPr>
+      <w:r>
+        <w:t xml:space="preserve">에이바: Dr_K_TX 세 번째.</w:t>
+      </w:r>
+      <w:r>
+        <w:t xml:space="preserve"> </w:t>
+      </w:r>
+      <w:r>
+        <w:t xml:space="preserve">“</w:t>
+      </w:r>
+      <w:r>
+        <w:t xml:space="preserve">그리고 빨리 녹으니까 오래 안 가죠.</w:t>
+      </w:r>
+      <w:r>
+        <w:t xml:space="preserve">”</w:t>
+      </w:r>
+    </w:p>
+    <w:p>
+      <w:pPr>
+        <w:pStyle w:val="BodyText"/>
+      </w:pPr>
+      <w:r>
+        <w:t xml:space="preserve">타샤: 그 문장 익숙하네요.</w:t>
+      </w:r>
+    </w:p>
+    <w:p>
+      <w:pPr>
+        <w:pStyle w:val="BodyText"/>
+      </w:pPr>
+      <w:r>
+        <w:t xml:space="preserve">에이바: 조이… 누군지 짐작 가는 거 말해도 돼요?</w:t>
+      </w:r>
+    </w:p>
+    <w:p>
+      <w:pPr>
+        <w:pStyle w:val="BodyText"/>
+      </w:pPr>
+      <w:r>
+        <w:t xml:space="preserve">조이: 아니요. 맞더라도 절대 이름을 지목하지 마요. 우리가 공격하면 방어적으로 보여요. 그냥 질문에 분명하게 답해요. 보고 있는 다른 모든 사람을 위해서요.</w:t>
+      </w:r>
+    </w:p>
+    <w:p>
+      <w:pPr>
+        <w:pStyle w:val="BodyText"/>
+      </w:pPr>
+      <w:r>
+        <w:t xml:space="preserve">엘레나: 흔한 오해예요. 효소를 넣을 때만 더 빨리 녹아요. 그 외엔 12개월.</w:t>
+      </w:r>
+    </w:p>
+    <w:p>
+      <w:pPr>
+        <w:pStyle w:val="BodyText"/>
+      </w:pPr>
+      <w:r>
+        <w:t xml:space="preserve">타샤: 루마덤 볼륨과 같아요. 1:1 비교 임상에서. 환자 300명.</w:t>
+      </w:r>
+    </w:p>
+    <w:p>
+      <w:pPr>
+        <w:pStyle w:val="BodyText"/>
+      </w:pPr>
+      <w:r>
+        <w:t xml:space="preserve">에이바: 채팅 반응.</w:t>
+      </w:r>
+      <w:r>
+        <w:t xml:space="preserve"> </w:t>
+      </w:r>
+      <w:r>
+        <w:t xml:space="preserve">“</w:t>
+      </w:r>
+      <w:r>
+        <w:t xml:space="preserve">좋은 대답.</w:t>
+      </w:r>
+      <w:r>
+        <w:t xml:space="preserve">”</w:t>
+      </w:r>
+      <w:r>
+        <w:t xml:space="preserve"> </w:t>
+      </w:r>
+      <w:r>
+        <w:t xml:space="preserve">“</w:t>
+      </w:r>
+      <w:r>
+        <w:t xml:space="preserve">감사해요, 루이즈 선생님.</w:t>
+      </w:r>
+      <w:r>
+        <w:t xml:space="preserve">”</w:t>
+      </w:r>
+      <w:r>
+        <w:t xml:space="preserve"> </w:t>
+      </w:r>
+      <w:r>
+        <w:t xml:space="preserve">그리고</w:t>
+      </w:r>
+      <w:r>
+        <w:t xml:space="preserve"> </w:t>
+      </w:r>
+      <w:r>
+        <w:t xml:space="preserve">“</w:t>
+      </w:r>
+      <w:r>
+        <w:t xml:space="preserve">카일, 그만해</w:t>
+      </w:r>
+      <w:r>
+        <w:t xml:space="preserve">”</w:t>
+      </w:r>
+      <w:r>
+        <w:t xml:space="preserve"> </w:t>
+      </w:r>
+      <w:r>
+        <w:t xml:space="preserve">하나.</w:t>
+      </w:r>
+    </w:p>
+    <w:p>
+      <w:pPr>
+        <w:pStyle w:val="BodyText"/>
+      </w:pPr>
+      <w:r>
+        <w:t xml:space="preserve">조이: …난 안 했어요. 채팅이 했죠.</w:t>
+      </w:r>
+    </w:p>
+    <w:p>
+      <w:pPr>
+        <w:pStyle w:val="BodyText"/>
+      </w:pPr>
+      <w:r>
+        <w:t xml:space="preserve">타샤: 넘어갑시다!</w:t>
+      </w:r>
+    </w:p>
+    <w:bookmarkEnd w:id="34"/>
+    <w:bookmarkStart w:id="35" w:name="절정전환-한-간호사의-메시지-1"/>
+    <w:p>
+      <w:pPr>
+        <w:pStyle w:val="Heading3"/>
+      </w:pPr>
+      <w:r>
+        <w:t xml:space="preserve">절정·전환 — 한 간호사의 메시지</w:t>
+      </w:r>
+    </w:p>
+    <w:p>
+      <w:pPr>
+        <w:pStyle w:val="FirstParagraph"/>
+      </w:pPr>
+      <w:r>
+        <w:t xml:space="preserve">에이바: 타샤. 이건 길어요. 간호사한테서요.</w:t>
+      </w:r>
+      <w:r>
+        <w:t xml:space="preserve"> </w:t>
+      </w:r>
+      <w:r>
+        <w:t xml:space="preserve">“</w:t>
+      </w:r>
+      <w:r>
+        <w:t xml:space="preserve">레베카, 간호사, 오하이오.</w:t>
+      </w:r>
+      <w:r>
+        <w:t xml:space="preserve">”</w:t>
+      </w:r>
+      <w:r>
+        <w:t xml:space="preserve"> </w:t>
+      </w:r>
+      <w:r>
+        <w:t xml:space="preserve">그게… 개인적이에요.</w:t>
+      </w:r>
+    </w:p>
+    <w:p>
+      <w:pPr>
+        <w:pStyle w:val="BodyText"/>
+      </w:pPr>
+      <w:r>
+        <w:t xml:space="preserve">타샤: 읽어 줘요. 그분이 괜찮다면.</w:t>
+      </w:r>
+    </w:p>
+    <w:p>
+      <w:pPr>
+        <w:pStyle w:val="BodyText"/>
+      </w:pPr>
+      <w:r>
+        <w:t xml:space="preserve">에이바:</w:t>
+      </w:r>
+      <w:r>
+        <w:t xml:space="preserve"> </w:t>
+      </w:r>
+      <w:r>
+        <w:t xml:space="preserve">“</w:t>
+      </w:r>
+      <w:r>
+        <w:t xml:space="preserve">지난주에 카드를 다운로드했어요. 방에 붙였죠. 그리고 그게 필요해졌어요.</w:t>
+      </w:r>
+      <w:r>
+        <w:t xml:space="preserve">”</w:t>
+      </w:r>
+    </w:p>
+    <w:p>
+      <w:pPr>
+        <w:pStyle w:val="BodyText"/>
+      </w:pPr>
+      <w:r>
+        <w:t xml:space="preserve">타샤: …계속해요.</w:t>
+      </w:r>
+    </w:p>
+    <w:p>
+      <w:pPr>
+        <w:pStyle w:val="BodyText"/>
+      </w:pPr>
+      <w:r>
+        <w:t xml:space="preserve">에이바:</w:t>
+      </w:r>
+      <w:r>
+        <w:t xml:space="preserve"> </w:t>
+      </w:r>
+      <w:r>
+        <w:t xml:space="preserve">“</w:t>
+      </w:r>
+      <w:r>
+        <w:t xml:space="preserve">창백. 루마덤 환자. 전 얼어붙지 않았어요. 1단계를 읽었죠. 환자는 괜찮아요.</w:t>
+      </w:r>
+      <w:r>
+        <w:t xml:space="preserve">”</w:t>
+      </w:r>
+    </w:p>
+    <w:p>
+      <w:pPr>
+        <w:pStyle w:val="BodyText"/>
+      </w:pPr>
+      <w:r>
+        <w:t xml:space="preserve">조이: 타샤? 카메라 켜져 있어요.</w:t>
+      </w:r>
+    </w:p>
+    <w:p>
+      <w:pPr>
+        <w:pStyle w:val="BodyText"/>
+      </w:pPr>
+      <w:r>
+        <w:t xml:space="preserve">타샤: 알아요. 1초만요. 레베카, 고마워요. 그래서 제가 가르치는 거예요.</w:t>
+      </w:r>
+    </w:p>
+    <w:p>
+      <w:pPr>
+        <w:pStyle w:val="BodyText"/>
+      </w:pPr>
+      <w:r>
+        <w:t xml:space="preserve">엘레나: 레베카, 환자분이 괜찮다니 정말 다행이에요. 중요한 걸 하나 부탁해도 될까요?</w:t>
+      </w:r>
+    </w:p>
+    <w:p>
+      <w:pPr>
+        <w:pStyle w:val="BodyText"/>
+      </w:pPr>
+      <w:r>
+        <w:t xml:space="preserve">에이바: 치고 있어요.</w:t>
+      </w:r>
+      <w:r>
+        <w:t xml:space="preserve"> </w:t>
+      </w:r>
+      <w:r>
+        <w:t xml:space="preserve">“</w:t>
+      </w:r>
+      <w:r>
+        <w:t xml:space="preserve">물론이죠.</w:t>
+      </w:r>
+      <w:r>
+        <w:t xml:space="preserve">”</w:t>
+      </w:r>
+    </w:p>
+    <w:p>
+      <w:pPr>
+        <w:pStyle w:val="BodyText"/>
+      </w:pPr>
+      <w:r>
+        <w:t xml:space="preserve">엘레나: 보고해 주세요. 제조사와 FDA 메드워치에요. 잘 끝났더라도요. 결과가 좋아도 이상사례는 이상사례라서, 여전히 기록으로 남아야 해요.</w:t>
+      </w:r>
+    </w:p>
+    <w:p>
+      <w:pPr>
+        <w:pStyle w:val="BodyText"/>
+      </w:pPr>
+      <w:r>
+        <w:t xml:space="preserve">에이바: 물어요.</w:t>
+      </w:r>
+      <w:r>
+        <w:t xml:space="preserve"> </w:t>
+      </w:r>
+      <w:r>
+        <w:t xml:space="preserve">“</w:t>
+      </w:r>
+      <w:r>
+        <w:t xml:space="preserve">루마덤이었는데도요? 당신네 게 아니라?</w:t>
+      </w:r>
+      <w:r>
+        <w:t xml:space="preserve">”</w:t>
+      </w:r>
+    </w:p>
+    <w:p>
+      <w:pPr>
+        <w:pStyle w:val="BodyText"/>
+      </w:pPr>
+      <w:r>
+        <w:t xml:space="preserve">엘레나: 특히 그럴수록요. 모든 보고가 데이터를 더 낫게 만들어요. 모든 브랜드에.</w:t>
+      </w:r>
+    </w:p>
+    <w:p>
+      <w:pPr>
+        <w:pStyle w:val="BodyText"/>
+      </w:pPr>
+      <w:r>
+        <w:t xml:space="preserve">타샤: 대부분의 혈관 폐색은 보고되지 않아요. 그래서 우리가 계속 깜깜한 거예요.</w:t>
+      </w:r>
+    </w:p>
+    <w:p>
+      <w:pPr>
+        <w:pStyle w:val="BodyText"/>
+      </w:pPr>
+      <w:r>
+        <w:t xml:space="preserve">조이: 엘레나, 레베카 이야기를 공유해도 돼요? 마케팅에?</w:t>
+      </w:r>
+    </w:p>
+    <w:p>
+      <w:pPr>
+        <w:pStyle w:val="BodyText"/>
+      </w:pPr>
+      <w:r>
+        <w:t xml:space="preserve">엘레나: 안 돼요. 아무리 감동적이어도 이야기 하나는 데이터가 아니에요. 게다가 우리 제품도 아니었고요. 간호사의 응급 상황을 주사기 파는 데 쓰면, 오늘 밤 얻은 신뢰를 잃어요.</w:t>
+      </w:r>
+    </w:p>
+    <w:p>
+      <w:pPr>
+        <w:pStyle w:val="BodyText"/>
+      </w:pPr>
+      <w:r>
+        <w:t xml:space="preserve">조이: 그럴 줄 알았어요. 그래도 물어봐야 했어요.</w:t>
+      </w:r>
+    </w:p>
+    <w:p>
+      <w:pPr>
+        <w:pStyle w:val="BodyText"/>
+      </w:pPr>
+      <w:r>
+        <w:t xml:space="preserve">타샤: 시간 넘었어요. 5분 넘었어요.</w:t>
+      </w:r>
+    </w:p>
+    <w:p>
+      <w:pPr>
+        <w:pStyle w:val="BodyText"/>
+      </w:pPr>
+      <w:r>
+        <w:t xml:space="preserve">샘: 마무리해요. 30초.</w:t>
+      </w:r>
+    </w:p>
+    <w:p>
+      <w:pPr>
+        <w:pStyle w:val="BodyText"/>
+      </w:pPr>
+      <w:r>
+        <w:t xml:space="preserve">타샤: 모두 감사해요. 이메일로 후속 연락드릴게요. 답 못 한 모든 질문. 48시간 안에.</w:t>
+      </w:r>
+    </w:p>
+    <w:p>
+      <w:pPr>
+        <w:pStyle w:val="BodyText"/>
+      </w:pPr>
+      <w:r>
+        <w:t xml:space="preserve">엘레나: 그리고 카드를 인쇄하세요. 모든 방에 붙이세요. 어떤 제품이든.</w:t>
+      </w:r>
+    </w:p>
+    <w:p>
+      <w:pPr>
+        <w:pStyle w:val="BodyText"/>
+      </w:pPr>
+      <w:r>
+        <w:t xml:space="preserve">타샤: 좋은 밤 되세요. 주입 중단. 도움 요청. 타이머 시작.</w:t>
+      </w:r>
+    </w:p>
+    <w:p>
+      <w:pPr>
+        <w:pStyle w:val="BodyText"/>
+      </w:pPr>
+      <w:r>
+        <w:t xml:space="preserve">샘: 그리고 방송 종료. 끝.</w:t>
+      </w:r>
+    </w:p>
+    <w:p>
+      <w:pPr>
+        <w:pStyle w:val="BodyText"/>
+      </w:pPr>
+      <w:r>
+        <w:t xml:space="preserve">타샤: 나 카메라 앞에서 울었어요?</w:t>
+      </w:r>
+    </w:p>
+    <w:p>
+      <w:pPr>
+        <w:pStyle w:val="BodyText"/>
+      </w:pPr>
+      <w:r>
+        <w:t xml:space="preserve">조이: 거의요. 완벽하게 거의.</w:t>
+      </w:r>
+    </w:p>
+    <w:p>
+      <w:pPr>
+        <w:pStyle w:val="BodyText"/>
+      </w:pPr>
+      <w:r>
+        <w:t xml:space="preserve">에이바: 채팅이 아직 계속돼요. 사람들이 안 나가려고 해요.</w:t>
+      </w:r>
+    </w:p>
+    <w:bookmarkEnd w:id="35"/>
+    <w:bookmarkStart w:id="36" w:name="마무리-오후-8시-30분-1"/>
+    <w:p>
+      <w:pPr>
+        <w:pStyle w:val="Heading3"/>
+      </w:pPr>
+      <w:r>
+        <w:t xml:space="preserve">마무리 — 오후 8시 30분</w:t>
+      </w:r>
+    </w:p>
+    <w:p>
+      <w:pPr>
+        <w:pStyle w:val="FirstParagraph"/>
+      </w:pPr>
+      <w:r>
+        <w:t xml:space="preserve">노아: 집에서 봤어요. 어땠어요? 숫자는?</w:t>
+      </w:r>
+    </w:p>
+    <w:p>
+      <w:pPr>
+        <w:pStyle w:val="BodyText"/>
+      </w:pPr>
+      <w:r>
+        <w:t xml:space="preserve">에이바: 생방송 241명. 끝까지 남은 사람 188명.</w:t>
+      </w:r>
+    </w:p>
+    <w:p>
+      <w:pPr>
+        <w:pStyle w:val="BodyText"/>
+      </w:pPr>
+      <w:r>
+        <w:t xml:space="preserve">조이: 78퍼센트가 끝까지 남았어요. 웨비나치고 아주 높아요. 보통은 20분 지나면 나가거든요. 그리고 기억해요, 우리 소리도 영상도 끊겼었잖아요.</w:t>
+      </w:r>
+    </w:p>
+    <w:p>
+      <w:pPr>
+        <w:pStyle w:val="BodyText"/>
+      </w:pPr>
+      <w:r>
+        <w:t xml:space="preserve">타샤: 온라인 모듈에 96명 등록. 오늘 밤에.</w:t>
+      </w:r>
+    </w:p>
+    <w:p>
+      <w:pPr>
+        <w:pStyle w:val="BodyText"/>
+      </w:pPr>
+      <w:r>
+        <w:t xml:space="preserve">에이바: 질문 64개. 답 못 한 거 41개. 내일까지 분류할게요.</w:t>
+      </w:r>
+    </w:p>
+    <w:p>
+      <w:pPr>
+        <w:pStyle w:val="BodyText"/>
+      </w:pPr>
+      <w:r>
+        <w:t xml:space="preserve">엘레나: 오프라벨 질문은 의학 정보팀으로. 영업 말고. 기억해요.</w:t>
+      </w:r>
+    </w:p>
+    <w:p>
+      <w:pPr>
+        <w:pStyle w:val="BodyText"/>
+      </w:pPr>
+      <w:r>
+        <w:t xml:space="preserve">에이바: 의학은 선생님께. 영업은 영업 사원들에게. 모든 이메일 48시간 안에.</w:t>
+      </w:r>
+    </w:p>
+    <w:p>
+      <w:pPr>
+        <w:pStyle w:val="BodyText"/>
+      </w:pPr>
+      <w:r>
+        <w:t xml:space="preserve">노아: 그리고 Dr_K_TX는요?</w:t>
+      </w:r>
+    </w:p>
+    <w:p>
+      <w:pPr>
+        <w:pStyle w:val="BodyText"/>
+      </w:pPr>
+      <w:r>
+        <w:t xml:space="preserve">조이:</w:t>
+      </w:r>
+      <w:r>
+        <w:t xml:space="preserve"> </w:t>
+      </w:r>
+      <w:r>
+        <w:t xml:space="preserve">“</w:t>
+      </w:r>
+      <w:r>
+        <w:t xml:space="preserve">카일, 그만해</w:t>
+      </w:r>
+      <w:r>
+        <w:t xml:space="preserve">”</w:t>
+      </w:r>
+      <w:r>
+        <w:t xml:space="preserve"> </w:t>
+      </w:r>
+      <w:r>
+        <w:t xml:space="preserve">이후 나갔어요. 다시 안 왔고요.</w:t>
+      </w:r>
+    </w:p>
+    <w:p>
+      <w:pPr>
+        <w:pStyle w:val="BodyText"/>
+      </w:pPr>
+      <w:r>
+        <w:t xml:space="preserve">노아: 타샤, 훌륭했어요. 레베카 메시지… 들었어요.</w:t>
+      </w:r>
+    </w:p>
+    <w:p>
+      <w:pPr>
+        <w:pStyle w:val="BodyText"/>
+      </w:pPr>
+      <w:r>
+        <w:t xml:space="preserve">타샤: 4년 전엔 한 여자아이를 충분히 빨리 돕지 못했고, 그 뒤로 계속 그걸 안고 살았어요. 오늘 밤엔 만난 적도 없는 오하이오의 누군가를 카드 한 장과 카메라로 도왔어요.</w:t>
+      </w:r>
+    </w:p>
+    <w:p>
+      <w:pPr>
+        <w:pStyle w:val="BodyText"/>
+      </w:pPr>
+      <w:r>
+        <w:t xml:space="preserve">조이: 좋아요, 여러분. 다음 주. 소비자 캠페인. 의사 말고 환자.</w:t>
+      </w:r>
+    </w:p>
+    <w:p>
+      <w:pPr>
+        <w:pStyle w:val="BodyText"/>
+      </w:pPr>
+      <w:r>
+        <w:t xml:space="preserve">엘레나: 벌써 긴장되네요.</w:t>
+      </w:r>
+    </w:p>
+    <w:p>
+      <w:pPr>
+        <w:pStyle w:val="BodyText"/>
+      </w:pPr>
+      <w:r>
+        <w:t xml:space="preserve">조이: 그래야죠. 인플루언서를 만날 거예요. 브룩 켄들. 팔로워 120만.</w:t>
+      </w:r>
+    </w:p>
+    <w:p>
+      <w:pPr>
+        <w:pStyle w:val="BodyText"/>
+      </w:pPr>
+      <w:r>
+        <w:t xml:space="preserve">엘레나: 그럼 FTC 규정 가져갈게요. 인쇄해서. 큰 글씨로.</w:t>
+      </w:r>
+    </w:p>
+    <w:bookmarkEnd w:id="36"/>
+    <w:bookmarkEnd w:id="37"/>
+    <w:bookmarkEnd w:id="38"/>
     <w:sectPr/>
   </w:body>
 </w:document>
@@ -4809,583 +4756,8 @@
       </w:pPr>
     </w:lvl>
   </w:abstractNum>
-  <w:abstractNum w:abstractNumId="99411">
-    <w:nsid w:val="A99411"/>
-    <w:multiLevelType w:val="multilevel"/>
-    <w:lvl w:ilvl="0">
-      <w:start w:val="1"/>
-      <w:numFmt w:val="decimal"/>
-      <w:lvlText w:val="%1."/>
-      <w:lvlJc w:val="left"/>
-      <w:pPr>
-        <w:ind w:left="720" w:hanging="480"/>
-      </w:pPr>
-    </w:lvl>
-    <w:lvl w:ilvl="1">
-      <w:start w:val="1"/>
-      <w:numFmt w:val="decimal"/>
-      <w:lvlText w:val="%2."/>
-      <w:lvlJc w:val="left"/>
-      <w:pPr>
-        <w:ind w:left="1440" w:hanging="480"/>
-      </w:pPr>
-    </w:lvl>
-    <w:lvl w:ilvl="2">
-      <w:start w:val="1"/>
-      <w:numFmt w:val="decimal"/>
-      <w:lvlText w:val="%3."/>
-      <w:lvlJc w:val="left"/>
-      <w:pPr>
-        <w:ind w:left="2160" w:hanging="480"/>
-      </w:pPr>
-    </w:lvl>
-    <w:lvl w:ilvl="3">
-      <w:start w:val="1"/>
-      <w:numFmt w:val="decimal"/>
-      <w:lvlText w:val="%4."/>
-      <w:lvlJc w:val="left"/>
-      <w:pPr>
-        <w:ind w:left="2880" w:hanging="480"/>
-      </w:pPr>
-    </w:lvl>
-    <w:lvl w:ilvl="4">
-      <w:start w:val="1"/>
-      <w:numFmt w:val="decimal"/>
-      <w:lvlText w:val="%5."/>
-      <w:lvlJc w:val="left"/>
-      <w:pPr>
-        <w:ind w:left="3600" w:hanging="480"/>
-      </w:pPr>
-    </w:lvl>
-    <w:lvl w:ilvl="5">
-      <w:start w:val="1"/>
-      <w:numFmt w:val="decimal"/>
-      <w:lvlText w:val="%6."/>
-      <w:lvlJc w:val="left"/>
-      <w:pPr>
-        <w:ind w:left="4320" w:hanging="480"/>
-      </w:pPr>
-    </w:lvl>
-    <w:lvl w:ilvl="6">
-      <w:start w:val="1"/>
-      <w:numFmt w:val="decimal"/>
-      <w:lvlText w:val="%7."/>
-      <w:lvlJc w:val="left"/>
-      <w:pPr>
-        <w:ind w:left="5040" w:hanging="480"/>
-      </w:pPr>
-    </w:lvl>
-    <w:lvl w:ilvl="7">
-      <w:start w:val="1"/>
-      <w:numFmt w:val="decimal"/>
-      <w:lvlText w:val="%8."/>
-      <w:lvlJc w:val="left"/>
-      <w:pPr>
-        <w:ind w:left="5760" w:hanging="480"/>
-      </w:pPr>
-    </w:lvl>
-    <w:lvl w:ilvl="8">
-      <w:start w:val="1"/>
-      <w:numFmt w:val="decimal"/>
-      <w:lvlText w:val="%9."/>
-      <w:lvlJc w:val="left"/>
-      <w:pPr>
-        <w:ind w:left="6480" w:hanging="480"/>
-      </w:pPr>
-    </w:lvl>
-  </w:abstractNum>
-  <w:abstractNum w:abstractNumId="994116">
-    <w:nsid w:val="A994116"/>
-    <w:multiLevelType w:val="multilevel"/>
-    <w:lvl w:ilvl="0">
-      <w:start w:val="16"/>
-      <w:numFmt w:val="decimal"/>
-      <w:lvlText w:val="%1."/>
-      <w:lvlJc w:val="left"/>
-      <w:pPr>
-        <w:ind w:left="720" w:hanging="480"/>
-      </w:pPr>
-    </w:lvl>
-    <w:lvl w:ilvl="1">
-      <w:start w:val="16"/>
-      <w:numFmt w:val="decimal"/>
-      <w:lvlText w:val="%2."/>
-      <w:lvlJc w:val="left"/>
-      <w:pPr>
-        <w:ind w:left="1440" w:hanging="480"/>
-      </w:pPr>
-    </w:lvl>
-    <w:lvl w:ilvl="2">
-      <w:start w:val="16"/>
-      <w:numFmt w:val="decimal"/>
-      <w:lvlText w:val="%3."/>
-      <w:lvlJc w:val="left"/>
-      <w:pPr>
-        <w:ind w:left="2160" w:hanging="480"/>
-      </w:pPr>
-    </w:lvl>
-    <w:lvl w:ilvl="3">
-      <w:start w:val="16"/>
-      <w:numFmt w:val="decimal"/>
-      <w:lvlText w:val="%4."/>
-      <w:lvlJc w:val="left"/>
-      <w:pPr>
-        <w:ind w:left="2880" w:hanging="480"/>
-      </w:pPr>
-    </w:lvl>
-    <w:lvl w:ilvl="4">
-      <w:start w:val="16"/>
-      <w:numFmt w:val="decimal"/>
-      <w:lvlText w:val="%5."/>
-      <w:lvlJc w:val="left"/>
-      <w:pPr>
-        <w:ind w:left="3600" w:hanging="480"/>
-      </w:pPr>
-    </w:lvl>
-    <w:lvl w:ilvl="5">
-      <w:start w:val="16"/>
-      <w:numFmt w:val="decimal"/>
-      <w:lvlText w:val="%6."/>
-      <w:lvlJc w:val="left"/>
-      <w:pPr>
-        <w:ind w:left="4320" w:hanging="480"/>
-      </w:pPr>
-    </w:lvl>
-    <w:lvl w:ilvl="6">
-      <w:start w:val="16"/>
-      <w:numFmt w:val="decimal"/>
-      <w:lvlText w:val="%7."/>
-      <w:lvlJc w:val="left"/>
-      <w:pPr>
-        <w:ind w:left="5040" w:hanging="480"/>
-      </w:pPr>
-    </w:lvl>
-    <w:lvl w:ilvl="7">
-      <w:start w:val="16"/>
-      <w:numFmt w:val="decimal"/>
-      <w:lvlText w:val="%8."/>
-      <w:lvlJc w:val="left"/>
-      <w:pPr>
-        <w:ind w:left="5760" w:hanging="480"/>
-      </w:pPr>
-    </w:lvl>
-    <w:lvl w:ilvl="8">
-      <w:start w:val="16"/>
-      <w:numFmt w:val="decimal"/>
-      <w:lvlText w:val="%9."/>
-      <w:lvlJc w:val="left"/>
-      <w:pPr>
-        <w:ind w:left="6480" w:hanging="480"/>
-      </w:pPr>
-    </w:lvl>
-  </w:abstractNum>
-  <w:abstractNum w:abstractNumId="994151">
-    <w:nsid w:val="A994151"/>
-    <w:multiLevelType w:val="multilevel"/>
-    <w:lvl w:ilvl="0">
-      <w:start w:val="51"/>
-      <w:numFmt w:val="decimal"/>
-      <w:lvlText w:val="%1."/>
-      <w:lvlJc w:val="left"/>
-      <w:pPr>
-        <w:ind w:left="720" w:hanging="480"/>
-      </w:pPr>
-    </w:lvl>
-    <w:lvl w:ilvl="1">
-      <w:start w:val="51"/>
-      <w:numFmt w:val="decimal"/>
-      <w:lvlText w:val="%2."/>
-      <w:lvlJc w:val="left"/>
-      <w:pPr>
-        <w:ind w:left="1440" w:hanging="480"/>
-      </w:pPr>
-    </w:lvl>
-    <w:lvl w:ilvl="2">
-      <w:start w:val="51"/>
-      <w:numFmt w:val="decimal"/>
-      <w:lvlText w:val="%3."/>
-      <w:lvlJc w:val="left"/>
-      <w:pPr>
-        <w:ind w:left="2160" w:hanging="480"/>
-      </w:pPr>
-    </w:lvl>
-    <w:lvl w:ilvl="3">
-      <w:start w:val="51"/>
-      <w:numFmt w:val="decimal"/>
-      <w:lvlText w:val="%4."/>
-      <w:lvlJc w:val="left"/>
-      <w:pPr>
-        <w:ind w:left="2880" w:hanging="480"/>
-      </w:pPr>
-    </w:lvl>
-    <w:lvl w:ilvl="4">
-      <w:start w:val="51"/>
-      <w:numFmt w:val="decimal"/>
-      <w:lvlText w:val="%5."/>
-      <w:lvlJc w:val="left"/>
-      <w:pPr>
-        <w:ind w:left="3600" w:hanging="480"/>
-      </w:pPr>
-    </w:lvl>
-    <w:lvl w:ilvl="5">
-      <w:start w:val="51"/>
-      <w:numFmt w:val="decimal"/>
-      <w:lvlText w:val="%6."/>
-      <w:lvlJc w:val="left"/>
-      <w:pPr>
-        <w:ind w:left="4320" w:hanging="480"/>
-      </w:pPr>
-    </w:lvl>
-    <w:lvl w:ilvl="6">
-      <w:start w:val="51"/>
-      <w:numFmt w:val="decimal"/>
-      <w:lvlText w:val="%7."/>
-      <w:lvlJc w:val="left"/>
-      <w:pPr>
-        <w:ind w:left="5040" w:hanging="480"/>
-      </w:pPr>
-    </w:lvl>
-    <w:lvl w:ilvl="7">
-      <w:start w:val="51"/>
-      <w:numFmt w:val="decimal"/>
-      <w:lvlText w:val="%8."/>
-      <w:lvlJc w:val="left"/>
-      <w:pPr>
-        <w:ind w:left="5760" w:hanging="480"/>
-      </w:pPr>
-    </w:lvl>
-    <w:lvl w:ilvl="8">
-      <w:start w:val="51"/>
-      <w:numFmt w:val="decimal"/>
-      <w:lvlText w:val="%9."/>
-      <w:lvlJc w:val="left"/>
-      <w:pPr>
-        <w:ind w:left="6480" w:hanging="480"/>
-      </w:pPr>
-    </w:lvl>
-  </w:abstractNum>
-  <w:abstractNum w:abstractNumId="994181">
-    <w:nsid w:val="A994181"/>
-    <w:multiLevelType w:val="multilevel"/>
-    <w:lvl w:ilvl="0">
-      <w:start w:val="81"/>
-      <w:numFmt w:val="decimal"/>
-      <w:lvlText w:val="%1."/>
-      <w:lvlJc w:val="left"/>
-      <w:pPr>
-        <w:ind w:left="720" w:hanging="480"/>
-      </w:pPr>
-    </w:lvl>
-    <w:lvl w:ilvl="1">
-      <w:start w:val="81"/>
-      <w:numFmt w:val="decimal"/>
-      <w:lvlText w:val="%2."/>
-      <w:lvlJc w:val="left"/>
-      <w:pPr>
-        <w:ind w:left="1440" w:hanging="480"/>
-      </w:pPr>
-    </w:lvl>
-    <w:lvl w:ilvl="2">
-      <w:start w:val="81"/>
-      <w:numFmt w:val="decimal"/>
-      <w:lvlText w:val="%3."/>
-      <w:lvlJc w:val="left"/>
-      <w:pPr>
-        <w:ind w:left="2160" w:hanging="480"/>
-      </w:pPr>
-    </w:lvl>
-    <w:lvl w:ilvl="3">
-      <w:start w:val="81"/>
-      <w:numFmt w:val="decimal"/>
-      <w:lvlText w:val="%4."/>
-      <w:lvlJc w:val="left"/>
-      <w:pPr>
-        <w:ind w:left="2880" w:hanging="480"/>
-      </w:pPr>
-    </w:lvl>
-    <w:lvl w:ilvl="4">
-      <w:start w:val="81"/>
-      <w:numFmt w:val="decimal"/>
-      <w:lvlText w:val="%5."/>
-      <w:lvlJc w:val="left"/>
-      <w:pPr>
-        <w:ind w:left="3600" w:hanging="480"/>
-      </w:pPr>
-    </w:lvl>
-    <w:lvl w:ilvl="5">
-      <w:start w:val="81"/>
-      <w:numFmt w:val="decimal"/>
-      <w:lvlText w:val="%6."/>
-      <w:lvlJc w:val="left"/>
-      <w:pPr>
-        <w:ind w:left="4320" w:hanging="480"/>
-      </w:pPr>
-    </w:lvl>
-    <w:lvl w:ilvl="6">
-      <w:start w:val="81"/>
-      <w:numFmt w:val="decimal"/>
-      <w:lvlText w:val="%7."/>
-      <w:lvlJc w:val="left"/>
-      <w:pPr>
-        <w:ind w:left="5040" w:hanging="480"/>
-      </w:pPr>
-    </w:lvl>
-    <w:lvl w:ilvl="7">
-      <w:start w:val="81"/>
-      <w:numFmt w:val="decimal"/>
-      <w:lvlText w:val="%8."/>
-      <w:lvlJc w:val="left"/>
-      <w:pPr>
-        <w:ind w:left="5760" w:hanging="480"/>
-      </w:pPr>
-    </w:lvl>
-    <w:lvl w:ilvl="8">
-      <w:start w:val="81"/>
-      <w:numFmt w:val="decimal"/>
-      <w:lvlText w:val="%9."/>
-      <w:lvlJc w:val="left"/>
-      <w:pPr>
-        <w:ind w:left="6480" w:hanging="480"/>
-      </w:pPr>
-    </w:lvl>
-  </w:abstractNum>
-  <w:abstractNum w:abstractNumId="9941106">
-    <w:nsid w:val="A9941106"/>
-    <w:multiLevelType w:val="multilevel"/>
-    <w:lvl w:ilvl="0">
-      <w:start w:val="106"/>
-      <w:numFmt w:val="decimal"/>
-      <w:lvlText w:val="%1."/>
-      <w:lvlJc w:val="left"/>
-      <w:pPr>
-        <w:ind w:left="720" w:hanging="480"/>
-      </w:pPr>
-    </w:lvl>
-    <w:lvl w:ilvl="1">
-      <w:start w:val="106"/>
-      <w:numFmt w:val="decimal"/>
-      <w:lvlText w:val="%2."/>
-      <w:lvlJc w:val="left"/>
-      <w:pPr>
-        <w:ind w:left="1440" w:hanging="480"/>
-      </w:pPr>
-    </w:lvl>
-    <w:lvl w:ilvl="2">
-      <w:start w:val="106"/>
-      <w:numFmt w:val="decimal"/>
-      <w:lvlText w:val="%3."/>
-      <w:lvlJc w:val="left"/>
-      <w:pPr>
-        <w:ind w:left="2160" w:hanging="480"/>
-      </w:pPr>
-    </w:lvl>
-    <w:lvl w:ilvl="3">
-      <w:start w:val="106"/>
-      <w:numFmt w:val="decimal"/>
-      <w:lvlText w:val="%4."/>
-      <w:lvlJc w:val="left"/>
-      <w:pPr>
-        <w:ind w:left="2880" w:hanging="480"/>
-      </w:pPr>
-    </w:lvl>
-    <w:lvl w:ilvl="4">
-      <w:start w:val="106"/>
-      <w:numFmt w:val="decimal"/>
-      <w:lvlText w:val="%5."/>
-      <w:lvlJc w:val="left"/>
-      <w:pPr>
-        <w:ind w:left="3600" w:hanging="480"/>
-      </w:pPr>
-    </w:lvl>
-    <w:lvl w:ilvl="5">
-      <w:start w:val="106"/>
-      <w:numFmt w:val="decimal"/>
-      <w:lvlText w:val="%6."/>
-      <w:lvlJc w:val="left"/>
-      <w:pPr>
-        <w:ind w:left="4320" w:hanging="480"/>
-      </w:pPr>
-    </w:lvl>
-    <w:lvl w:ilvl="6">
-      <w:start w:val="106"/>
-      <w:numFmt w:val="decimal"/>
-      <w:lvlText w:val="%7."/>
-      <w:lvlJc w:val="left"/>
-      <w:pPr>
-        <w:ind w:left="5040" w:hanging="480"/>
-      </w:pPr>
-    </w:lvl>
-    <w:lvl w:ilvl="7">
-      <w:start w:val="106"/>
-      <w:numFmt w:val="decimal"/>
-      <w:lvlText w:val="%8."/>
-      <w:lvlJc w:val="left"/>
-      <w:pPr>
-        <w:ind w:left="5760" w:hanging="480"/>
-      </w:pPr>
-    </w:lvl>
-    <w:lvl w:ilvl="8">
-      <w:start w:val="106"/>
-      <w:numFmt w:val="decimal"/>
-      <w:lvlText w:val="%9."/>
-      <w:lvlJc w:val="left"/>
-      <w:pPr>
-        <w:ind w:left="6480" w:hanging="480"/>
-      </w:pPr>
-    </w:lvl>
-  </w:abstractNum>
   <w:num w:numId="1000">
     <w:abstractNumId w:val="990"/>
-  </w:num>
-  <w:num w:numId="1001">
-    <w:abstractNumId w:val="99411"/>
-    <w:lvlOverride w:ilvl="0">
-      <w:startOverride w:val="1"/>
-    </w:lvlOverride>
-    <w:lvlOverride w:ilvl="1">
-      <w:startOverride w:val="1"/>
-    </w:lvlOverride>
-    <w:lvlOverride w:ilvl="2">
-      <w:startOverride w:val="1"/>
-    </w:lvlOverride>
-    <w:lvlOverride w:ilvl="3">
-      <w:startOverride w:val="1"/>
-    </w:lvlOverride>
-    <w:lvlOverride w:ilvl="4">
-      <w:startOverride w:val="1"/>
-    </w:lvlOverride>
-    <w:lvlOverride w:ilvl="5">
-      <w:startOverride w:val="1"/>
-    </w:lvlOverride>
-    <w:lvlOverride w:ilvl="6">
-      <w:startOverride w:val="1"/>
-    </w:lvlOverride>
-    <w:lvlOverride w:ilvl="7">
-      <w:startOverride w:val="1"/>
-    </w:lvlOverride>
-    <w:lvlOverride w:ilvl="8">
-      <w:startOverride w:val="1"/>
-    </w:lvlOverride>
-  </w:num>
-  <w:num w:numId="1002">
-    <w:abstractNumId w:val="994116"/>
-    <w:lvlOverride w:ilvl="0">
-      <w:startOverride w:val="16"/>
-    </w:lvlOverride>
-    <w:lvlOverride w:ilvl="1">
-      <w:startOverride w:val="16"/>
-    </w:lvlOverride>
-    <w:lvlOverride w:ilvl="2">
-      <w:startOverride w:val="16"/>
-    </w:lvlOverride>
-    <w:lvlOverride w:ilvl="3">
-      <w:startOverride w:val="16"/>
-    </w:lvlOverride>
-    <w:lvlOverride w:ilvl="4">
-      <w:startOverride w:val="16"/>
-    </w:lvlOverride>
-    <w:lvlOverride w:ilvl="5">
-      <w:startOverride w:val="16"/>
-    </w:lvlOverride>
-    <w:lvlOverride w:ilvl="6">
-      <w:startOverride w:val="16"/>
-    </w:lvlOverride>
-    <w:lvlOverride w:ilvl="7">
-      <w:startOverride w:val="16"/>
-    </w:lvlOverride>
-    <w:lvlOverride w:ilvl="8">
-      <w:startOverride w:val="16"/>
-    </w:lvlOverride>
-  </w:num>
-  <w:num w:numId="1003">
-    <w:abstractNumId w:val="994151"/>
-    <w:lvlOverride w:ilvl="0">
-      <w:startOverride w:val="51"/>
-    </w:lvlOverride>
-    <w:lvlOverride w:ilvl="1">
-      <w:startOverride w:val="51"/>
-    </w:lvlOverride>
-    <w:lvlOverride w:ilvl="2">
-      <w:startOverride w:val="51"/>
-    </w:lvlOverride>
-    <w:lvlOverride w:ilvl="3">
-      <w:startOverride w:val="51"/>
-    </w:lvlOverride>
-    <w:lvlOverride w:ilvl="4">
-      <w:startOverride w:val="51"/>
-    </w:lvlOverride>
-    <w:lvlOverride w:ilvl="5">
-      <w:startOverride w:val="51"/>
-    </w:lvlOverride>
-    <w:lvlOverride w:ilvl="6">
-      <w:startOverride w:val="51"/>
-    </w:lvlOverride>
-    <w:lvlOverride w:ilvl="7">
-      <w:startOverride w:val="51"/>
-    </w:lvlOverride>
-    <w:lvlOverride w:ilvl="8">
-      <w:startOverride w:val="51"/>
-    </w:lvlOverride>
-  </w:num>
-  <w:num w:numId="1004">
-    <w:abstractNumId w:val="994181"/>
-    <w:lvlOverride w:ilvl="0">
-      <w:startOverride w:val="81"/>
-    </w:lvlOverride>
-    <w:lvlOverride w:ilvl="1">
-      <w:startOverride w:val="81"/>
-    </w:lvlOverride>
-    <w:lvlOverride w:ilvl="2">
-      <w:startOverride w:val="81"/>
-    </w:lvlOverride>
-    <w:lvlOverride w:ilvl="3">
-      <w:startOverride w:val="81"/>
-    </w:lvlOverride>
-    <w:lvlOverride w:ilvl="4">
-      <w:startOverride w:val="81"/>
-    </w:lvlOverride>
-    <w:lvlOverride w:ilvl="5">
-      <w:startOverride w:val="81"/>
-    </w:lvlOverride>
-    <w:lvlOverride w:ilvl="6">
-      <w:startOverride w:val="81"/>
-    </w:lvlOverride>
-    <w:lvlOverride w:ilvl="7">
-      <w:startOverride w:val="81"/>
-    </w:lvlOverride>
-    <w:lvlOverride w:ilvl="8">
-      <w:startOverride w:val="81"/>
-    </w:lvlOverride>
-  </w:num>
-  <w:num w:numId="1005">
-    <w:abstractNumId w:val="9941106"/>
-    <w:lvlOverride w:ilvl="0">
-      <w:startOverride w:val="106"/>
-    </w:lvlOverride>
-    <w:lvlOverride w:ilvl="1">
-      <w:startOverride w:val="106"/>
-    </w:lvlOverride>
-    <w:lvlOverride w:ilvl="2">
-      <w:startOverride w:val="106"/>
-    </w:lvlOverride>
-    <w:lvlOverride w:ilvl="3">
-      <w:startOverride w:val="106"/>
-    </w:lvlOverride>
-    <w:lvlOverride w:ilvl="4">
-      <w:startOverride w:val="106"/>
-    </w:lvlOverride>
-    <w:lvlOverride w:ilvl="5">
-      <w:startOverride w:val="106"/>
-    </w:lvlOverride>
-    <w:lvlOverride w:ilvl="6">
-      <w:startOverride w:val="106"/>
-    </w:lvlOverride>
-    <w:lvlOverride w:ilvl="7">
-      <w:startOverride w:val="106"/>
-    </w:lvlOverride>
-    <w:lvlOverride w:ilvl="8">
-      <w:startOverride w:val="106"/>
-    </w:lvlOverride>
   </w:num>
 </w:numbering>
 </file>
